--- a/src/main/resources/templates/PhuongAnVayVon.docx
+++ b/src/main/resources/templates/PhuongAnVayVon.docx
@@ -256,7 +256,7 @@
           <w:rFonts w:ascii="Times New Roman" w:hAnsi="Times New Roman"/>
           <w:sz w:val="28"/>
         </w:rPr>
-        <w:t xml:space="preserve">              </w:t>
+        <w:t xml:space="preserve">    </w:t>
       </w:r>
       <w:r>
         <w:rPr>
@@ -387,7 +387,21 @@
           <w:rFonts w:ascii="Times New Roman" w:hAnsi="Times New Roman"/>
           <w:sz w:val="28"/>
         </w:rPr>
-        <w:t xml:space="preserve">                Năm sinh: {{nsnt}}</w:t>
+        <w:t xml:space="preserve">                </w:t>
+      </w:r>
+      <w:r>
+        <w:rPr>
+          <w:rFonts w:ascii="Times New Roman" w:hAnsi="Times New Roman"/>
+          <w:sz w:val="28"/>
+        </w:rPr>
+        <w:t xml:space="preserve">       </w:t>
+      </w:r>
+      <w:r>
+        <w:rPr>
+          <w:rFonts w:ascii="Times New Roman" w:hAnsi="Times New Roman"/>
+          <w:sz w:val="28"/>
+        </w:rPr>
+        <w:t>Năm sinh: {{nsnt}}</w:t>
       </w:r>
     </w:p>
     <w:p>
@@ -852,7 +866,21 @@
           <w:rFonts w:ascii="Times New Roman" w:hAnsi="Times New Roman"/>
           <w:sz w:val="28"/>
         </w:rPr>
-        <w:t xml:space="preserve"> Tổng nhu cầu vốn đầu tư cho phương án = Tổng chi phí của phương án – Tổng chi phí gián tiếp:      {{tongNCV}} đồng.</w:t>
+        <w:t xml:space="preserve"> Tổng nhu cầu vốn đầu tư cho phương án = Tổng chi phí của phương án – Tổng chi phí gián tiếp:      {{tongNCV}} </w:t>
+      </w:r>
+      <w:r>
+        <w:rPr>
+          <w:rFonts w:ascii="Times New Roman" w:hAnsi="Times New Roman"/>
+          <w:sz w:val="28"/>
+        </w:rPr>
+        <w:t xml:space="preserve">    </w:t>
+      </w:r>
+      <w:r>
+        <w:rPr>
+          <w:rFonts w:ascii="Times New Roman" w:hAnsi="Times New Roman"/>
+          <w:sz w:val="28"/>
+        </w:rPr>
+        <w:t>đồng.</w:t>
       </w:r>
     </w:p>
     <w:p>
@@ -1093,6 +1121,13 @@
           <w:rFonts w:ascii="Times New Roman" w:hAnsi="Times New Roman"/>
           <w:sz w:val="28"/>
         </w:rPr>
+        <w:t xml:space="preserve"> </w:t>
+      </w:r>
+      <w:r>
+        <w:rPr>
+          <w:rFonts w:ascii="Times New Roman" w:hAnsi="Times New Roman"/>
+          <w:sz w:val="28"/>
+        </w:rPr>
         <w:t>đồng</w:t>
       </w:r>
     </w:p>
@@ -1129,6 +1164,13 @@
           <w:rFonts w:ascii="Times New Roman" w:hAnsi="Times New Roman"/>
           <w:sz w:val="28"/>
         </w:rPr>
+        <w:t xml:space="preserve"> </w:t>
+      </w:r>
+      <w:r>
+        <w:rPr>
+          <w:rFonts w:ascii="Times New Roman" w:hAnsi="Times New Roman"/>
+          <w:sz w:val="28"/>
+        </w:rPr>
         <w:t>đồng</w:t>
       </w:r>
     </w:p>
@@ -1271,6 +1313,137 @@
           <w:sz w:val="28"/>
         </w:rPr>
         <w:t xml:space="preserve">  </w:t>
+      </w:r>
+      <w:r>
+        <w:rPr>
+          <w:rFonts w:ascii="Times New Roman" w:hAnsi="Times New Roman"/>
+          <w:sz w:val="28"/>
+        </w:rPr>
+        <w:t xml:space="preserve"> </w:t>
+      </w:r>
+      <w:r>
+        <w:rPr>
+          <w:rFonts w:ascii="Times New Roman" w:hAnsi="Times New Roman"/>
+          <w:sz w:val="28"/>
+        </w:rPr>
+        <w:t xml:space="preserve">   </w:t>
+      </w:r>
+      <w:r>
+        <w:rPr>
+          <w:rFonts w:ascii="Times New Roman" w:hAnsi="Times New Roman"/>
+          <w:sz w:val="28"/>
+        </w:rPr>
+        <w:t>đồng</w:t>
+      </w:r>
+    </w:p>
+    <w:p>
+      <w:pPr>
+        <w:rPr>
+          <w:rFonts w:ascii="Times New Roman" w:hAnsi="Times New Roman"/>
+          <w:sz w:val="28"/>
+        </w:rPr>
+      </w:pPr>
+      <w:r>
+        <w:rPr>
+          <w:rFonts w:ascii="Times New Roman" w:hAnsi="Times New Roman"/>
+          <w:sz w:val="28"/>
+        </w:rPr>
+        <w:tab/>
+        <w:t>Từ thu nhập khác:</w:t>
+      </w:r>
+      <w:r>
+        <w:rPr>
+          <w:rFonts w:ascii="Times New Roman" w:hAnsi="Times New Roman"/>
+          <w:sz w:val="28"/>
+        </w:rPr>
+        <w:tab/>
+      </w:r>
+      <w:r>
+        <w:rPr>
+          <w:rFonts w:ascii="Times New Roman" w:hAnsi="Times New Roman"/>
+          <w:sz w:val="28"/>
+        </w:rPr>
+        <w:tab/>
+      </w:r>
+      <w:r>
+        <w:rPr>
+          <w:rFonts w:ascii="Times New Roman" w:hAnsi="Times New Roman"/>
+          <w:sz w:val="28"/>
+        </w:rPr>
+        <w:tab/>
+      </w:r>
+      <w:r>
+        <w:rPr>
+          <w:rFonts w:ascii="Times New Roman" w:hAnsi="Times New Roman"/>
+          <w:sz w:val="28"/>
+        </w:rPr>
+        <w:tab/>
+      </w:r>
+      <w:r>
+        <w:rPr>
+          <w:rFonts w:ascii="Times New Roman" w:hAnsi="Times New Roman"/>
+          <w:sz w:val="28"/>
+        </w:rPr>
+        <w:tab/>
+        <w:t xml:space="preserve">0                            </w:t>
+      </w:r>
+      <w:r>
+        <w:rPr>
+          <w:rFonts w:ascii="Times New Roman" w:hAnsi="Times New Roman"/>
+          <w:sz w:val="28"/>
+        </w:rPr>
+        <w:t xml:space="preserve">   </w:t>
+      </w:r>
+      <w:r>
+        <w:rPr>
+          <w:rFonts w:ascii="Times New Roman" w:hAnsi="Times New Roman"/>
+          <w:sz w:val="28"/>
+        </w:rPr>
+        <w:t>đồng</w:t>
+      </w:r>
+    </w:p>
+    <w:p>
+      <w:pPr>
+        <w:rPr>
+          <w:rFonts w:ascii="Times New Roman" w:hAnsi="Times New Roman"/>
+          <w:sz w:val="28"/>
+        </w:rPr>
+      </w:pPr>
+      <w:r>
+        <w:rPr>
+          <w:rFonts w:ascii="Times New Roman" w:hAnsi="Times New Roman"/>
+          <w:sz w:val="28"/>
+        </w:rPr>
+        <w:tab/>
+        <w:t>Từ thu hồi vốn đầu tư củ</w:t>
+      </w:r>
+      <w:r>
+        <w:rPr>
+          <w:rFonts w:ascii="Times New Roman" w:hAnsi="Times New Roman"/>
+          <w:sz w:val="28"/>
+        </w:rPr>
+        <w:t>a</w:t>
+      </w:r>
+      <w:r>
+        <w:rPr>
+          <w:rFonts w:ascii="Times New Roman" w:hAnsi="Times New Roman"/>
+          <w:sz w:val="28"/>
+        </w:rPr>
+        <w:t xml:space="preserve"> phương án:              {{thuHoiVon}}    </w:t>
+      </w:r>
+      <w:r>
+        <w:rPr>
+          <w:rFonts w:ascii="Times New Roman" w:hAnsi="Times New Roman"/>
+          <w:sz w:val="28"/>
+        </w:rPr>
+        <w:t xml:space="preserve">   </w:t>
+      </w:r>
+      <w:r>
+        <w:rPr>
+          <w:rFonts w:ascii="Times New Roman" w:hAnsi="Times New Roman"/>
+          <w:sz w:val="28"/>
+        </w:rPr>
+        <w:t xml:space="preserve">   </w:t>
       </w:r>
       <w:bookmarkStart w:id="0" w:name="_GoBack"/>
       <w:bookmarkEnd w:id="0"/>
@@ -1279,109 +1452,6 @@
           <w:rFonts w:ascii="Times New Roman" w:hAnsi="Times New Roman"/>
           <w:sz w:val="28"/>
         </w:rPr>
-        <w:t xml:space="preserve"> đồng</w:t>
-      </w:r>
-    </w:p>
-    <w:p>
-      <w:pPr>
-        <w:rPr>
-          <w:rFonts w:ascii="Times New Roman" w:hAnsi="Times New Roman"/>
-          <w:sz w:val="28"/>
-        </w:rPr>
-      </w:pPr>
-      <w:r>
-        <w:rPr>
-          <w:rFonts w:ascii="Times New Roman" w:hAnsi="Times New Roman"/>
-          <w:sz w:val="28"/>
-        </w:rPr>
-        <w:tab/>
-        <w:t>Từ thu nhập khác:</w:t>
-      </w:r>
-      <w:r>
-        <w:rPr>
-          <w:rFonts w:ascii="Times New Roman" w:hAnsi="Times New Roman"/>
-          <w:sz w:val="28"/>
-        </w:rPr>
-        <w:tab/>
-      </w:r>
-      <w:r>
-        <w:rPr>
-          <w:rFonts w:ascii="Times New Roman" w:hAnsi="Times New Roman"/>
-          <w:sz w:val="28"/>
-        </w:rPr>
-        <w:tab/>
-      </w:r>
-      <w:r>
-        <w:rPr>
-          <w:rFonts w:ascii="Times New Roman" w:hAnsi="Times New Roman"/>
-          <w:sz w:val="28"/>
-        </w:rPr>
-        <w:tab/>
-      </w:r>
-      <w:r>
-        <w:rPr>
-          <w:rFonts w:ascii="Times New Roman" w:hAnsi="Times New Roman"/>
-          <w:sz w:val="28"/>
-        </w:rPr>
-        <w:tab/>
-      </w:r>
-      <w:r>
-        <w:rPr>
-          <w:rFonts w:ascii="Times New Roman" w:hAnsi="Times New Roman"/>
-          <w:sz w:val="28"/>
-        </w:rPr>
-        <w:tab/>
-        <w:t xml:space="preserve">0                            </w:t>
-      </w:r>
-      <w:r>
-        <w:rPr>
-          <w:rFonts w:ascii="Times New Roman" w:hAnsi="Times New Roman"/>
-          <w:sz w:val="28"/>
-        </w:rPr>
-        <w:t>đồng</w:t>
-      </w:r>
-    </w:p>
-    <w:p>
-      <w:pPr>
-        <w:rPr>
-          <w:rFonts w:ascii="Times New Roman" w:hAnsi="Times New Roman"/>
-          <w:sz w:val="28"/>
-        </w:rPr>
-      </w:pPr>
-      <w:r>
-        <w:rPr>
-          <w:rFonts w:ascii="Times New Roman" w:hAnsi="Times New Roman"/>
-          <w:sz w:val="28"/>
-        </w:rPr>
-        <w:tab/>
-        <w:t>Từ thu hồi vốn đầu tư củ</w:t>
-      </w:r>
-      <w:r>
-        <w:rPr>
-          <w:rFonts w:ascii="Times New Roman" w:hAnsi="Times New Roman"/>
-          <w:sz w:val="28"/>
-        </w:rPr>
-        <w:t>a</w:t>
-      </w:r>
-      <w:r>
-        <w:rPr>
-          <w:rFonts w:ascii="Times New Roman" w:hAnsi="Times New Roman"/>
-          <w:sz w:val="28"/>
-        </w:rPr>
-        <w:t xml:space="preserve"> phương án:              {{thuHoiVon}}    </w:t>
-      </w:r>
-      <w:r>
-        <w:rPr>
-          <w:rFonts w:ascii="Times New Roman" w:hAnsi="Times New Roman"/>
-          <w:sz w:val="28"/>
-        </w:rPr>
-        <w:t xml:space="preserve">   </w:t>
-      </w:r>
-      <w:r>
-        <w:rPr>
-          <w:rFonts w:ascii="Times New Roman" w:hAnsi="Times New Roman"/>
-          <w:sz w:val="28"/>
-        </w:rPr>
         <w:t>đồng</w:t>
       </w:r>
     </w:p>
@@ -1542,36 +1612,13 @@
           <w:sz w:val="28"/>
         </w:rPr>
         <w:tab/>
-        <w:t>{{gtkh}}: {{kh}}</w:t>
-      </w:r>
-      <w:r>
-        <w:rPr>
-          <w:rFonts w:ascii="Times New Roman" w:hAnsi="Times New Roman"/>
-          <w:sz w:val="28"/>
-        </w:rPr>
-        <w:tab/>
-      </w:r>
-      <w:r>
-        <w:rPr>
-          <w:rFonts w:ascii="Times New Roman" w:hAnsi="Times New Roman"/>
-          <w:sz w:val="28"/>
-        </w:rPr>
-        <w:tab/>
-      </w:r>
-      <w:r>
-        <w:rPr>
-          <w:rFonts w:ascii="Times New Roman" w:hAnsi="Times New Roman"/>
-          <w:sz w:val="28"/>
-        </w:rPr>
-        <w:tab/>
-      </w:r>
-      <w:r>
-        <w:rPr>
-          <w:rFonts w:ascii="Times New Roman" w:hAnsi="Times New Roman"/>
-          <w:sz w:val="28"/>
-        </w:rPr>
-        <w:tab/>
-        <w:t>{{gtnt}}: {{ntkh}}</w:t>
+      </w:r>
+      <w:r>
+        <w:rPr>
+          <w:rFonts w:ascii="Times New Roman" w:hAnsi="Times New Roman"/>
+          <w:sz w:val="28"/>
+        </w:rPr>
+        <w:t>{{ndtbd}}</w:t>
       </w:r>
     </w:p>
     <w:p>

--- a/src/main/resources/templates/PhuongAnVayVon.docx
+++ b/src/main/resources/templates/PhuongAnVayVon.docx
@@ -263,7 +263,7 @@
           <w:rFonts w:ascii="Times New Roman" w:hAnsi="Times New Roman"/>
           <w:sz w:val="28"/>
         </w:rPr>
-        <w:t>Năm</w:t>
+        <w:t>Ngày</w:t>
       </w:r>
       <w:r>
         <w:rPr>
@@ -352,6 +352,14 @@
         </w:rPr>
         <w:t xml:space="preserve">p ngày: {{nckh}}; </w:t>
       </w:r>
+    </w:p>
+    <w:p>
+      <w:pPr>
+        <w:rPr>
+          <w:rFonts w:ascii="Times New Roman" w:hAnsi="Times New Roman"/>
+          <w:sz w:val="28"/>
+        </w:rPr>
+      </w:pPr>
       <w:r>
         <w:rPr>
           <w:rFonts w:ascii="Times New Roman" w:hAnsi="Times New Roman"/>
@@ -372,7 +380,14 @@
           <w:rFonts w:ascii="Times New Roman" w:hAnsi="Times New Roman"/>
           <w:sz w:val="28"/>
         </w:rPr>
-        <w:t xml:space="preserve">Người liên đới trả nợ:        </w:t>
+        <w:t>Và Ông/bà</w:t>
+      </w:r>
+      <w:r>
+        <w:rPr>
+          <w:rFonts w:ascii="Times New Roman" w:hAnsi="Times New Roman"/>
+          <w:sz w:val="28"/>
+        </w:rPr>
+        <w:t xml:space="preserve">:        </w:t>
       </w:r>
       <w:r>
         <w:rPr>
@@ -401,7 +416,14 @@
           <w:rFonts w:ascii="Times New Roman" w:hAnsi="Times New Roman"/>
           <w:sz w:val="28"/>
         </w:rPr>
-        <w:t>Năm sinh: {{nsnt}}</w:t>
+        <w:t>Ngày</w:t>
+      </w:r>
+      <w:r>
+        <w:rPr>
+          <w:rFonts w:ascii="Times New Roman" w:hAnsi="Times New Roman"/>
+          <w:sz w:val="28"/>
+        </w:rPr>
+        <w:t xml:space="preserve"> sinh: {{nsnt}}</w:t>
       </w:r>
     </w:p>
     <w:p>
@@ -423,22 +445,44 @@
           <w:rFonts w:ascii="Times New Roman" w:hAnsi="Times New Roman"/>
           <w:sz w:val="28"/>
         </w:rPr>
-        <w:t xml:space="preserve"> {{cccdnt}}; Cấp ngày {{ncnt}}; Nơi cấp: {{nccccdnt}}</w:t>
-      </w:r>
-    </w:p>
-    <w:p>
-      <w:pPr>
-        <w:rPr>
-          <w:rFonts w:ascii="Times New Roman" w:hAnsi="Times New Roman"/>
-          <w:sz w:val="28"/>
-        </w:rPr>
-      </w:pPr>
-      <w:r>
-        <w:rPr>
-          <w:rFonts w:ascii="Times New Roman" w:hAnsi="Times New Roman"/>
-          <w:sz w:val="28"/>
-        </w:rPr>
-        <w:t>Cùng địa chỉ thường trú: {{ttnt}}</w:t>
+        <w:t xml:space="preserve"> {{cccdnt}}; Cấp ngày {{ncnt}}; </w:t>
+      </w:r>
+    </w:p>
+    <w:p>
+      <w:pPr>
+        <w:rPr>
+          <w:rFonts w:ascii="Times New Roman" w:hAnsi="Times New Roman"/>
+          <w:sz w:val="28"/>
+        </w:rPr>
+      </w:pPr>
+      <w:r>
+        <w:rPr>
+          <w:rFonts w:ascii="Times New Roman" w:hAnsi="Times New Roman"/>
+          <w:sz w:val="28"/>
+        </w:rPr>
+        <w:t>Nơi cấp: {{nccccdnt}}</w:t>
+      </w:r>
+    </w:p>
+    <w:p>
+      <w:pPr>
+        <w:rPr>
+          <w:rFonts w:ascii="Times New Roman" w:hAnsi="Times New Roman"/>
+          <w:sz w:val="28"/>
+        </w:rPr>
+      </w:pPr>
+      <w:r>
+        <w:rPr>
+          <w:rFonts w:ascii="Times New Roman" w:hAnsi="Times New Roman"/>
+          <w:sz w:val="28"/>
+        </w:rPr>
+        <w:t>Đ</w:t>
+      </w:r>
+      <w:r>
+        <w:rPr>
+          <w:rFonts w:ascii="Times New Roman" w:hAnsi="Times New Roman"/>
+          <w:sz w:val="28"/>
+        </w:rPr>
+        <w:t>ịa chỉ thường trú: {{ttnt}}</w:t>
       </w:r>
       <w:r>
         <w:rPr>
@@ -697,6 +741,7 @@
           <w:b/>
           <w:sz w:val="28"/>
         </w:rPr>
+        <w:lastRenderedPageBreak/>
         <w:t>{{hm3}}</w:t>
       </w:r>
     </w:p>
@@ -743,707 +788,824 @@
           <w:b/>
           <w:sz w:val="28"/>
         </w:rPr>
+        <w:t>2. Thời gian {{tgpa}}:</w:t>
+      </w:r>
+      <w:r>
+        <w:rPr>
+          <w:rFonts w:ascii="Times New Roman" w:hAnsi="Times New Roman"/>
+          <w:b/>
+          <w:sz w:val="28"/>
+        </w:rPr>
+        <w:t xml:space="preserve"> </w:t>
+      </w:r>
+      <w:r>
+        <w:rPr>
+          <w:rFonts w:ascii="Times New Roman" w:hAnsi="Times New Roman"/>
+          <w:sz w:val="28"/>
+        </w:rPr>
+        <w:t xml:space="preserve">          {{tgvv}}</w:t>
+      </w:r>
+    </w:p>
+    <w:p>
+      <w:pPr>
+        <w:rPr>
+          <w:rFonts w:ascii="Times New Roman" w:hAnsi="Times New Roman"/>
+          <w:b/>
+          <w:sz w:val="28"/>
+        </w:rPr>
+      </w:pPr>
+      <w:r>
+        <w:rPr>
+          <w:rFonts w:ascii="Times New Roman" w:hAnsi="Times New Roman"/>
+          <w:b/>
+          <w:sz w:val="28"/>
+        </w:rPr>
+        <w:t>3.</w:t>
+      </w:r>
+      <w:r>
+        <w:rPr>
+          <w:rFonts w:ascii="Times New Roman" w:hAnsi="Times New Roman"/>
+          <w:b/>
+          <w:sz w:val="28"/>
+        </w:rPr>
+        <w:t xml:space="preserve"> Tình hình tài chính của phương án:</w:t>
+      </w:r>
+    </w:p>
+    <w:p>
+      <w:pPr>
+        <w:rPr>
+          <w:rFonts w:ascii="Times New Roman" w:hAnsi="Times New Roman"/>
+          <w:sz w:val="28"/>
+        </w:rPr>
+      </w:pPr>
+      <w:r>
+        <w:rPr>
+          <w:rFonts w:ascii="Times New Roman" w:hAnsi="Times New Roman"/>
+          <w:sz w:val="28"/>
+        </w:rPr>
+        <w:t>3</w:t>
+      </w:r>
+      <w:r>
+        <w:rPr>
+          <w:rFonts w:ascii="Times New Roman" w:hAnsi="Times New Roman"/>
+          <w:sz w:val="28"/>
+        </w:rPr>
+        <w:t>.</w:t>
+      </w:r>
+      <w:r>
+        <w:rPr>
+          <w:rFonts w:ascii="Times New Roman" w:hAnsi="Times New Roman"/>
+          <w:sz w:val="28"/>
+        </w:rPr>
+        <w:t>1</w:t>
+      </w:r>
+      <w:r>
+        <w:rPr>
+          <w:rFonts w:ascii="Times New Roman" w:hAnsi="Times New Roman"/>
+          <w:sz w:val="28"/>
+        </w:rPr>
+        <w:t xml:space="preserve"> </w:t>
+      </w:r>
+      <w:r>
+        <w:rPr>
+          <w:rFonts w:ascii="Times New Roman" w:hAnsi="Times New Roman"/>
+          <w:sz w:val="28"/>
+        </w:rPr>
+        <w:t>Chi phí đầu tư cho phương án:</w:t>
+      </w:r>
+    </w:p>
+    <w:p>
+      <w:pPr>
+        <w:ind w:left="360"/>
+        <w:rPr>
+          <w:rFonts w:ascii="Times New Roman" w:hAnsi="Times New Roman"/>
+          <w:sz w:val="28"/>
+        </w:rPr>
+      </w:pPr>
+      <w:r>
+        <w:rPr>
+          <w:rFonts w:ascii="Times New Roman" w:hAnsi="Times New Roman"/>
+          <w:sz w:val="28"/>
+        </w:rPr>
+        <w:t>{{TABLE_CP_PLACEHOLDER}}</w:t>
+      </w:r>
+    </w:p>
+    <w:p>
+      <w:pPr>
+        <w:ind w:left="360"/>
+        <w:rPr>
+          <w:rFonts w:ascii="Times New Roman" w:hAnsi="Times New Roman"/>
+          <w:sz w:val="28"/>
+        </w:rPr>
+      </w:pPr>
+      <w:r>
+        <w:rPr>
+          <w:rFonts w:ascii="Times New Roman" w:hAnsi="Times New Roman"/>
+          <w:sz w:val="28"/>
+        </w:rPr>
+        <w:t>-</w:t>
+      </w:r>
+      <w:r>
+        <w:rPr>
+          <w:rFonts w:ascii="Times New Roman" w:hAnsi="Times New Roman"/>
+          <w:sz w:val="28"/>
+        </w:rPr>
+        <w:t xml:space="preserve"> Tổng nhu cầu vốn đầu tư cho phương án = Tổng chi phí của phương án – Tổng chi phí gián tiếp:      {{tongNCV}} </w:t>
+      </w:r>
+      <w:r>
+        <w:rPr>
+          <w:rFonts w:ascii="Times New Roman" w:hAnsi="Times New Roman"/>
+          <w:sz w:val="28"/>
+        </w:rPr>
+        <w:t xml:space="preserve">    </w:t>
+      </w:r>
+      <w:r>
+        <w:rPr>
+          <w:rFonts w:ascii="Times New Roman" w:hAnsi="Times New Roman"/>
+          <w:sz w:val="28"/>
+        </w:rPr>
+        <w:t>đồng.</w:t>
+      </w:r>
+    </w:p>
+    <w:p>
+      <w:pPr>
+        <w:ind w:left="360"/>
+        <w:rPr>
+          <w:rFonts w:ascii="Times New Roman" w:hAnsi="Times New Roman"/>
+          <w:sz w:val="28"/>
+        </w:rPr>
+      </w:pPr>
+      <w:r>
+        <w:rPr>
+          <w:rFonts w:ascii="Times New Roman" w:hAnsi="Times New Roman"/>
+          <w:sz w:val="28"/>
+        </w:rPr>
+        <w:t xml:space="preserve">- </w:t>
+      </w:r>
+      <w:r>
+        <w:rPr>
+          <w:rFonts w:ascii="Times New Roman" w:hAnsi="Times New Roman"/>
+          <w:sz w:val="28"/>
+        </w:rPr>
+        <w:t xml:space="preserve">Vốn tự có: </w:t>
+      </w:r>
+      <w:r>
+        <w:rPr>
+          <w:rFonts w:ascii="Times New Roman" w:hAnsi="Times New Roman"/>
+          <w:sz w:val="28"/>
+        </w:rPr>
+        <w:t xml:space="preserve"> </w:t>
+      </w:r>
+      <w:r>
+        <w:rPr>
+          <w:rFonts w:ascii="Times New Roman" w:hAnsi="Times New Roman"/>
+          <w:sz w:val="28"/>
+        </w:rPr>
+        <w:t xml:space="preserve">     </w:t>
+      </w:r>
+      <w:r>
+        <w:rPr>
+          <w:rFonts w:ascii="Times New Roman" w:hAnsi="Times New Roman"/>
+          <w:sz w:val="28"/>
+        </w:rPr>
+        <w:t>{{vonTuCo}}</w:t>
+      </w:r>
+      <w:r>
+        <w:rPr>
+          <w:rFonts w:ascii="Times New Roman" w:hAnsi="Times New Roman"/>
+          <w:sz w:val="28"/>
+        </w:rPr>
+        <w:t xml:space="preserve">     </w:t>
+      </w:r>
+      <w:r>
+        <w:rPr>
+          <w:rFonts w:ascii="Times New Roman" w:hAnsi="Times New Roman"/>
+          <w:sz w:val="28"/>
+        </w:rPr>
+        <w:t xml:space="preserve"> </w:t>
+      </w:r>
+      <w:r>
+        <w:rPr>
+          <w:rFonts w:ascii="Times New Roman" w:hAnsi="Times New Roman"/>
+          <w:sz w:val="28"/>
+        </w:rPr>
+        <w:t>đồng</w:t>
+      </w:r>
+      <w:r>
+        <w:rPr>
+          <w:rFonts w:ascii="Times New Roman" w:hAnsi="Times New Roman"/>
+          <w:sz w:val="28"/>
+        </w:rPr>
+        <w:t xml:space="preserve">        {{phanTramVTC}}</w:t>
+      </w:r>
+    </w:p>
+    <w:p>
+      <w:pPr>
+        <w:ind w:left="360"/>
+        <w:rPr>
+          <w:rFonts w:ascii="Times New Roman" w:hAnsi="Times New Roman"/>
+          <w:sz w:val="28"/>
+        </w:rPr>
+      </w:pPr>
+      <w:r>
+        <w:rPr>
+          <w:rFonts w:ascii="Times New Roman" w:hAnsi="Times New Roman"/>
+          <w:sz w:val="28"/>
+        </w:rPr>
+        <w:t>- Vố</w:t>
+      </w:r>
+      <w:r>
+        <w:rPr>
+          <w:rFonts w:ascii="Times New Roman" w:hAnsi="Times New Roman"/>
+          <w:sz w:val="28"/>
+        </w:rPr>
+        <w:t>n xin vay:   {{tienso}}</w:t>
+      </w:r>
+      <w:r>
+        <w:rPr>
+          <w:rFonts w:ascii="Times New Roman" w:hAnsi="Times New Roman"/>
+          <w:sz w:val="28"/>
+        </w:rPr>
+        <w:t xml:space="preserve">     </w:t>
+      </w:r>
+      <w:r>
+        <w:rPr>
+          <w:rFonts w:ascii="Times New Roman" w:hAnsi="Times New Roman"/>
+          <w:sz w:val="28"/>
+        </w:rPr>
+        <w:t xml:space="preserve"> </w:t>
+      </w:r>
+      <w:r>
+        <w:rPr>
+          <w:rFonts w:ascii="Times New Roman" w:hAnsi="Times New Roman"/>
+          <w:sz w:val="28"/>
+        </w:rPr>
+        <w:t>đồng        {{phanTramVV}}</w:t>
+      </w:r>
+    </w:p>
+    <w:p>
+      <w:pPr>
+        <w:rPr>
+          <w:rFonts w:ascii="Times New Roman" w:hAnsi="Times New Roman"/>
+          <w:sz w:val="28"/>
+        </w:rPr>
+      </w:pPr>
+      <w:r>
+        <w:rPr>
+          <w:rFonts w:ascii="Times New Roman" w:hAnsi="Times New Roman"/>
+          <w:sz w:val="28"/>
+        </w:rPr>
+        <w:t>3.2 Thu nhập dự kiến của phương án:</w:t>
+      </w:r>
+    </w:p>
+    <w:p>
+      <w:pPr>
+        <w:rPr>
+          <w:rFonts w:ascii="Times New Roman" w:hAnsi="Times New Roman"/>
+          <w:sz w:val="28"/>
+        </w:rPr>
+      </w:pPr>
+      <w:r>
+        <w:rPr>
+          <w:rFonts w:ascii="Times New Roman" w:hAnsi="Times New Roman"/>
+          <w:sz w:val="28"/>
+        </w:rPr>
+        <w:tab/>
+        <w:t>{{TABLE_TN_PLACEHOLDER}}</w:t>
+      </w:r>
+    </w:p>
+    <w:p>
+      <w:pPr>
+        <w:rPr>
+          <w:rFonts w:ascii="Times New Roman" w:hAnsi="Times New Roman"/>
+          <w:sz w:val="28"/>
+        </w:rPr>
+      </w:pPr>
+      <w:r>
+        <w:rPr>
+          <w:rFonts w:ascii="Times New Roman" w:hAnsi="Times New Roman"/>
+          <w:sz w:val="28"/>
+        </w:rPr>
+        <w:t>3.3 Hiệu quả kinh tế tài chính dự kiến:</w:t>
+      </w:r>
+    </w:p>
+    <w:p>
+      <w:pPr>
+        <w:rPr>
+          <w:rFonts w:ascii="Times New Roman" w:hAnsi="Times New Roman"/>
+          <w:sz w:val="28"/>
+        </w:rPr>
+      </w:pPr>
+      <w:r>
+        <w:rPr>
+          <w:rFonts w:ascii="Times New Roman" w:hAnsi="Times New Roman"/>
+          <w:sz w:val="28"/>
+        </w:rPr>
+        <w:t>Tổng doanh thu:                       {{tongDoanhThu}}</w:t>
+      </w:r>
+      <w:r>
+        <w:rPr>
+          <w:rFonts w:ascii="Times New Roman" w:hAnsi="Times New Roman"/>
+          <w:sz w:val="28"/>
+        </w:rPr>
+        <w:t xml:space="preserve">       </w:t>
+      </w:r>
+      <w:r>
+        <w:rPr>
+          <w:rFonts w:ascii="Times New Roman" w:hAnsi="Times New Roman"/>
+          <w:sz w:val="28"/>
+        </w:rPr>
+        <w:t xml:space="preserve">  </w:t>
+      </w:r>
+      <w:r>
+        <w:rPr>
+          <w:rFonts w:ascii="Times New Roman" w:hAnsi="Times New Roman"/>
+          <w:sz w:val="28"/>
+        </w:rPr>
+        <w:t xml:space="preserve">         </w:t>
+      </w:r>
+      <w:r>
+        <w:rPr>
+          <w:rFonts w:ascii="Times New Roman" w:hAnsi="Times New Roman"/>
+          <w:sz w:val="28"/>
+        </w:rPr>
+        <w:t>đồng</w:t>
+      </w:r>
+    </w:p>
+    <w:p>
+      <w:pPr>
+        <w:rPr>
+          <w:rFonts w:ascii="Times New Roman" w:hAnsi="Times New Roman"/>
+          <w:sz w:val="28"/>
+        </w:rPr>
+      </w:pPr>
+      <w:r>
+        <w:rPr>
+          <w:rFonts w:ascii="Times New Roman" w:hAnsi="Times New Roman"/>
+          <w:sz w:val="28"/>
+        </w:rPr>
+        <w:t>Tổng chi phí:                            {{tongChiPhi}}</w:t>
+      </w:r>
+      <w:r>
+        <w:rPr>
+          <w:rFonts w:ascii="Times New Roman" w:hAnsi="Times New Roman"/>
+          <w:sz w:val="28"/>
+        </w:rPr>
+        <w:t xml:space="preserve">             </w:t>
+      </w:r>
+      <w:r>
+        <w:rPr>
+          <w:rFonts w:ascii="Times New Roman" w:hAnsi="Times New Roman"/>
+          <w:sz w:val="28"/>
+        </w:rPr>
+        <w:t xml:space="preserve">   </w:t>
+      </w:r>
+      <w:r>
+        <w:rPr>
+          <w:rFonts w:ascii="Times New Roman" w:hAnsi="Times New Roman"/>
+          <w:sz w:val="28"/>
+        </w:rPr>
+        <w:t xml:space="preserve"> </w:t>
+      </w:r>
+      <w:r>
+        <w:rPr>
+          <w:rFonts w:ascii="Times New Roman" w:hAnsi="Times New Roman"/>
+          <w:sz w:val="28"/>
+        </w:rPr>
+        <w:t>đồng</w:t>
+      </w:r>
+    </w:p>
+    <w:p>
+      <w:pPr>
+        <w:rPr>
+          <w:rFonts w:ascii="Times New Roman" w:hAnsi="Times New Roman"/>
+          <w:sz w:val="28"/>
+        </w:rPr>
+      </w:pPr>
+      <w:r>
+        <w:rPr>
+          <w:rFonts w:ascii="Times New Roman" w:hAnsi="Times New Roman"/>
+          <w:sz w:val="28"/>
+        </w:rPr>
+        <w:t>Lợi nhuận:                                {{loiNhuan}}</w:t>
+      </w:r>
+      <w:r>
+        <w:rPr>
+          <w:rFonts w:ascii="Times New Roman" w:hAnsi="Times New Roman"/>
+          <w:sz w:val="28"/>
+        </w:rPr>
+        <w:t xml:space="preserve">                </w:t>
+      </w:r>
+      <w:r>
+        <w:rPr>
+          <w:rFonts w:ascii="Times New Roman" w:hAnsi="Times New Roman"/>
+          <w:sz w:val="28"/>
+        </w:rPr>
+        <w:t xml:space="preserve">   </w:t>
+      </w:r>
+      <w:r>
+        <w:rPr>
+          <w:rFonts w:ascii="Times New Roman" w:hAnsi="Times New Roman"/>
+          <w:sz w:val="28"/>
+        </w:rPr>
+        <w:t xml:space="preserve"> </w:t>
+      </w:r>
+      <w:r>
+        <w:rPr>
+          <w:rFonts w:ascii="Times New Roman" w:hAnsi="Times New Roman"/>
+          <w:sz w:val="28"/>
+        </w:rPr>
+        <w:t>đồng</w:t>
+      </w:r>
+    </w:p>
+    <w:p>
+      <w:pPr>
+        <w:rPr>
+          <w:rFonts w:ascii="Times New Roman" w:hAnsi="Times New Roman"/>
+          <w:b/>
+          <w:sz w:val="28"/>
+        </w:rPr>
+      </w:pPr>
+      <w:r>
+        <w:rPr>
+          <w:rFonts w:ascii="Times New Roman" w:hAnsi="Times New Roman"/>
+          <w:b/>
+          <w:sz w:val="28"/>
+        </w:rPr>
+        <w:t>4. Tình hình vay nợ của QTD Thái Học</w:t>
+      </w:r>
+      <w:r>
+        <w:rPr>
+          <w:rFonts w:ascii="Times New Roman" w:hAnsi="Times New Roman"/>
+          <w:b/>
+          <w:sz w:val="28"/>
+        </w:rPr>
+        <w:t xml:space="preserve">: </w:t>
+      </w:r>
+    </w:p>
+    <w:p>
+      <w:pPr>
+        <w:rPr>
+          <w:rFonts w:ascii="Times New Roman" w:hAnsi="Times New Roman"/>
+          <w:sz w:val="28"/>
+        </w:rPr>
+      </w:pPr>
+      <w:r>
+        <w:rPr>
+          <w:rFonts w:ascii="Times New Roman" w:hAnsi="Times New Roman"/>
+          <w:sz w:val="28"/>
+        </w:rPr>
+        <w:t xml:space="preserve">Dư nợ tại QTD Thái Học: </w:t>
+      </w:r>
+      <w:r>
+        <w:rPr>
+          <w:rFonts w:ascii="Times New Roman" w:hAnsi="Times New Roman"/>
+          <w:sz w:val="28"/>
+        </w:rPr>
+        <w:tab/>
+        <w:t>0</w:t>
+      </w:r>
+      <w:r>
+        <w:rPr>
+          <w:rFonts w:ascii="Times New Roman" w:hAnsi="Times New Roman"/>
+          <w:sz w:val="28"/>
+        </w:rPr>
+        <w:tab/>
+      </w:r>
+      <w:r>
+        <w:rPr>
+          <w:rFonts w:ascii="Times New Roman" w:hAnsi="Times New Roman"/>
+          <w:sz w:val="28"/>
+        </w:rPr>
+        <w:tab/>
+      </w:r>
+      <w:r>
+        <w:rPr>
+          <w:rFonts w:ascii="Times New Roman" w:hAnsi="Times New Roman"/>
+          <w:sz w:val="28"/>
+        </w:rPr>
+        <w:tab/>
+        <w:t xml:space="preserve">      đồng</w:t>
+      </w:r>
+    </w:p>
+    <w:p>
+      <w:pPr>
+        <w:rPr>
+          <w:rFonts w:ascii="Times New Roman" w:hAnsi="Times New Roman"/>
+          <w:b/>
+          <w:sz w:val="28"/>
+        </w:rPr>
+      </w:pPr>
+      <w:r>
+        <w:rPr>
+          <w:rFonts w:ascii="Times New Roman" w:hAnsi="Times New Roman"/>
+          <w:b/>
+          <w:sz w:val="28"/>
+        </w:rPr>
+        <w:t>5. Nguồn trả nợ tiền vay</w:t>
+      </w:r>
+      <w:r>
+        <w:rPr>
+          <w:rFonts w:ascii="Times New Roman" w:hAnsi="Times New Roman"/>
+          <w:b/>
+          <w:sz w:val="28"/>
+        </w:rPr>
+        <w:t>:</w:t>
+      </w:r>
+    </w:p>
+    <w:p>
+      <w:pPr>
+        <w:rPr>
+          <w:rFonts w:ascii="Times New Roman" w:hAnsi="Times New Roman"/>
+          <w:sz w:val="28"/>
+        </w:rPr>
+      </w:pPr>
+      <w:r>
+        <w:rPr>
+          <w:rFonts w:ascii="Times New Roman" w:hAnsi="Times New Roman"/>
+          <w:sz w:val="28"/>
+        </w:rPr>
+        <w:t>a) Nguồn trả nợ:</w:t>
+      </w:r>
+    </w:p>
+    <w:p>
+      <w:pPr>
+        <w:rPr>
+          <w:rFonts w:ascii="Times New Roman" w:hAnsi="Times New Roman"/>
+          <w:sz w:val="28"/>
+        </w:rPr>
+      </w:pPr>
+      <w:r>
+        <w:rPr>
+          <w:rFonts w:ascii="Times New Roman" w:hAnsi="Times New Roman"/>
+          <w:sz w:val="28"/>
+        </w:rPr>
+        <w:tab/>
+        <w:t xml:space="preserve">Từ lợi nhuận doanh thu của phương án: </w:t>
+      </w:r>
+      <w:r>
+        <w:rPr>
+          <w:rFonts w:ascii="Times New Roman" w:hAnsi="Times New Roman"/>
+          <w:sz w:val="28"/>
+        </w:rPr>
+        <w:tab/>
+        <w:t xml:space="preserve">{{loiNhuan}}       </w:t>
+      </w:r>
+      <w:r>
+        <w:rPr>
+          <w:rFonts w:ascii="Times New Roman" w:hAnsi="Times New Roman"/>
+          <w:sz w:val="28"/>
+        </w:rPr>
+        <w:t xml:space="preserve">  </w:t>
+      </w:r>
+      <w:r>
+        <w:rPr>
+          <w:rFonts w:ascii="Times New Roman" w:hAnsi="Times New Roman"/>
+          <w:sz w:val="28"/>
+        </w:rPr>
+        <w:t xml:space="preserve"> </w:t>
+      </w:r>
+      <w:r>
+        <w:rPr>
+          <w:rFonts w:ascii="Times New Roman" w:hAnsi="Times New Roman"/>
+          <w:sz w:val="28"/>
+        </w:rPr>
+        <w:t xml:space="preserve">   </w:t>
+      </w:r>
+      <w:r>
+        <w:rPr>
+          <w:rFonts w:ascii="Times New Roman" w:hAnsi="Times New Roman"/>
+          <w:sz w:val="28"/>
+        </w:rPr>
+        <w:t>đồng</w:t>
+      </w:r>
+    </w:p>
+    <w:p>
+      <w:pPr>
+        <w:rPr>
+          <w:rFonts w:ascii="Times New Roman" w:hAnsi="Times New Roman"/>
+          <w:sz w:val="28"/>
+        </w:rPr>
+      </w:pPr>
+      <w:r>
+        <w:rPr>
+          <w:rFonts w:ascii="Times New Roman" w:hAnsi="Times New Roman"/>
+          <w:sz w:val="28"/>
+        </w:rPr>
+        <w:tab/>
+        <w:t>Từ thu nhập khác:</w:t>
+      </w:r>
+      <w:r>
+        <w:rPr>
+          <w:rFonts w:ascii="Times New Roman" w:hAnsi="Times New Roman"/>
+          <w:sz w:val="28"/>
+        </w:rPr>
+        <w:tab/>
+      </w:r>
+      <w:r>
+        <w:rPr>
+          <w:rFonts w:ascii="Times New Roman" w:hAnsi="Times New Roman"/>
+          <w:sz w:val="28"/>
+        </w:rPr>
+        <w:tab/>
+      </w:r>
+      <w:r>
+        <w:rPr>
+          <w:rFonts w:ascii="Times New Roman" w:hAnsi="Times New Roman"/>
+          <w:sz w:val="28"/>
+        </w:rPr>
+        <w:tab/>
+      </w:r>
+      <w:r>
+        <w:rPr>
+          <w:rFonts w:ascii="Times New Roman" w:hAnsi="Times New Roman"/>
+          <w:sz w:val="28"/>
+        </w:rPr>
+        <w:tab/>
+      </w:r>
+      <w:r>
+        <w:rPr>
+          <w:rFonts w:ascii="Times New Roman" w:hAnsi="Times New Roman"/>
+          <w:sz w:val="28"/>
+        </w:rPr>
+        <w:tab/>
+        <w:t xml:space="preserve">0                            </w:t>
+      </w:r>
+      <w:r>
+        <w:rPr>
+          <w:rFonts w:ascii="Times New Roman" w:hAnsi="Times New Roman"/>
+          <w:sz w:val="28"/>
+        </w:rPr>
+        <w:t xml:space="preserve">   </w:t>
+      </w:r>
+      <w:r>
+        <w:rPr>
+          <w:rFonts w:ascii="Times New Roman" w:hAnsi="Times New Roman"/>
+          <w:sz w:val="28"/>
+        </w:rPr>
+        <w:t>đồng</w:t>
+      </w:r>
+    </w:p>
+    <w:p>
+      <w:pPr>
+        <w:rPr>
+          <w:rFonts w:ascii="Times New Roman" w:hAnsi="Times New Roman"/>
+          <w:sz w:val="28"/>
+        </w:rPr>
+      </w:pPr>
+      <w:r>
+        <w:rPr>
+          <w:rFonts w:ascii="Times New Roman" w:hAnsi="Times New Roman"/>
+          <w:sz w:val="28"/>
+        </w:rPr>
+        <w:tab/>
+        <w:t>Từ thu hồi vốn đầu tư củ</w:t>
+      </w:r>
+      <w:r>
+        <w:rPr>
+          <w:rFonts w:ascii="Times New Roman" w:hAnsi="Times New Roman"/>
+          <w:sz w:val="28"/>
+        </w:rPr>
+        <w:t>a</w:t>
+      </w:r>
+      <w:r>
+        <w:rPr>
+          <w:rFonts w:ascii="Times New Roman" w:hAnsi="Times New Roman"/>
+          <w:sz w:val="28"/>
+        </w:rPr>
+        <w:t xml:space="preserve"> phương án:              {{thuHoiVon}}    </w:t>
+      </w:r>
+      <w:r>
+        <w:rPr>
+          <w:rFonts w:ascii="Times New Roman" w:hAnsi="Times New Roman"/>
+          <w:sz w:val="28"/>
+        </w:rPr>
+        <w:t xml:space="preserve">   </w:t>
+      </w:r>
+      <w:r>
+        <w:rPr>
+          <w:rFonts w:ascii="Times New Roman" w:hAnsi="Times New Roman"/>
+          <w:sz w:val="28"/>
+        </w:rPr>
+        <w:t xml:space="preserve">   </w:t>
+      </w:r>
+      <w:r>
+        <w:rPr>
+          <w:rFonts w:ascii="Times New Roman" w:hAnsi="Times New Roman"/>
+          <w:sz w:val="28"/>
+        </w:rPr>
+        <w:t>đồng</w:t>
+      </w:r>
+    </w:p>
+    <w:p>
+      <w:pPr>
+        <w:rPr>
+          <w:rFonts w:ascii="Times New Roman" w:hAnsi="Times New Roman"/>
+          <w:sz w:val="28"/>
+        </w:rPr>
+      </w:pPr>
+      <w:r>
+        <w:rPr>
+          <w:rFonts w:ascii="Times New Roman" w:hAnsi="Times New Roman"/>
+          <w:sz w:val="28"/>
+        </w:rPr>
+        <w:t>b) Kế hoạch trả nợ:</w:t>
+      </w:r>
+    </w:p>
+    <w:p>
+      <w:pPr>
+        <w:rPr>
+          <w:rFonts w:ascii="Times New Roman" w:hAnsi="Times New Roman"/>
+          <w:sz w:val="28"/>
+        </w:rPr>
+      </w:pPr>
+      <w:r>
+        <w:rPr>
+          <w:rFonts w:ascii="Times New Roman" w:hAnsi="Times New Roman"/>
+          <w:sz w:val="28"/>
+        </w:rPr>
         <w:lastRenderedPageBreak/>
-        <w:t>2. Thời gian {{tgpa}}:</w:t>
-      </w:r>
-      <w:r>
-        <w:rPr>
-          <w:rFonts w:ascii="Times New Roman" w:hAnsi="Times New Roman"/>
-          <w:b/>
-          <w:sz w:val="28"/>
-        </w:rPr>
-        <w:t xml:space="preserve"> </w:t>
-      </w:r>
-      <w:r>
-        <w:rPr>
-          <w:rFonts w:ascii="Times New Roman" w:hAnsi="Times New Roman"/>
-          <w:sz w:val="28"/>
-        </w:rPr>
-        <w:t xml:space="preserve">          {{tgvv}}</w:t>
-      </w:r>
-    </w:p>
-    <w:p>
-      <w:pPr>
-        <w:rPr>
-          <w:rFonts w:ascii="Times New Roman" w:hAnsi="Times New Roman"/>
-          <w:b/>
-          <w:sz w:val="28"/>
-        </w:rPr>
-      </w:pPr>
-      <w:r>
-        <w:rPr>
-          <w:rFonts w:ascii="Times New Roman" w:hAnsi="Times New Roman"/>
-          <w:b/>
-          <w:sz w:val="28"/>
-        </w:rPr>
-        <w:t>3.</w:t>
-      </w:r>
-      <w:r>
-        <w:rPr>
-          <w:rFonts w:ascii="Times New Roman" w:hAnsi="Times New Roman"/>
-          <w:b/>
-          <w:sz w:val="28"/>
-        </w:rPr>
-        <w:t xml:space="preserve"> Tình hình tài chính của phương án:</w:t>
-      </w:r>
-    </w:p>
-    <w:p>
-      <w:pPr>
-        <w:rPr>
-          <w:rFonts w:ascii="Times New Roman" w:hAnsi="Times New Roman"/>
-          <w:sz w:val="28"/>
-        </w:rPr>
-      </w:pPr>
-      <w:r>
-        <w:rPr>
-          <w:rFonts w:ascii="Times New Roman" w:hAnsi="Times New Roman"/>
-          <w:sz w:val="28"/>
-        </w:rPr>
-        <w:t>3</w:t>
-      </w:r>
-      <w:r>
-        <w:rPr>
-          <w:rFonts w:ascii="Times New Roman" w:hAnsi="Times New Roman"/>
-          <w:sz w:val="28"/>
-        </w:rPr>
-        <w:t>.</w:t>
-      </w:r>
-      <w:r>
-        <w:rPr>
-          <w:rFonts w:ascii="Times New Roman" w:hAnsi="Times New Roman"/>
-          <w:sz w:val="28"/>
-        </w:rPr>
-        <w:t>1</w:t>
-      </w:r>
-      <w:r>
-        <w:rPr>
-          <w:rFonts w:ascii="Times New Roman" w:hAnsi="Times New Roman"/>
-          <w:sz w:val="28"/>
-        </w:rPr>
-        <w:t xml:space="preserve"> </w:t>
-      </w:r>
-      <w:r>
-        <w:rPr>
-          <w:rFonts w:ascii="Times New Roman" w:hAnsi="Times New Roman"/>
-          <w:sz w:val="28"/>
-        </w:rPr>
-        <w:t>Chi phí đầu tư cho phương án:</w:t>
-      </w:r>
-    </w:p>
-    <w:p>
-      <w:pPr>
-        <w:ind w:left="360"/>
-        <w:rPr>
-          <w:rFonts w:ascii="Times New Roman" w:hAnsi="Times New Roman"/>
-          <w:sz w:val="28"/>
-        </w:rPr>
-      </w:pPr>
-      <w:r>
-        <w:rPr>
-          <w:rFonts w:ascii="Times New Roman" w:hAnsi="Times New Roman"/>
-          <w:sz w:val="28"/>
-        </w:rPr>
-        <w:t>{{TABLE_CP_PLACEHOLDER}}</w:t>
-      </w:r>
-    </w:p>
-    <w:p>
-      <w:pPr>
-        <w:ind w:left="360"/>
-        <w:rPr>
-          <w:rFonts w:ascii="Times New Roman" w:hAnsi="Times New Roman"/>
-          <w:sz w:val="28"/>
-        </w:rPr>
-      </w:pPr>
-      <w:r>
-        <w:rPr>
-          <w:rFonts w:ascii="Times New Roman" w:hAnsi="Times New Roman"/>
-          <w:sz w:val="28"/>
-        </w:rPr>
-        <w:t>-</w:t>
-      </w:r>
-      <w:r>
-        <w:rPr>
-          <w:rFonts w:ascii="Times New Roman" w:hAnsi="Times New Roman"/>
-          <w:sz w:val="28"/>
-        </w:rPr>
-        <w:t xml:space="preserve"> Tổng nhu cầu vốn đầu tư cho phương án = Tổng chi phí của phương án – Tổng chi phí gián tiếp:      {{tongNCV}} </w:t>
-      </w:r>
-      <w:r>
-        <w:rPr>
-          <w:rFonts w:ascii="Times New Roman" w:hAnsi="Times New Roman"/>
-          <w:sz w:val="28"/>
-        </w:rPr>
-        <w:t xml:space="preserve">    </w:t>
-      </w:r>
-      <w:r>
-        <w:rPr>
-          <w:rFonts w:ascii="Times New Roman" w:hAnsi="Times New Roman"/>
-          <w:sz w:val="28"/>
-        </w:rPr>
-        <w:t>đồng.</w:t>
-      </w:r>
-    </w:p>
-    <w:p>
-      <w:pPr>
-        <w:ind w:left="360"/>
-        <w:rPr>
-          <w:rFonts w:ascii="Times New Roman" w:hAnsi="Times New Roman"/>
-          <w:sz w:val="28"/>
-        </w:rPr>
-      </w:pPr>
-      <w:r>
-        <w:rPr>
-          <w:rFonts w:ascii="Times New Roman" w:hAnsi="Times New Roman"/>
-          <w:sz w:val="28"/>
-        </w:rPr>
-        <w:t xml:space="preserve">- </w:t>
-      </w:r>
-      <w:r>
-        <w:rPr>
-          <w:rFonts w:ascii="Times New Roman" w:hAnsi="Times New Roman"/>
-          <w:sz w:val="28"/>
-        </w:rPr>
-        <w:t xml:space="preserve">Vốn tự có: </w:t>
-      </w:r>
-      <w:r>
-        <w:rPr>
-          <w:rFonts w:ascii="Times New Roman" w:hAnsi="Times New Roman"/>
-          <w:sz w:val="28"/>
-        </w:rPr>
-        <w:t xml:space="preserve"> </w:t>
-      </w:r>
-      <w:r>
-        <w:rPr>
-          <w:rFonts w:ascii="Times New Roman" w:hAnsi="Times New Roman"/>
-          <w:sz w:val="28"/>
-        </w:rPr>
-        <w:t xml:space="preserve">     </w:t>
-      </w:r>
-      <w:r>
-        <w:rPr>
-          <w:rFonts w:ascii="Times New Roman" w:hAnsi="Times New Roman"/>
-          <w:sz w:val="28"/>
-        </w:rPr>
-        <w:t>{{vonTuCo}}</w:t>
-      </w:r>
-      <w:r>
-        <w:rPr>
-          <w:rFonts w:ascii="Times New Roman" w:hAnsi="Times New Roman"/>
-          <w:sz w:val="28"/>
-        </w:rPr>
-        <w:t xml:space="preserve">     </w:t>
-      </w:r>
-      <w:r>
-        <w:rPr>
-          <w:rFonts w:ascii="Times New Roman" w:hAnsi="Times New Roman"/>
-          <w:sz w:val="28"/>
-        </w:rPr>
-        <w:t xml:space="preserve"> </w:t>
-      </w:r>
-      <w:r>
-        <w:rPr>
-          <w:rFonts w:ascii="Times New Roman" w:hAnsi="Times New Roman"/>
-          <w:sz w:val="28"/>
-        </w:rPr>
-        <w:t>đồng</w:t>
-      </w:r>
-      <w:r>
-        <w:rPr>
-          <w:rFonts w:ascii="Times New Roman" w:hAnsi="Times New Roman"/>
-          <w:sz w:val="28"/>
-        </w:rPr>
-        <w:t xml:space="preserve">        {{phanTramVTC}}</w:t>
-      </w:r>
-    </w:p>
-    <w:p>
-      <w:pPr>
-        <w:ind w:left="360"/>
-        <w:rPr>
-          <w:rFonts w:ascii="Times New Roman" w:hAnsi="Times New Roman"/>
-          <w:sz w:val="28"/>
-        </w:rPr>
-      </w:pPr>
-      <w:r>
-        <w:rPr>
-          <w:rFonts w:ascii="Times New Roman" w:hAnsi="Times New Roman"/>
-          <w:sz w:val="28"/>
-        </w:rPr>
-        <w:t>- Vố</w:t>
-      </w:r>
-      <w:r>
-        <w:rPr>
-          <w:rFonts w:ascii="Times New Roman" w:hAnsi="Times New Roman"/>
-          <w:sz w:val="28"/>
-        </w:rPr>
-        <w:t>n xin vay:   {{tienso}}</w:t>
-      </w:r>
-      <w:r>
-        <w:rPr>
-          <w:rFonts w:ascii="Times New Roman" w:hAnsi="Times New Roman"/>
-          <w:sz w:val="28"/>
-        </w:rPr>
-        <w:t xml:space="preserve">     </w:t>
-      </w:r>
-      <w:r>
-        <w:rPr>
-          <w:rFonts w:ascii="Times New Roman" w:hAnsi="Times New Roman"/>
-          <w:sz w:val="28"/>
-        </w:rPr>
-        <w:t xml:space="preserve"> </w:t>
-      </w:r>
-      <w:r>
-        <w:rPr>
-          <w:rFonts w:ascii="Times New Roman" w:hAnsi="Times New Roman"/>
-          <w:sz w:val="28"/>
-        </w:rPr>
-        <w:t>đồng        {{phanTramVV}}</w:t>
-      </w:r>
-    </w:p>
-    <w:p>
-      <w:pPr>
-        <w:rPr>
-          <w:rFonts w:ascii="Times New Roman" w:hAnsi="Times New Roman"/>
-          <w:sz w:val="28"/>
-        </w:rPr>
-      </w:pPr>
-      <w:r>
-        <w:rPr>
-          <w:rFonts w:ascii="Times New Roman" w:hAnsi="Times New Roman"/>
-          <w:sz w:val="28"/>
-        </w:rPr>
-        <w:t>3.2 Thu nhập dự kiến của phương án:</w:t>
-      </w:r>
-    </w:p>
-    <w:p>
-      <w:pPr>
-        <w:rPr>
-          <w:rFonts w:ascii="Times New Roman" w:hAnsi="Times New Roman"/>
-          <w:sz w:val="28"/>
-        </w:rPr>
-      </w:pPr>
-      <w:r>
-        <w:rPr>
-          <w:rFonts w:ascii="Times New Roman" w:hAnsi="Times New Roman"/>
-          <w:sz w:val="28"/>
-        </w:rPr>
-        <w:tab/>
-        <w:t>{{TABLE_TN_PLACEHOLDER}}</w:t>
-      </w:r>
-    </w:p>
-    <w:p>
-      <w:pPr>
-        <w:rPr>
-          <w:rFonts w:ascii="Times New Roman" w:hAnsi="Times New Roman"/>
-          <w:sz w:val="28"/>
-        </w:rPr>
-      </w:pPr>
-      <w:r>
-        <w:rPr>
-          <w:rFonts w:ascii="Times New Roman" w:hAnsi="Times New Roman"/>
-          <w:sz w:val="28"/>
-        </w:rPr>
-        <w:t>3.3 Hiệu quả kinh tế tài chính dự kiến:</w:t>
-      </w:r>
-    </w:p>
-    <w:p>
-      <w:pPr>
-        <w:rPr>
-          <w:rFonts w:ascii="Times New Roman" w:hAnsi="Times New Roman"/>
-          <w:sz w:val="28"/>
-        </w:rPr>
-      </w:pPr>
-      <w:r>
-        <w:rPr>
-          <w:rFonts w:ascii="Times New Roman" w:hAnsi="Times New Roman"/>
-          <w:sz w:val="28"/>
-        </w:rPr>
-        <w:t>Tổng doanh thu:                       {{tongDoanhThu}}</w:t>
-      </w:r>
-      <w:r>
-        <w:rPr>
-          <w:rFonts w:ascii="Times New Roman" w:hAnsi="Times New Roman"/>
-          <w:sz w:val="28"/>
-        </w:rPr>
-        <w:t xml:space="preserve">       </w:t>
-      </w:r>
-      <w:r>
-        <w:rPr>
-          <w:rFonts w:ascii="Times New Roman" w:hAnsi="Times New Roman"/>
-          <w:sz w:val="28"/>
-        </w:rPr>
-        <w:t xml:space="preserve">  </w:t>
-      </w:r>
-      <w:r>
-        <w:rPr>
-          <w:rFonts w:ascii="Times New Roman" w:hAnsi="Times New Roman"/>
-          <w:sz w:val="28"/>
-        </w:rPr>
-        <w:t xml:space="preserve">         </w:t>
-      </w:r>
-      <w:r>
-        <w:rPr>
-          <w:rFonts w:ascii="Times New Roman" w:hAnsi="Times New Roman"/>
-          <w:sz w:val="28"/>
-        </w:rPr>
-        <w:t>đồng</w:t>
-      </w:r>
-    </w:p>
-    <w:p>
-      <w:pPr>
-        <w:rPr>
-          <w:rFonts w:ascii="Times New Roman" w:hAnsi="Times New Roman"/>
-          <w:sz w:val="28"/>
-        </w:rPr>
-      </w:pPr>
-      <w:r>
-        <w:rPr>
-          <w:rFonts w:ascii="Times New Roman" w:hAnsi="Times New Roman"/>
-          <w:sz w:val="28"/>
-        </w:rPr>
-        <w:t>Tổng chi phí:                            {{tongChiPhi}}</w:t>
-      </w:r>
-      <w:r>
-        <w:rPr>
-          <w:rFonts w:ascii="Times New Roman" w:hAnsi="Times New Roman"/>
-          <w:sz w:val="28"/>
-        </w:rPr>
-        <w:t xml:space="preserve">             </w:t>
-      </w:r>
-      <w:r>
-        <w:rPr>
-          <w:rFonts w:ascii="Times New Roman" w:hAnsi="Times New Roman"/>
-          <w:sz w:val="28"/>
-        </w:rPr>
-        <w:t xml:space="preserve">   </w:t>
-      </w:r>
-      <w:r>
-        <w:rPr>
-          <w:rFonts w:ascii="Times New Roman" w:hAnsi="Times New Roman"/>
-          <w:sz w:val="28"/>
-        </w:rPr>
-        <w:t xml:space="preserve"> </w:t>
-      </w:r>
-      <w:r>
-        <w:rPr>
-          <w:rFonts w:ascii="Times New Roman" w:hAnsi="Times New Roman"/>
-          <w:sz w:val="28"/>
-        </w:rPr>
-        <w:t>đồng</w:t>
-      </w:r>
-    </w:p>
-    <w:p>
-      <w:pPr>
-        <w:rPr>
-          <w:rFonts w:ascii="Times New Roman" w:hAnsi="Times New Roman"/>
-          <w:sz w:val="28"/>
-        </w:rPr>
-      </w:pPr>
-      <w:r>
-        <w:rPr>
-          <w:rFonts w:ascii="Times New Roman" w:hAnsi="Times New Roman"/>
-          <w:sz w:val="28"/>
-        </w:rPr>
-        <w:t>Lợi nhuận:                                {{loiNhuan}}</w:t>
-      </w:r>
-      <w:r>
-        <w:rPr>
-          <w:rFonts w:ascii="Times New Roman" w:hAnsi="Times New Roman"/>
-          <w:sz w:val="28"/>
-        </w:rPr>
-        <w:t xml:space="preserve">                </w:t>
-      </w:r>
-      <w:r>
-        <w:rPr>
-          <w:rFonts w:ascii="Times New Roman" w:hAnsi="Times New Roman"/>
-          <w:sz w:val="28"/>
-        </w:rPr>
-        <w:t xml:space="preserve">   </w:t>
-      </w:r>
-      <w:r>
-        <w:rPr>
-          <w:rFonts w:ascii="Times New Roman" w:hAnsi="Times New Roman"/>
-          <w:sz w:val="28"/>
-        </w:rPr>
-        <w:t xml:space="preserve"> </w:t>
-      </w:r>
-      <w:r>
-        <w:rPr>
-          <w:rFonts w:ascii="Times New Roman" w:hAnsi="Times New Roman"/>
-          <w:sz w:val="28"/>
-        </w:rPr>
-        <w:t>đồng</w:t>
-      </w:r>
-    </w:p>
-    <w:p>
-      <w:pPr>
-        <w:rPr>
-          <w:rFonts w:ascii="Times New Roman" w:hAnsi="Times New Roman"/>
-          <w:b/>
-          <w:sz w:val="28"/>
-        </w:rPr>
-      </w:pPr>
-      <w:r>
-        <w:rPr>
-          <w:rFonts w:ascii="Times New Roman" w:hAnsi="Times New Roman"/>
-          <w:b/>
-          <w:sz w:val="28"/>
-        </w:rPr>
-        <w:t>4. Tình hình vay nợ của QTD Thái Học</w:t>
-      </w:r>
-      <w:r>
-        <w:rPr>
-          <w:rFonts w:ascii="Times New Roman" w:hAnsi="Times New Roman"/>
-          <w:b/>
-          <w:sz w:val="28"/>
-        </w:rPr>
-        <w:t xml:space="preserve">: </w:t>
-      </w:r>
-    </w:p>
-    <w:p>
-      <w:pPr>
-        <w:rPr>
-          <w:rFonts w:ascii="Times New Roman" w:hAnsi="Times New Roman"/>
-          <w:sz w:val="28"/>
-        </w:rPr>
-      </w:pPr>
-      <w:r>
-        <w:rPr>
-          <w:rFonts w:ascii="Times New Roman" w:hAnsi="Times New Roman"/>
-          <w:sz w:val="28"/>
-        </w:rPr>
-        <w:t xml:space="preserve">Dư nợ tại QTD Thái Học: </w:t>
-      </w:r>
-      <w:r>
-        <w:rPr>
-          <w:rFonts w:ascii="Times New Roman" w:hAnsi="Times New Roman"/>
-          <w:sz w:val="28"/>
-        </w:rPr>
-        <w:tab/>
-        <w:t>0</w:t>
-      </w:r>
-      <w:r>
-        <w:rPr>
-          <w:rFonts w:ascii="Times New Roman" w:hAnsi="Times New Roman"/>
-          <w:sz w:val="28"/>
-        </w:rPr>
-        <w:tab/>
-      </w:r>
-      <w:r>
-        <w:rPr>
-          <w:rFonts w:ascii="Times New Roman" w:hAnsi="Times New Roman"/>
-          <w:sz w:val="28"/>
-        </w:rPr>
-        <w:tab/>
-      </w:r>
-      <w:r>
-        <w:rPr>
-          <w:rFonts w:ascii="Times New Roman" w:hAnsi="Times New Roman"/>
-          <w:sz w:val="28"/>
-        </w:rPr>
-        <w:tab/>
-        <w:t xml:space="preserve">      đồng</w:t>
-      </w:r>
-    </w:p>
-    <w:p>
-      <w:pPr>
-        <w:rPr>
-          <w:rFonts w:ascii="Times New Roman" w:hAnsi="Times New Roman"/>
-          <w:b/>
-          <w:sz w:val="28"/>
-        </w:rPr>
-      </w:pPr>
-      <w:r>
-        <w:rPr>
-          <w:rFonts w:ascii="Times New Roman" w:hAnsi="Times New Roman"/>
-          <w:b/>
-          <w:sz w:val="28"/>
-        </w:rPr>
-        <w:t>5. Nguồn trả nợ tiền vay</w:t>
-      </w:r>
-      <w:r>
-        <w:rPr>
-          <w:rFonts w:ascii="Times New Roman" w:hAnsi="Times New Roman"/>
-          <w:b/>
-          <w:sz w:val="28"/>
-        </w:rPr>
-        <w:t>:</w:t>
-      </w:r>
-    </w:p>
-    <w:p>
-      <w:pPr>
-        <w:rPr>
-          <w:rFonts w:ascii="Times New Roman" w:hAnsi="Times New Roman"/>
-          <w:sz w:val="28"/>
-        </w:rPr>
-      </w:pPr>
-      <w:r>
-        <w:rPr>
-          <w:rFonts w:ascii="Times New Roman" w:hAnsi="Times New Roman"/>
-          <w:sz w:val="28"/>
-        </w:rPr>
-        <w:t>a) Nguồn trả nợ:</w:t>
-      </w:r>
-    </w:p>
-    <w:p>
-      <w:pPr>
-        <w:rPr>
-          <w:rFonts w:ascii="Times New Roman" w:hAnsi="Times New Roman"/>
-          <w:sz w:val="28"/>
-        </w:rPr>
-      </w:pPr>
-      <w:r>
-        <w:rPr>
-          <w:rFonts w:ascii="Times New Roman" w:hAnsi="Times New Roman"/>
-          <w:sz w:val="28"/>
-        </w:rPr>
-        <w:tab/>
-        <w:t xml:space="preserve">Từ lợi nhuận doanh thu của phương án: </w:t>
-      </w:r>
-      <w:r>
-        <w:rPr>
-          <w:rFonts w:ascii="Times New Roman" w:hAnsi="Times New Roman"/>
-          <w:sz w:val="28"/>
-        </w:rPr>
-        <w:tab/>
-        <w:t xml:space="preserve">{{loiNhuan}}       </w:t>
-      </w:r>
-      <w:r>
-        <w:rPr>
-          <w:rFonts w:ascii="Times New Roman" w:hAnsi="Times New Roman"/>
-          <w:sz w:val="28"/>
-        </w:rPr>
-        <w:t xml:space="preserve">  </w:t>
-      </w:r>
-      <w:r>
-        <w:rPr>
-          <w:rFonts w:ascii="Times New Roman" w:hAnsi="Times New Roman"/>
-          <w:sz w:val="28"/>
-        </w:rPr>
-        <w:t xml:space="preserve"> </w:t>
-      </w:r>
-      <w:r>
-        <w:rPr>
-          <w:rFonts w:ascii="Times New Roman" w:hAnsi="Times New Roman"/>
-          <w:sz w:val="28"/>
-        </w:rPr>
-        <w:t xml:space="preserve">   </w:t>
-      </w:r>
-      <w:r>
-        <w:rPr>
-          <w:rFonts w:ascii="Times New Roman" w:hAnsi="Times New Roman"/>
-          <w:sz w:val="28"/>
-        </w:rPr>
-        <w:t>đồng</w:t>
-      </w:r>
-    </w:p>
-    <w:p>
-      <w:pPr>
-        <w:rPr>
-          <w:rFonts w:ascii="Times New Roman" w:hAnsi="Times New Roman"/>
-          <w:sz w:val="28"/>
-        </w:rPr>
-      </w:pPr>
-      <w:r>
-        <w:rPr>
-          <w:rFonts w:ascii="Times New Roman" w:hAnsi="Times New Roman"/>
-          <w:sz w:val="28"/>
-        </w:rPr>
-        <w:tab/>
-        <w:t>Từ thu nhập khác:</w:t>
-      </w:r>
-      <w:r>
-        <w:rPr>
-          <w:rFonts w:ascii="Times New Roman" w:hAnsi="Times New Roman"/>
-          <w:sz w:val="28"/>
-        </w:rPr>
-        <w:tab/>
-      </w:r>
-      <w:r>
-        <w:rPr>
-          <w:rFonts w:ascii="Times New Roman" w:hAnsi="Times New Roman"/>
-          <w:sz w:val="28"/>
-        </w:rPr>
-        <w:tab/>
-      </w:r>
-      <w:r>
-        <w:rPr>
-          <w:rFonts w:ascii="Times New Roman" w:hAnsi="Times New Roman"/>
-          <w:sz w:val="28"/>
-        </w:rPr>
-        <w:tab/>
-      </w:r>
-      <w:r>
-        <w:rPr>
-          <w:rFonts w:ascii="Times New Roman" w:hAnsi="Times New Roman"/>
-          <w:sz w:val="28"/>
-        </w:rPr>
-        <w:tab/>
-      </w:r>
-      <w:r>
-        <w:rPr>
-          <w:rFonts w:ascii="Times New Roman" w:hAnsi="Times New Roman"/>
-          <w:sz w:val="28"/>
-        </w:rPr>
-        <w:tab/>
-        <w:t xml:space="preserve">0                            </w:t>
-      </w:r>
-      <w:r>
-        <w:rPr>
-          <w:rFonts w:ascii="Times New Roman" w:hAnsi="Times New Roman"/>
-          <w:sz w:val="28"/>
-        </w:rPr>
-        <w:t xml:space="preserve">   </w:t>
-      </w:r>
-      <w:r>
-        <w:rPr>
-          <w:rFonts w:ascii="Times New Roman" w:hAnsi="Times New Roman"/>
-          <w:sz w:val="28"/>
-        </w:rPr>
-        <w:t>đồng</w:t>
-      </w:r>
-    </w:p>
-    <w:p>
-      <w:pPr>
-        <w:rPr>
-          <w:rFonts w:ascii="Times New Roman" w:hAnsi="Times New Roman"/>
-          <w:sz w:val="28"/>
-        </w:rPr>
-      </w:pPr>
-      <w:r>
-        <w:rPr>
-          <w:rFonts w:ascii="Times New Roman" w:hAnsi="Times New Roman"/>
-          <w:sz w:val="28"/>
-        </w:rPr>
-        <w:tab/>
-        <w:t>Từ thu hồi vốn đầu tư củ</w:t>
-      </w:r>
-      <w:r>
-        <w:rPr>
-          <w:rFonts w:ascii="Times New Roman" w:hAnsi="Times New Roman"/>
-          <w:sz w:val="28"/>
-        </w:rPr>
-        <w:t>a</w:t>
-      </w:r>
-      <w:r>
-        <w:rPr>
-          <w:rFonts w:ascii="Times New Roman" w:hAnsi="Times New Roman"/>
-          <w:sz w:val="28"/>
-        </w:rPr>
-        <w:t xml:space="preserve"> phương án:              {{thuHoiVon}}    </w:t>
-      </w:r>
-      <w:r>
-        <w:rPr>
-          <w:rFonts w:ascii="Times New Roman" w:hAnsi="Times New Roman"/>
-          <w:sz w:val="28"/>
-        </w:rPr>
-        <w:t xml:space="preserve">   </w:t>
-      </w:r>
-      <w:r>
-        <w:rPr>
-          <w:rFonts w:ascii="Times New Roman" w:hAnsi="Times New Roman"/>
-          <w:sz w:val="28"/>
-        </w:rPr>
-        <w:t xml:space="preserve">   </w:t>
+        <w:tab/>
+        <w:t>Trả nợ gốc: Theo hợp đồng tín dụng</w:t>
+      </w:r>
+    </w:p>
+    <w:p>
+      <w:pPr>
+        <w:rPr>
+          <w:rFonts w:ascii="Times New Roman" w:hAnsi="Times New Roman"/>
+          <w:sz w:val="28"/>
+        </w:rPr>
+      </w:pPr>
+      <w:r>
+        <w:rPr>
+          <w:rFonts w:ascii="Times New Roman" w:hAnsi="Times New Roman"/>
+          <w:sz w:val="28"/>
+        </w:rPr>
+        <w:tab/>
+        <w:t>Trả lãi: Lãi tiền vay được trả hàng tháng</w:t>
+      </w:r>
+    </w:p>
+    <w:p>
+      <w:pPr>
+        <w:rPr>
+          <w:rFonts w:ascii="Times New Roman" w:hAnsi="Times New Roman"/>
+          <w:b/>
+          <w:sz w:val="28"/>
+        </w:rPr>
+      </w:pPr>
+      <w:r>
+        <w:rPr>
+          <w:rFonts w:ascii="Times New Roman" w:hAnsi="Times New Roman"/>
+          <w:b/>
+          <w:sz w:val="28"/>
+        </w:rPr>
+        <w:t>6. Tài sản đảm bảo:</w:t>
+      </w:r>
+    </w:p>
+    <w:p>
+      <w:pPr>
+        <w:rPr>
+          <w:rFonts w:ascii="Times New Roman" w:hAnsi="Times New Roman"/>
+          <w:sz w:val="28"/>
+        </w:rPr>
+      </w:pPr>
+      <w:r>
+        <w:rPr>
+          <w:rFonts w:ascii="Times New Roman" w:hAnsi="Times New Roman"/>
+          <w:b/>
+          <w:sz w:val="28"/>
+        </w:rPr>
+        <w:tab/>
+      </w:r>
+      <w:r>
+        <w:rPr>
+          <w:rFonts w:ascii="Times New Roman" w:hAnsi="Times New Roman"/>
+          <w:sz w:val="28"/>
+        </w:rPr>
+        <w:t>Giấy chứng nhận Quyền sử dụng đất số:</w:t>
+      </w:r>
+      <w:r>
+        <w:rPr>
+          <w:rFonts w:ascii="Times New Roman" w:hAnsi="Times New Roman"/>
+          <w:sz w:val="28"/>
+        </w:rPr>
+        <w:tab/>
+        <w:t>{{seri}}</w:t>
+      </w:r>
+    </w:p>
+    <w:p>
+      <w:pPr>
+        <w:rPr>
+          <w:rFonts w:ascii="Times New Roman" w:hAnsi="Times New Roman"/>
+          <w:sz w:val="28"/>
+        </w:rPr>
+      </w:pPr>
+      <w:r>
+        <w:rPr>
+          <w:rFonts w:ascii="Times New Roman" w:hAnsi="Times New Roman"/>
+          <w:sz w:val="28"/>
+        </w:rPr>
+        <w:tab/>
       </w:r>
       <w:bookmarkStart w:id="0" w:name="_GoBack"/>
       <w:bookmarkEnd w:id="0"/>
@@ -1452,119 +1614,7 @@
           <w:rFonts w:ascii="Times New Roman" w:hAnsi="Times New Roman"/>
           <w:sz w:val="28"/>
         </w:rPr>
-        <w:t>đồng</w:t>
-      </w:r>
-    </w:p>
-    <w:p>
-      <w:pPr>
-        <w:rPr>
-          <w:rFonts w:ascii="Times New Roman" w:hAnsi="Times New Roman"/>
-          <w:sz w:val="28"/>
-        </w:rPr>
-      </w:pPr>
-      <w:r>
-        <w:rPr>
-          <w:rFonts w:ascii="Times New Roman" w:hAnsi="Times New Roman"/>
-          <w:sz w:val="28"/>
-        </w:rPr>
-        <w:t>b) Kế hoạch trả nợ:</w:t>
-      </w:r>
-    </w:p>
-    <w:p>
-      <w:pPr>
-        <w:rPr>
-          <w:rFonts w:ascii="Times New Roman" w:hAnsi="Times New Roman"/>
-          <w:sz w:val="28"/>
-        </w:rPr>
-      </w:pPr>
-      <w:r>
-        <w:rPr>
-          <w:rFonts w:ascii="Times New Roman" w:hAnsi="Times New Roman"/>
-          <w:sz w:val="28"/>
-        </w:rPr>
-        <w:tab/>
-        <w:t>Trả nợ gốc: Theo hợp đồng tín dụng</w:t>
-      </w:r>
-    </w:p>
-    <w:p>
-      <w:pPr>
-        <w:rPr>
-          <w:rFonts w:ascii="Times New Roman" w:hAnsi="Times New Roman"/>
-          <w:sz w:val="28"/>
-        </w:rPr>
-      </w:pPr>
-      <w:r>
-        <w:rPr>
-          <w:rFonts w:ascii="Times New Roman" w:hAnsi="Times New Roman"/>
-          <w:sz w:val="28"/>
-        </w:rPr>
-        <w:tab/>
-        <w:t>Trả lãi: Lãi tiền vay được trả hàng tháng</w:t>
-      </w:r>
-    </w:p>
-    <w:p>
-      <w:pPr>
-        <w:rPr>
-          <w:rFonts w:ascii="Times New Roman" w:hAnsi="Times New Roman"/>
-          <w:b/>
-          <w:sz w:val="28"/>
-        </w:rPr>
-      </w:pPr>
-      <w:r>
-        <w:rPr>
-          <w:rFonts w:ascii="Times New Roman" w:hAnsi="Times New Roman"/>
-          <w:b/>
-          <w:sz w:val="28"/>
-        </w:rPr>
-        <w:lastRenderedPageBreak/>
-        <w:t>6. Tài sản đảm bảo:</w:t>
-      </w:r>
-    </w:p>
-    <w:p>
-      <w:pPr>
-        <w:rPr>
-          <w:rFonts w:ascii="Times New Roman" w:hAnsi="Times New Roman"/>
-          <w:sz w:val="28"/>
-        </w:rPr>
-      </w:pPr>
-      <w:r>
-        <w:rPr>
-          <w:rFonts w:ascii="Times New Roman" w:hAnsi="Times New Roman"/>
-          <w:b/>
-          <w:sz w:val="28"/>
-        </w:rPr>
-        <w:tab/>
-      </w:r>
-      <w:r>
-        <w:rPr>
-          <w:rFonts w:ascii="Times New Roman" w:hAnsi="Times New Roman"/>
-          <w:sz w:val="28"/>
-        </w:rPr>
-        <w:t>Giấy chứng nhận Quyền sử dụng đất số:</w:t>
-      </w:r>
-      <w:r>
-        <w:rPr>
-          <w:rFonts w:ascii="Times New Roman" w:hAnsi="Times New Roman"/>
-          <w:sz w:val="28"/>
-        </w:rPr>
-        <w:tab/>
-        <w:t>{{seri}}</w:t>
-      </w:r>
-    </w:p>
-    <w:p>
-      <w:pPr>
-        <w:rPr>
-          <w:rFonts w:ascii="Times New Roman" w:hAnsi="Times New Roman"/>
-          <w:sz w:val="28"/>
-        </w:rPr>
-      </w:pPr>
-      <w:r>
-        <w:rPr>
-          <w:rFonts w:ascii="Times New Roman" w:hAnsi="Times New Roman"/>
-          <w:sz w:val="28"/>
-        </w:rPr>
-        <w:tab/>
-        <w:t>Số vào sổ cấp GCN số:                                   {{vsmt}}</w:t>
+        <w:t>{{vsmt}}</w:t>
       </w:r>
     </w:p>
     <w:p>

--- a/src/main/resources/templates/PhuongAnVayVon.docx
+++ b/src/main/resources/templates/PhuongAnVayVon.docx
@@ -263,14 +263,14 @@
           <w:rFonts w:ascii="Times New Roman" w:hAnsi="Times New Roman"/>
           <w:sz w:val="28"/>
         </w:rPr>
-        <w:t>Ngày</w:t>
-      </w:r>
-      <w:r>
-        <w:rPr>
-          <w:rFonts w:ascii="Times New Roman" w:hAnsi="Times New Roman"/>
-          <w:sz w:val="28"/>
-        </w:rPr>
-        <w:t xml:space="preserve"> sinh: {{nskh}}</w:t>
+        <w:t>Sinh ngày</w:t>
+      </w:r>
+      <w:r>
+        <w:rPr>
+          <w:rFonts w:ascii="Times New Roman" w:hAnsi="Times New Roman"/>
+          <w:sz w:val="28"/>
+        </w:rPr>
+        <w:t>: {{nskh}}</w:t>
       </w:r>
     </w:p>
     <w:p>
@@ -416,14 +416,16 @@
           <w:rFonts w:ascii="Times New Roman" w:hAnsi="Times New Roman"/>
           <w:sz w:val="28"/>
         </w:rPr>
-        <w:t>Ngày</w:t>
-      </w:r>
-      <w:r>
-        <w:rPr>
-          <w:rFonts w:ascii="Times New Roman" w:hAnsi="Times New Roman"/>
-          <w:sz w:val="28"/>
-        </w:rPr>
-        <w:t xml:space="preserve"> sinh: {{nsnt}}</w:t>
+        <w:t>Sinh ngày</w:t>
+      </w:r>
+      <w:bookmarkStart w:id="0" w:name="_GoBack"/>
+      <w:bookmarkEnd w:id="0"/>
+      <w:r>
+        <w:rPr>
+          <w:rFonts w:ascii="Times New Roman" w:hAnsi="Times New Roman"/>
+          <w:sz w:val="28"/>
+        </w:rPr>
+        <w:t>: {{nsnt}}</w:t>
       </w:r>
     </w:p>
     <w:p>
@@ -1606,14 +1608,6 @@
           <w:sz w:val="28"/>
         </w:rPr>
         <w:tab/>
-      </w:r>
-      <w:bookmarkStart w:id="0" w:name="_GoBack"/>
-      <w:bookmarkEnd w:id="0"/>
-      <w:r>
-        <w:rPr>
-          <w:rFonts w:ascii="Times New Roman" w:hAnsi="Times New Roman"/>
-          <w:sz w:val="28"/>
-        </w:rPr>
         <w:t>{{vsmt}}</w:t>
       </w:r>
     </w:p>

--- a/src/main/resources/templates/PhuongAnVayVon.docx
+++ b/src/main/resources/templates/PhuongAnVayVon.docx
@@ -234,7 +234,7 @@
           <w:rFonts w:ascii="Times New Roman" w:hAnsi="Times New Roman"/>
           <w:sz w:val="28"/>
         </w:rPr>
-        <w:t xml:space="preserve">                 </w:t>
+        <w:t xml:space="preserve">             </w:t>
       </w:r>
       <w:r>
         <w:rPr>
@@ -263,163 +263,185 @@
           <w:rFonts w:ascii="Times New Roman" w:hAnsi="Times New Roman"/>
           <w:sz w:val="28"/>
         </w:rPr>
-        <w:t>Sinh ngày</w:t>
-      </w:r>
-      <w:r>
-        <w:rPr>
-          <w:rFonts w:ascii="Times New Roman" w:hAnsi="Times New Roman"/>
-          <w:sz w:val="28"/>
-        </w:rPr>
-        <w:t>: {{nskh}}</w:t>
-      </w:r>
-    </w:p>
-    <w:p>
-      <w:pPr>
-        <w:rPr>
-          <w:rFonts w:ascii="Times New Roman" w:hAnsi="Times New Roman"/>
-          <w:sz w:val="28"/>
-        </w:rPr>
-      </w:pPr>
-      <w:r>
-        <w:rPr>
-          <w:rFonts w:ascii="Times New Roman" w:hAnsi="Times New Roman"/>
-          <w:sz w:val="28"/>
-        </w:rPr>
-        <w:t>Địa chỉ thường trú: {{ttkh}}.</w:t>
-      </w:r>
-    </w:p>
-    <w:p>
-      <w:pPr>
-        <w:rPr>
-          <w:rFonts w:ascii="Times New Roman" w:hAnsi="Times New Roman"/>
-          <w:sz w:val="28"/>
-        </w:rPr>
-      </w:pPr>
-      <w:r>
-        <w:rPr>
-          <w:rFonts w:ascii="Times New Roman" w:hAnsi="Times New Roman"/>
-          <w:sz w:val="28"/>
-        </w:rPr>
-        <w:t>Điện thoại liên hệ: {{sdtkh}}.</w:t>
-      </w:r>
-    </w:p>
-    <w:p>
-      <w:pPr>
-        <w:rPr>
-          <w:rFonts w:ascii="Times New Roman" w:hAnsi="Times New Roman"/>
-          <w:sz w:val="28"/>
-        </w:rPr>
-      </w:pPr>
-      <w:r>
-        <w:rPr>
-          <w:rFonts w:ascii="Times New Roman" w:hAnsi="Times New Roman"/>
-          <w:sz w:val="28"/>
-        </w:rPr>
-        <w:t>CCCD S</w:t>
-      </w:r>
-      <w:r>
-        <w:rPr>
-          <w:rFonts w:ascii="Times New Roman" w:hAnsi="Times New Roman"/>
-          <w:sz w:val="28"/>
-        </w:rPr>
-        <w:t>ố</w:t>
-      </w:r>
-      <w:r>
-        <w:rPr>
-          <w:rFonts w:ascii="Times New Roman" w:hAnsi="Times New Roman"/>
-          <w:sz w:val="28"/>
-        </w:rPr>
-        <w:t>: {{cccdkh}}</w:t>
-      </w:r>
-      <w:r>
-        <w:rPr>
-          <w:rFonts w:ascii="Times New Roman" w:hAnsi="Times New Roman"/>
-          <w:sz w:val="28"/>
-        </w:rPr>
-        <w:t xml:space="preserve">; </w:t>
-      </w:r>
-      <w:r>
-        <w:rPr>
-          <w:rFonts w:ascii="Times New Roman" w:hAnsi="Times New Roman"/>
-          <w:sz w:val="28"/>
-        </w:rPr>
-        <w:t>Cấ</w:t>
-      </w:r>
-      <w:r>
-        <w:rPr>
-          <w:rFonts w:ascii="Times New Roman" w:hAnsi="Times New Roman"/>
-          <w:sz w:val="28"/>
-        </w:rPr>
-        <w:t xml:space="preserve">p ngày: {{nckh}}; </w:t>
-      </w:r>
-    </w:p>
-    <w:p>
-      <w:pPr>
-        <w:rPr>
-          <w:rFonts w:ascii="Times New Roman" w:hAnsi="Times New Roman"/>
-          <w:sz w:val="28"/>
-        </w:rPr>
-      </w:pPr>
-      <w:r>
-        <w:rPr>
-          <w:rFonts w:ascii="Times New Roman" w:hAnsi="Times New Roman"/>
-          <w:sz w:val="28"/>
-        </w:rPr>
-        <w:t>Nơi cấp: {{nccccdkh}}.</w:t>
-      </w:r>
-    </w:p>
-    <w:p>
-      <w:pPr>
-        <w:rPr>
-          <w:rFonts w:ascii="Times New Roman" w:hAnsi="Times New Roman"/>
-          <w:sz w:val="28"/>
-        </w:rPr>
-      </w:pPr>
-      <w:r>
-        <w:rPr>
-          <w:rFonts w:ascii="Times New Roman" w:hAnsi="Times New Roman"/>
-          <w:sz w:val="28"/>
-        </w:rPr>
-        <w:t>Và Ông/bà</w:t>
-      </w:r>
-      <w:r>
-        <w:rPr>
-          <w:rFonts w:ascii="Times New Roman" w:hAnsi="Times New Roman"/>
-          <w:sz w:val="28"/>
-        </w:rPr>
-        <w:t xml:space="preserve">:        </w:t>
-      </w:r>
-      <w:r>
-        <w:rPr>
-          <w:rFonts w:ascii="Times New Roman" w:hAnsi="Times New Roman"/>
-          <w:b/>
-          <w:sz w:val="28"/>
-        </w:rPr>
-        <w:t>{{ntkh}}</w:t>
-      </w:r>
-      <w:r>
-        <w:rPr>
-          <w:rFonts w:ascii="Times New Roman" w:hAnsi="Times New Roman"/>
-          <w:sz w:val="28"/>
-        </w:rPr>
-        <w:t xml:space="preserve">                </w:t>
-      </w:r>
-      <w:r>
-        <w:rPr>
-          <w:rFonts w:ascii="Times New Roman" w:hAnsi="Times New Roman"/>
-          <w:sz w:val="28"/>
-        </w:rPr>
-        <w:t xml:space="preserve">       </w:t>
-      </w:r>
-      <w:r>
-        <w:rPr>
-          <w:rFonts w:ascii="Times New Roman" w:hAnsi="Times New Roman"/>
-          <w:sz w:val="28"/>
-        </w:rPr>
-        <w:t>Sinh ngày</w:t>
+        <w:tab/>
+      </w:r>
+      <w:r>
+        <w:rPr>
+          <w:rFonts w:ascii="Times New Roman" w:hAnsi="Times New Roman"/>
+          <w:sz w:val="28"/>
+        </w:rPr>
+        <w:tab/>
+        <w:t xml:space="preserve">   </w:t>
       </w:r>
       <w:bookmarkStart w:id="0" w:name="_GoBack"/>
       <w:bookmarkEnd w:id="0"/>
+      <w:r>
+        <w:rPr>
+          <w:rFonts w:ascii="Times New Roman" w:hAnsi="Times New Roman"/>
+          <w:sz w:val="28"/>
+        </w:rPr>
+        <w:t>Sinh ngày</w:t>
+      </w:r>
+      <w:r>
+        <w:rPr>
+          <w:rFonts w:ascii="Times New Roman" w:hAnsi="Times New Roman"/>
+          <w:sz w:val="28"/>
+        </w:rPr>
+        <w:t>: {{nskh}}</w:t>
+      </w:r>
+    </w:p>
+    <w:p>
+      <w:pPr>
+        <w:rPr>
+          <w:rFonts w:ascii="Times New Roman" w:hAnsi="Times New Roman"/>
+          <w:sz w:val="28"/>
+        </w:rPr>
+      </w:pPr>
+      <w:r>
+        <w:rPr>
+          <w:rFonts w:ascii="Times New Roman" w:hAnsi="Times New Roman"/>
+          <w:sz w:val="28"/>
+        </w:rPr>
+        <w:t>Địa chỉ thường trú: {{ttkh}}.</w:t>
+      </w:r>
+    </w:p>
+    <w:p>
+      <w:pPr>
+        <w:rPr>
+          <w:rFonts w:ascii="Times New Roman" w:hAnsi="Times New Roman"/>
+          <w:sz w:val="28"/>
+        </w:rPr>
+      </w:pPr>
+      <w:r>
+        <w:rPr>
+          <w:rFonts w:ascii="Times New Roman" w:hAnsi="Times New Roman"/>
+          <w:sz w:val="28"/>
+        </w:rPr>
+        <w:t>Điện thoại liên hệ: {{sdtkh}}.</w:t>
+      </w:r>
+    </w:p>
+    <w:p>
+      <w:pPr>
+        <w:rPr>
+          <w:rFonts w:ascii="Times New Roman" w:hAnsi="Times New Roman"/>
+          <w:sz w:val="28"/>
+        </w:rPr>
+      </w:pPr>
+      <w:r>
+        <w:rPr>
+          <w:rFonts w:ascii="Times New Roman" w:hAnsi="Times New Roman"/>
+          <w:sz w:val="28"/>
+        </w:rPr>
+        <w:t>CCCD S</w:t>
+      </w:r>
+      <w:r>
+        <w:rPr>
+          <w:rFonts w:ascii="Times New Roman" w:hAnsi="Times New Roman"/>
+          <w:sz w:val="28"/>
+        </w:rPr>
+        <w:t>ố</w:t>
+      </w:r>
+      <w:r>
+        <w:rPr>
+          <w:rFonts w:ascii="Times New Roman" w:hAnsi="Times New Roman"/>
+          <w:sz w:val="28"/>
+        </w:rPr>
+        <w:t>: {{cccdkh}}</w:t>
+      </w:r>
+      <w:r>
+        <w:rPr>
+          <w:rFonts w:ascii="Times New Roman" w:hAnsi="Times New Roman"/>
+          <w:sz w:val="28"/>
+        </w:rPr>
+        <w:t xml:space="preserve">; </w:t>
+      </w:r>
+      <w:r>
+        <w:rPr>
+          <w:rFonts w:ascii="Times New Roman" w:hAnsi="Times New Roman"/>
+          <w:sz w:val="28"/>
+        </w:rPr>
+        <w:t>Cấ</w:t>
+      </w:r>
+      <w:r>
+        <w:rPr>
+          <w:rFonts w:ascii="Times New Roman" w:hAnsi="Times New Roman"/>
+          <w:sz w:val="28"/>
+        </w:rPr>
+        <w:t xml:space="preserve">p ngày: {{nckh}}; </w:t>
+      </w:r>
+    </w:p>
+    <w:p>
+      <w:pPr>
+        <w:rPr>
+          <w:rFonts w:ascii="Times New Roman" w:hAnsi="Times New Roman"/>
+          <w:sz w:val="28"/>
+        </w:rPr>
+      </w:pPr>
+      <w:r>
+        <w:rPr>
+          <w:rFonts w:ascii="Times New Roman" w:hAnsi="Times New Roman"/>
+          <w:sz w:val="28"/>
+        </w:rPr>
+        <w:t>Nơi cấp: {{nccccdkh}}.</w:t>
+      </w:r>
+    </w:p>
+    <w:p>
+      <w:pPr>
+        <w:rPr>
+          <w:rFonts w:ascii="Times New Roman" w:hAnsi="Times New Roman"/>
+          <w:sz w:val="28"/>
+        </w:rPr>
+      </w:pPr>
+      <w:r>
+        <w:rPr>
+          <w:rFonts w:ascii="Times New Roman" w:hAnsi="Times New Roman"/>
+          <w:sz w:val="28"/>
+        </w:rPr>
+        <w:t>Và Ông/bà</w:t>
+      </w:r>
+      <w:r>
+        <w:rPr>
+          <w:rFonts w:ascii="Times New Roman" w:hAnsi="Times New Roman"/>
+          <w:sz w:val="28"/>
+        </w:rPr>
+        <w:t xml:space="preserve">:        </w:t>
+      </w:r>
+      <w:r>
+        <w:rPr>
+          <w:rFonts w:ascii="Times New Roman" w:hAnsi="Times New Roman"/>
+          <w:sz w:val="28"/>
+        </w:rPr>
+        <w:t xml:space="preserve">          </w:t>
+      </w:r>
+      <w:r>
+        <w:rPr>
+          <w:rFonts w:ascii="Times New Roman" w:hAnsi="Times New Roman"/>
+          <w:b/>
+          <w:sz w:val="28"/>
+        </w:rPr>
+        <w:t>{{ntkh}}</w:t>
+      </w:r>
+      <w:r>
+        <w:rPr>
+          <w:rFonts w:ascii="Times New Roman" w:hAnsi="Times New Roman"/>
+          <w:sz w:val="28"/>
+        </w:rPr>
+        <w:t xml:space="preserve">                </w:t>
+      </w:r>
+      <w:r>
+        <w:rPr>
+          <w:rFonts w:ascii="Times New Roman" w:hAnsi="Times New Roman"/>
+          <w:sz w:val="28"/>
+        </w:rPr>
+        <w:t xml:space="preserve">       </w:t>
+      </w:r>
+      <w:r>
+        <w:rPr>
+          <w:rFonts w:ascii="Times New Roman" w:hAnsi="Times New Roman"/>
+          <w:sz w:val="28"/>
+        </w:rPr>
+        <w:t>Sinh ngày</w:t>
+      </w:r>
       <w:r>
         <w:rPr>
           <w:rFonts w:ascii="Times New Roman" w:hAnsi="Times New Roman"/>
@@ -926,6 +948,20 @@
           <w:rFonts w:ascii="Times New Roman" w:hAnsi="Times New Roman"/>
           <w:sz w:val="28"/>
         </w:rPr>
+        <w:t xml:space="preserve"> </w:t>
+      </w:r>
+      <w:r>
+        <w:rPr>
+          <w:rFonts w:ascii="Times New Roman" w:hAnsi="Times New Roman"/>
+          <w:sz w:val="28"/>
+        </w:rPr>
+        <w:t xml:space="preserve">  </w:t>
+      </w:r>
+      <w:r>
+        <w:rPr>
+          <w:rFonts w:ascii="Times New Roman" w:hAnsi="Times New Roman"/>
+          <w:sz w:val="28"/>
+        </w:rPr>
         <w:t>đồng.</w:t>
       </w:r>
     </w:p>
@@ -949,7 +985,21 @@
           <w:rFonts w:ascii="Times New Roman" w:hAnsi="Times New Roman"/>
           <w:sz w:val="28"/>
         </w:rPr>
-        <w:t xml:space="preserve">Vốn tự có: </w:t>
+        <w:t>Vốn tự</w:t>
+      </w:r>
+      <w:r>
+        <w:rPr>
+          <w:rFonts w:ascii="Times New Roman" w:hAnsi="Times New Roman"/>
+          <w:sz w:val="28"/>
+        </w:rPr>
+        <w:t xml:space="preserve"> lũy kế</w:t>
+      </w:r>
+      <w:r>
+        <w:rPr>
+          <w:rFonts w:ascii="Times New Roman" w:hAnsi="Times New Roman"/>
+          <w:sz w:val="28"/>
+        </w:rPr>
+        <w:t xml:space="preserve">: </w:t>
       </w:r>
       <w:r>
         <w:rPr>
@@ -991,6 +1041,13 @@
           <w:rFonts w:ascii="Times New Roman" w:hAnsi="Times New Roman"/>
           <w:sz w:val="28"/>
         </w:rPr>
+        <w:t xml:space="preserve">  </w:t>
+      </w:r>
+      <w:r>
+        <w:rPr>
+          <w:rFonts w:ascii="Times New Roman" w:hAnsi="Times New Roman"/>
+          <w:sz w:val="28"/>
+        </w:rPr>
         <w:t>đồng</w:t>
       </w:r>
       <w:r>
@@ -998,7 +1055,14 @@
           <w:rFonts w:ascii="Times New Roman" w:hAnsi="Times New Roman"/>
           <w:sz w:val="28"/>
         </w:rPr>
-        <w:t xml:space="preserve">        {{phanTramVTC}}</w:t>
+        <w:t xml:space="preserve">       </w:t>
+      </w:r>
+      <w:r>
+        <w:rPr>
+          <w:rFonts w:ascii="Times New Roman" w:hAnsi="Times New Roman"/>
+          <w:sz w:val="28"/>
+        </w:rPr>
+        <w:t>{{phanTramVTC}}</w:t>
       </w:r>
     </w:p>
     <w:p>
@@ -1014,6 +1078,50 @@
           <w:rFonts w:ascii="Times New Roman" w:hAnsi="Times New Roman"/>
           <w:sz w:val="28"/>
         </w:rPr>
+        <w:t xml:space="preserve">- Vốn khác:              {{vonKhac}}      </w:t>
+      </w:r>
+      <w:r>
+        <w:rPr>
+          <w:rFonts w:ascii="Times New Roman" w:hAnsi="Times New Roman"/>
+          <w:sz w:val="28"/>
+        </w:rPr>
+        <w:t xml:space="preserve">    </w:t>
+      </w:r>
+      <w:r>
+        <w:rPr>
+          <w:rFonts w:ascii="Times New Roman" w:hAnsi="Times New Roman"/>
+          <w:sz w:val="28"/>
+        </w:rPr>
+        <w:t>đồ</w:t>
+      </w:r>
+      <w:r>
+        <w:rPr>
+          <w:rFonts w:ascii="Times New Roman" w:hAnsi="Times New Roman"/>
+          <w:sz w:val="28"/>
+        </w:rPr>
+        <w:t xml:space="preserve">ng       </w:t>
+      </w:r>
+      <w:r>
+        <w:rPr>
+          <w:rFonts w:ascii="Times New Roman" w:hAnsi="Times New Roman"/>
+          <w:sz w:val="28"/>
+        </w:rPr>
+        <w:t>{{phanTramVonKhac}}</w:t>
+      </w:r>
+    </w:p>
+    <w:p>
+      <w:pPr>
+        <w:ind w:left="360"/>
+        <w:rPr>
+          <w:rFonts w:ascii="Times New Roman" w:hAnsi="Times New Roman"/>
+          <w:sz w:val="28"/>
+        </w:rPr>
+      </w:pPr>
+      <w:r>
+        <w:rPr>
+          <w:rFonts w:ascii="Times New Roman" w:hAnsi="Times New Roman"/>
+          <w:sz w:val="28"/>
+        </w:rPr>
         <w:t>- Vố</w:t>
       </w:r>
       <w:r>
@@ -1021,7 +1129,21 @@
           <w:rFonts w:ascii="Times New Roman" w:hAnsi="Times New Roman"/>
           <w:sz w:val="28"/>
         </w:rPr>
-        <w:t>n xin vay:   {{tienso}}</w:t>
+        <w:t xml:space="preserve">n xin vay:   </w:t>
+      </w:r>
+      <w:r>
+        <w:rPr>
+          <w:rFonts w:ascii="Times New Roman" w:hAnsi="Times New Roman"/>
+          <w:sz w:val="28"/>
+        </w:rPr>
+        <w:t xml:space="preserve">       </w:t>
+      </w:r>
+      <w:r>
+        <w:rPr>
+          <w:rFonts w:ascii="Times New Roman" w:hAnsi="Times New Roman"/>
+          <w:sz w:val="28"/>
+        </w:rPr>
+        <w:t>{{tienso}}</w:t>
       </w:r>
       <w:r>
         <w:rPr>
@@ -1042,7 +1164,28 @@
           <w:rFonts w:ascii="Times New Roman" w:hAnsi="Times New Roman"/>
           <w:sz w:val="28"/>
         </w:rPr>
-        <w:t>đồng        {{phanTramVV}}</w:t>
+        <w:t xml:space="preserve">  </w:t>
+      </w:r>
+      <w:r>
+        <w:rPr>
+          <w:rFonts w:ascii="Times New Roman" w:hAnsi="Times New Roman"/>
+          <w:sz w:val="28"/>
+        </w:rPr>
+        <w:t>đồ</w:t>
+      </w:r>
+      <w:r>
+        <w:rPr>
+          <w:rFonts w:ascii="Times New Roman" w:hAnsi="Times New Roman"/>
+          <w:sz w:val="28"/>
+        </w:rPr>
+        <w:t xml:space="preserve">ng       </w:t>
+      </w:r>
+      <w:r>
+        <w:rPr>
+          <w:rFonts w:ascii="Times New Roman" w:hAnsi="Times New Roman"/>
+          <w:sz w:val="28"/>
+        </w:rPr>
+        <w:t>{{phanTramVV}}</w:t>
       </w:r>
     </w:p>
     <w:p>
@@ -1174,6 +1317,13 @@
           <w:rFonts w:ascii="Times New Roman" w:hAnsi="Times New Roman"/>
           <w:sz w:val="28"/>
         </w:rPr>
+        <w:t xml:space="preserve"> </w:t>
+      </w:r>
+      <w:r>
+        <w:rPr>
+          <w:rFonts w:ascii="Times New Roman" w:hAnsi="Times New Roman"/>
+          <w:sz w:val="28"/>
+        </w:rPr>
         <w:t>đồng</w:t>
       </w:r>
     </w:p>
@@ -1189,7 +1339,21 @@
           <w:rFonts w:ascii="Times New Roman" w:hAnsi="Times New Roman"/>
           <w:sz w:val="28"/>
         </w:rPr>
-        <w:t>Lợi nhuận:                                {{loiNhuan}}</w:t>
+        <w:t xml:space="preserve">Lợi nhuận:                                </w:t>
+      </w:r>
+      <w:r>
+        <w:rPr>
+          <w:rFonts w:ascii="Times New Roman" w:hAnsi="Times New Roman"/>
+          <w:sz w:val="28"/>
+        </w:rPr>
+        <w:t xml:space="preserve">  </w:t>
+      </w:r>
+      <w:r>
+        <w:rPr>
+          <w:rFonts w:ascii="Times New Roman" w:hAnsi="Times New Roman"/>
+          <w:sz w:val="28"/>
+        </w:rPr>
+        <w:t>{{loiNhuan}}</w:t>
       </w:r>
       <w:r>
         <w:rPr>
@@ -1203,6 +1367,168 @@
           <w:rFonts w:ascii="Times New Roman" w:hAnsi="Times New Roman"/>
           <w:sz w:val="28"/>
         </w:rPr>
+        <w:t xml:space="preserve"> </w:t>
+      </w:r>
+      <w:r>
+        <w:rPr>
+          <w:rFonts w:ascii="Times New Roman" w:hAnsi="Times New Roman"/>
+          <w:sz w:val="28"/>
+        </w:rPr>
+        <w:t>đồng</w:t>
+      </w:r>
+    </w:p>
+    <w:p>
+      <w:pPr>
+        <w:rPr>
+          <w:rFonts w:ascii="Times New Roman" w:hAnsi="Times New Roman"/>
+          <w:b/>
+          <w:sz w:val="28"/>
+        </w:rPr>
+      </w:pPr>
+      <w:r>
+        <w:rPr>
+          <w:rFonts w:ascii="Times New Roman" w:hAnsi="Times New Roman"/>
+          <w:b/>
+          <w:sz w:val="28"/>
+        </w:rPr>
+        <w:t>4. Tình hình vay nợ của QTD Thái Học</w:t>
+      </w:r>
+      <w:r>
+        <w:rPr>
+          <w:rFonts w:ascii="Times New Roman" w:hAnsi="Times New Roman"/>
+          <w:b/>
+          <w:sz w:val="28"/>
+        </w:rPr>
+        <w:t xml:space="preserve">: </w:t>
+      </w:r>
+    </w:p>
+    <w:p>
+      <w:pPr>
+        <w:rPr>
+          <w:rFonts w:ascii="Times New Roman" w:hAnsi="Times New Roman"/>
+          <w:sz w:val="28"/>
+        </w:rPr>
+      </w:pPr>
+      <w:r>
+        <w:rPr>
+          <w:rFonts w:ascii="Times New Roman" w:hAnsi="Times New Roman"/>
+          <w:sz w:val="28"/>
+        </w:rPr>
+        <w:t xml:space="preserve">Dư nợ tại QTD Thái Học: </w:t>
+      </w:r>
+      <w:r>
+        <w:rPr>
+          <w:rFonts w:ascii="Times New Roman" w:hAnsi="Times New Roman"/>
+          <w:sz w:val="28"/>
+        </w:rPr>
+        <w:tab/>
+        <w:t>0</w:t>
+      </w:r>
+      <w:r>
+        <w:rPr>
+          <w:rFonts w:ascii="Times New Roman" w:hAnsi="Times New Roman"/>
+          <w:sz w:val="28"/>
+        </w:rPr>
+        <w:tab/>
+      </w:r>
+      <w:r>
+        <w:rPr>
+          <w:rFonts w:ascii="Times New Roman" w:hAnsi="Times New Roman"/>
+          <w:sz w:val="28"/>
+        </w:rPr>
+        <w:tab/>
+      </w:r>
+      <w:r>
+        <w:rPr>
+          <w:rFonts w:ascii="Times New Roman" w:hAnsi="Times New Roman"/>
+          <w:sz w:val="28"/>
+        </w:rPr>
+        <w:tab/>
+        <w:t xml:space="preserve">      đồng</w:t>
+      </w:r>
+    </w:p>
+    <w:p>
+      <w:pPr>
+        <w:rPr>
+          <w:rFonts w:ascii="Times New Roman" w:hAnsi="Times New Roman"/>
+          <w:b/>
+          <w:sz w:val="28"/>
+        </w:rPr>
+      </w:pPr>
+      <w:r>
+        <w:rPr>
+          <w:rFonts w:ascii="Times New Roman" w:hAnsi="Times New Roman"/>
+          <w:b/>
+          <w:sz w:val="28"/>
+        </w:rPr>
+        <w:t>5. Nguồn trả nợ tiền vay</w:t>
+      </w:r>
+      <w:r>
+        <w:rPr>
+          <w:rFonts w:ascii="Times New Roman" w:hAnsi="Times New Roman"/>
+          <w:b/>
+          <w:sz w:val="28"/>
+        </w:rPr>
+        <w:t>:</w:t>
+      </w:r>
+    </w:p>
+    <w:p>
+      <w:pPr>
+        <w:rPr>
+          <w:rFonts w:ascii="Times New Roman" w:hAnsi="Times New Roman"/>
+          <w:sz w:val="28"/>
+        </w:rPr>
+      </w:pPr>
+      <w:r>
+        <w:rPr>
+          <w:rFonts w:ascii="Times New Roman" w:hAnsi="Times New Roman"/>
+          <w:sz w:val="28"/>
+        </w:rPr>
+        <w:t>a) Nguồn trả nợ:</w:t>
+      </w:r>
+    </w:p>
+    <w:p>
+      <w:pPr>
+        <w:rPr>
+          <w:rFonts w:ascii="Times New Roman" w:hAnsi="Times New Roman"/>
+          <w:sz w:val="28"/>
+        </w:rPr>
+      </w:pPr>
+      <w:r>
+        <w:rPr>
+          <w:rFonts w:ascii="Times New Roman" w:hAnsi="Times New Roman"/>
+          <w:sz w:val="28"/>
+        </w:rPr>
+        <w:tab/>
+        <w:t xml:space="preserve">Từ lợi nhuận doanh thu của phương án: </w:t>
+      </w:r>
+      <w:r>
+        <w:rPr>
+          <w:rFonts w:ascii="Times New Roman" w:hAnsi="Times New Roman"/>
+          <w:sz w:val="28"/>
+        </w:rPr>
+        <w:tab/>
+        <w:t xml:space="preserve">{{loiNhuan}}       </w:t>
+      </w:r>
+      <w:r>
+        <w:rPr>
+          <w:rFonts w:ascii="Times New Roman" w:hAnsi="Times New Roman"/>
+          <w:sz w:val="28"/>
+        </w:rPr>
+        <w:t xml:space="preserve">  </w:t>
+      </w:r>
+      <w:r>
+        <w:rPr>
+          <w:rFonts w:ascii="Times New Roman" w:hAnsi="Times New Roman"/>
+          <w:sz w:val="28"/>
+        </w:rPr>
+        <w:t xml:space="preserve"> </w:t>
+      </w:r>
+      <w:r>
+        <w:rPr>
+          <w:rFonts w:ascii="Times New Roman" w:hAnsi="Times New Roman"/>
+          <w:sz w:val="28"/>
+        </w:rPr>
         <w:t xml:space="preserve">   </w:t>
       </w:r>
       <w:r>
@@ -1210,6 +1536,129 @@
           <w:rFonts w:ascii="Times New Roman" w:hAnsi="Times New Roman"/>
           <w:sz w:val="28"/>
         </w:rPr>
+        <w:t>đồng</w:t>
+      </w:r>
+    </w:p>
+    <w:p>
+      <w:pPr>
+        <w:rPr>
+          <w:rFonts w:ascii="Times New Roman" w:hAnsi="Times New Roman"/>
+          <w:sz w:val="28"/>
+        </w:rPr>
+      </w:pPr>
+      <w:r>
+        <w:rPr>
+          <w:rFonts w:ascii="Times New Roman" w:hAnsi="Times New Roman"/>
+          <w:sz w:val="28"/>
+        </w:rPr>
+        <w:tab/>
+        <w:t>Từ thu nhập khác:</w:t>
+      </w:r>
+      <w:r>
+        <w:rPr>
+          <w:rFonts w:ascii="Times New Roman" w:hAnsi="Times New Roman"/>
+          <w:sz w:val="28"/>
+        </w:rPr>
+        <w:tab/>
+      </w:r>
+      <w:r>
+        <w:rPr>
+          <w:rFonts w:ascii="Times New Roman" w:hAnsi="Times New Roman"/>
+          <w:sz w:val="28"/>
+        </w:rPr>
+        <w:tab/>
+      </w:r>
+      <w:r>
+        <w:rPr>
+          <w:rFonts w:ascii="Times New Roman" w:hAnsi="Times New Roman"/>
+          <w:sz w:val="28"/>
+        </w:rPr>
+        <w:tab/>
+      </w:r>
+      <w:r>
+        <w:rPr>
+          <w:rFonts w:ascii="Times New Roman" w:hAnsi="Times New Roman"/>
+          <w:sz w:val="28"/>
+        </w:rPr>
+        <w:tab/>
+      </w:r>
+      <w:r>
+        <w:rPr>
+          <w:rFonts w:ascii="Times New Roman" w:hAnsi="Times New Roman"/>
+          <w:sz w:val="28"/>
+        </w:rPr>
+        <w:tab/>
+      </w:r>
+      <w:r>
+        <w:rPr>
+          <w:rFonts w:ascii="Times New Roman" w:hAnsi="Times New Roman"/>
+          <w:sz w:val="28"/>
+        </w:rPr>
+        <w:t xml:space="preserve">                0             </w:t>
+      </w:r>
+      <w:r>
+        <w:rPr>
+          <w:rFonts w:ascii="Times New Roman" w:hAnsi="Times New Roman"/>
+          <w:sz w:val="28"/>
+        </w:rPr>
+        <w:t>đồng</w:t>
+      </w:r>
+    </w:p>
+    <w:p>
+      <w:pPr>
+        <w:rPr>
+          <w:rFonts w:ascii="Times New Roman" w:hAnsi="Times New Roman"/>
+          <w:sz w:val="28"/>
+        </w:rPr>
+      </w:pPr>
+      <w:r>
+        <w:rPr>
+          <w:rFonts w:ascii="Times New Roman" w:hAnsi="Times New Roman"/>
+          <w:sz w:val="28"/>
+        </w:rPr>
+        <w:tab/>
+        <w:t>Từ thu hồi vốn đầu tư củ</w:t>
+      </w:r>
+      <w:r>
+        <w:rPr>
+          <w:rFonts w:ascii="Times New Roman" w:hAnsi="Times New Roman"/>
+          <w:sz w:val="28"/>
+        </w:rPr>
+        <w:t>a</w:t>
+      </w:r>
+      <w:r>
+        <w:rPr>
+          <w:rFonts w:ascii="Times New Roman" w:hAnsi="Times New Roman"/>
+          <w:sz w:val="28"/>
+        </w:rPr>
+        <w:t xml:space="preserve"> phương án:           </w:t>
+      </w:r>
+      <w:r>
+        <w:rPr>
+          <w:rFonts w:ascii="Times New Roman" w:hAnsi="Times New Roman"/>
+          <w:sz w:val="28"/>
+        </w:rPr>
+        <w:t xml:space="preserve">{{thuHoiVon}}    </w:t>
+      </w:r>
+      <w:r>
+        <w:rPr>
+          <w:rFonts w:ascii="Times New Roman" w:hAnsi="Times New Roman"/>
+          <w:sz w:val="28"/>
+        </w:rPr>
+        <w:t xml:space="preserve">   </w:t>
+      </w:r>
+      <w:r>
+        <w:rPr>
+          <w:rFonts w:ascii="Times New Roman" w:hAnsi="Times New Roman"/>
+          <w:sz w:val="28"/>
+        </w:rPr>
+        <w:t xml:space="preserve">   </w:t>
+      </w:r>
+      <w:r>
+        <w:rPr>
+          <w:rFonts w:ascii="Times New Roman" w:hAnsi="Times New Roman"/>
+          <w:sz w:val="28"/>
+        </w:rPr>
         <w:t xml:space="preserve"> </w:t>
       </w:r>
       <w:r>
@@ -1224,293 +1673,15 @@
       <w:pPr>
         <w:rPr>
           <w:rFonts w:ascii="Times New Roman" w:hAnsi="Times New Roman"/>
-          <w:b/>
-          <w:sz w:val="28"/>
-        </w:rPr>
-      </w:pPr>
-      <w:r>
-        <w:rPr>
-          <w:rFonts w:ascii="Times New Roman" w:hAnsi="Times New Roman"/>
-          <w:b/>
-          <w:sz w:val="28"/>
-        </w:rPr>
-        <w:t>4. Tình hình vay nợ của QTD Thái Học</w:t>
-      </w:r>
-      <w:r>
-        <w:rPr>
-          <w:rFonts w:ascii="Times New Roman" w:hAnsi="Times New Roman"/>
-          <w:b/>
-          <w:sz w:val="28"/>
-        </w:rPr>
-        <w:t xml:space="preserve">: </w:t>
-      </w:r>
-    </w:p>
-    <w:p>
-      <w:pPr>
-        <w:rPr>
-          <w:rFonts w:ascii="Times New Roman" w:hAnsi="Times New Roman"/>
-          <w:sz w:val="28"/>
-        </w:rPr>
-      </w:pPr>
-      <w:r>
-        <w:rPr>
-          <w:rFonts w:ascii="Times New Roman" w:hAnsi="Times New Roman"/>
-          <w:sz w:val="28"/>
-        </w:rPr>
-        <w:t xml:space="preserve">Dư nợ tại QTD Thái Học: </w:t>
-      </w:r>
-      <w:r>
-        <w:rPr>
-          <w:rFonts w:ascii="Times New Roman" w:hAnsi="Times New Roman"/>
-          <w:sz w:val="28"/>
-        </w:rPr>
-        <w:tab/>
-        <w:t>0</w:t>
-      </w:r>
-      <w:r>
-        <w:rPr>
-          <w:rFonts w:ascii="Times New Roman" w:hAnsi="Times New Roman"/>
-          <w:sz w:val="28"/>
-        </w:rPr>
-        <w:tab/>
-      </w:r>
-      <w:r>
-        <w:rPr>
-          <w:rFonts w:ascii="Times New Roman" w:hAnsi="Times New Roman"/>
-          <w:sz w:val="28"/>
-        </w:rPr>
-        <w:tab/>
-      </w:r>
-      <w:r>
-        <w:rPr>
-          <w:rFonts w:ascii="Times New Roman" w:hAnsi="Times New Roman"/>
-          <w:sz w:val="28"/>
-        </w:rPr>
-        <w:tab/>
-        <w:t xml:space="preserve">      đồng</w:t>
-      </w:r>
-    </w:p>
-    <w:p>
-      <w:pPr>
-        <w:rPr>
-          <w:rFonts w:ascii="Times New Roman" w:hAnsi="Times New Roman"/>
-          <w:b/>
-          <w:sz w:val="28"/>
-        </w:rPr>
-      </w:pPr>
-      <w:r>
-        <w:rPr>
-          <w:rFonts w:ascii="Times New Roman" w:hAnsi="Times New Roman"/>
-          <w:b/>
-          <w:sz w:val="28"/>
-        </w:rPr>
-        <w:t>5. Nguồn trả nợ tiền vay</w:t>
-      </w:r>
-      <w:r>
-        <w:rPr>
-          <w:rFonts w:ascii="Times New Roman" w:hAnsi="Times New Roman"/>
-          <w:b/>
-          <w:sz w:val="28"/>
-        </w:rPr>
-        <w:t>:</w:t>
-      </w:r>
-    </w:p>
-    <w:p>
-      <w:pPr>
-        <w:rPr>
-          <w:rFonts w:ascii="Times New Roman" w:hAnsi="Times New Roman"/>
-          <w:sz w:val="28"/>
-        </w:rPr>
-      </w:pPr>
-      <w:r>
-        <w:rPr>
-          <w:rFonts w:ascii="Times New Roman" w:hAnsi="Times New Roman"/>
-          <w:sz w:val="28"/>
-        </w:rPr>
-        <w:t>a) Nguồn trả nợ:</w:t>
-      </w:r>
-    </w:p>
-    <w:p>
-      <w:pPr>
-        <w:rPr>
-          <w:rFonts w:ascii="Times New Roman" w:hAnsi="Times New Roman"/>
-          <w:sz w:val="28"/>
-        </w:rPr>
-      </w:pPr>
-      <w:r>
-        <w:rPr>
-          <w:rFonts w:ascii="Times New Roman" w:hAnsi="Times New Roman"/>
-          <w:sz w:val="28"/>
-        </w:rPr>
-        <w:tab/>
-        <w:t xml:space="preserve">Từ lợi nhuận doanh thu của phương án: </w:t>
-      </w:r>
-      <w:r>
-        <w:rPr>
-          <w:rFonts w:ascii="Times New Roman" w:hAnsi="Times New Roman"/>
-          <w:sz w:val="28"/>
-        </w:rPr>
-        <w:tab/>
-        <w:t xml:space="preserve">{{loiNhuan}}       </w:t>
-      </w:r>
-      <w:r>
-        <w:rPr>
-          <w:rFonts w:ascii="Times New Roman" w:hAnsi="Times New Roman"/>
-          <w:sz w:val="28"/>
-        </w:rPr>
-        <w:t xml:space="preserve">  </w:t>
-      </w:r>
-      <w:r>
-        <w:rPr>
-          <w:rFonts w:ascii="Times New Roman" w:hAnsi="Times New Roman"/>
-          <w:sz w:val="28"/>
-        </w:rPr>
-        <w:t xml:space="preserve"> </w:t>
-      </w:r>
-      <w:r>
-        <w:rPr>
-          <w:rFonts w:ascii="Times New Roman" w:hAnsi="Times New Roman"/>
-          <w:sz w:val="28"/>
-        </w:rPr>
-        <w:t xml:space="preserve">   </w:t>
-      </w:r>
-      <w:r>
-        <w:rPr>
-          <w:rFonts w:ascii="Times New Roman" w:hAnsi="Times New Roman"/>
-          <w:sz w:val="28"/>
-        </w:rPr>
-        <w:t>đồng</w:t>
-      </w:r>
-    </w:p>
-    <w:p>
-      <w:pPr>
-        <w:rPr>
-          <w:rFonts w:ascii="Times New Roman" w:hAnsi="Times New Roman"/>
-          <w:sz w:val="28"/>
-        </w:rPr>
-      </w:pPr>
-      <w:r>
-        <w:rPr>
-          <w:rFonts w:ascii="Times New Roman" w:hAnsi="Times New Roman"/>
-          <w:sz w:val="28"/>
-        </w:rPr>
-        <w:tab/>
-        <w:t>Từ thu nhập khác:</w:t>
-      </w:r>
-      <w:r>
-        <w:rPr>
-          <w:rFonts w:ascii="Times New Roman" w:hAnsi="Times New Roman"/>
-          <w:sz w:val="28"/>
-        </w:rPr>
-        <w:tab/>
-      </w:r>
-      <w:r>
-        <w:rPr>
-          <w:rFonts w:ascii="Times New Roman" w:hAnsi="Times New Roman"/>
-          <w:sz w:val="28"/>
-        </w:rPr>
-        <w:tab/>
-      </w:r>
-      <w:r>
-        <w:rPr>
-          <w:rFonts w:ascii="Times New Roman" w:hAnsi="Times New Roman"/>
-          <w:sz w:val="28"/>
-        </w:rPr>
-        <w:tab/>
-      </w:r>
-      <w:r>
-        <w:rPr>
-          <w:rFonts w:ascii="Times New Roman" w:hAnsi="Times New Roman"/>
-          <w:sz w:val="28"/>
-        </w:rPr>
-        <w:tab/>
-      </w:r>
-      <w:r>
-        <w:rPr>
-          <w:rFonts w:ascii="Times New Roman" w:hAnsi="Times New Roman"/>
-          <w:sz w:val="28"/>
-        </w:rPr>
-        <w:tab/>
-        <w:t xml:space="preserve">0                            </w:t>
-      </w:r>
-      <w:r>
-        <w:rPr>
-          <w:rFonts w:ascii="Times New Roman" w:hAnsi="Times New Roman"/>
-          <w:sz w:val="28"/>
-        </w:rPr>
-        <w:t xml:space="preserve">   </w:t>
-      </w:r>
-      <w:r>
-        <w:rPr>
-          <w:rFonts w:ascii="Times New Roman" w:hAnsi="Times New Roman"/>
-          <w:sz w:val="28"/>
-        </w:rPr>
-        <w:t>đồng</w:t>
-      </w:r>
-    </w:p>
-    <w:p>
-      <w:pPr>
-        <w:rPr>
-          <w:rFonts w:ascii="Times New Roman" w:hAnsi="Times New Roman"/>
-          <w:sz w:val="28"/>
-        </w:rPr>
-      </w:pPr>
-      <w:r>
-        <w:rPr>
-          <w:rFonts w:ascii="Times New Roman" w:hAnsi="Times New Roman"/>
-          <w:sz w:val="28"/>
-        </w:rPr>
-        <w:tab/>
-        <w:t>Từ thu hồi vốn đầu tư củ</w:t>
-      </w:r>
-      <w:r>
-        <w:rPr>
-          <w:rFonts w:ascii="Times New Roman" w:hAnsi="Times New Roman"/>
-          <w:sz w:val="28"/>
-        </w:rPr>
-        <w:t>a</w:t>
-      </w:r>
-      <w:r>
-        <w:rPr>
-          <w:rFonts w:ascii="Times New Roman" w:hAnsi="Times New Roman"/>
-          <w:sz w:val="28"/>
-        </w:rPr>
-        <w:t xml:space="preserve"> phương án:              {{thuHoiVon}}    </w:t>
-      </w:r>
-      <w:r>
-        <w:rPr>
-          <w:rFonts w:ascii="Times New Roman" w:hAnsi="Times New Roman"/>
-          <w:sz w:val="28"/>
-        </w:rPr>
-        <w:t xml:space="preserve">   </w:t>
-      </w:r>
-      <w:r>
-        <w:rPr>
-          <w:rFonts w:ascii="Times New Roman" w:hAnsi="Times New Roman"/>
-          <w:sz w:val="28"/>
-        </w:rPr>
-        <w:t xml:space="preserve">   </w:t>
-      </w:r>
-      <w:r>
-        <w:rPr>
-          <w:rFonts w:ascii="Times New Roman" w:hAnsi="Times New Roman"/>
-          <w:sz w:val="28"/>
-        </w:rPr>
-        <w:t>đồng</w:t>
-      </w:r>
-    </w:p>
-    <w:p>
-      <w:pPr>
-        <w:rPr>
-          <w:rFonts w:ascii="Times New Roman" w:hAnsi="Times New Roman"/>
-          <w:sz w:val="28"/>
-        </w:rPr>
-      </w:pPr>
-      <w:r>
-        <w:rPr>
-          <w:rFonts w:ascii="Times New Roman" w:hAnsi="Times New Roman"/>
-          <w:sz w:val="28"/>
-        </w:rPr>
+          <w:sz w:val="28"/>
+        </w:rPr>
+      </w:pPr>
+      <w:r>
+        <w:rPr>
+          <w:rFonts w:ascii="Times New Roman" w:hAnsi="Times New Roman"/>
+          <w:sz w:val="28"/>
+        </w:rPr>
+        <w:lastRenderedPageBreak/>
         <w:t>b) Kế hoạch trả nợ:</w:t>
       </w:r>
     </w:p>
@@ -1526,7 +1697,6 @@
           <w:rFonts w:ascii="Times New Roman" w:hAnsi="Times New Roman"/>
           <w:sz w:val="28"/>
         </w:rPr>
-        <w:lastRenderedPageBreak/>
         <w:tab/>
         <w:t>Trả nợ gốc: Theo hợp đồng tín dụng</w:t>
       </w:r>
@@ -1664,6 +1834,14 @@
         </w:rPr>
         <w:t>{{ndtbd}}</w:t>
       </w:r>
+    </w:p>
+    <w:p>
+      <w:pPr>
+        <w:rPr>
+          <w:rFonts w:ascii="Times New Roman" w:hAnsi="Times New Roman"/>
+          <w:sz w:val="28"/>
+        </w:rPr>
+      </w:pPr>
     </w:p>
     <w:p>
       <w:pPr>

--- a/src/main/resources/templates/PhuongAnVayVon.docx
+++ b/src/main/resources/templates/PhuongAnVayVon.docx
@@ -273,8 +273,6 @@
         <w:tab/>
         <w:t xml:space="preserve">   </w:t>
       </w:r>
-      <w:bookmarkStart w:id="0" w:name="_GoBack"/>
-      <w:bookmarkEnd w:id="0"/>
       <w:r>
         <w:rPr>
           <w:rFonts w:ascii="Times New Roman" w:hAnsi="Times New Roman"/>
@@ -978,6 +976,38 @@
           <w:rFonts w:ascii="Times New Roman" w:hAnsi="Times New Roman"/>
           <w:sz w:val="28"/>
         </w:rPr>
+        <w:t>{{vongQuay}}</w:t>
+      </w:r>
+    </w:p>
+    <w:p>
+      <w:pPr>
+        <w:ind w:left="360"/>
+        <w:rPr>
+          <w:rFonts w:ascii="Times New Roman" w:hAnsi="Times New Roman"/>
+          <w:sz w:val="28"/>
+        </w:rPr>
+      </w:pPr>
+      <w:r>
+        <w:rPr>
+          <w:rFonts w:ascii="Times New Roman" w:hAnsi="Times New Roman"/>
+          <w:sz w:val="28"/>
+        </w:rPr>
+        <w:t>{{vld}}</w:t>
+      </w:r>
+    </w:p>
+    <w:p>
+      <w:pPr>
+        <w:ind w:left="360"/>
+        <w:rPr>
+          <w:rFonts w:ascii="Times New Roman" w:hAnsi="Times New Roman"/>
+          <w:sz w:val="28"/>
+        </w:rPr>
+      </w:pPr>
+      <w:r>
+        <w:rPr>
+          <w:rFonts w:ascii="Times New Roman" w:hAnsi="Times New Roman"/>
+          <w:sz w:val="28"/>
+        </w:rPr>
         <w:t xml:space="preserve">- </w:t>
       </w:r>
       <w:r>
@@ -1551,6 +1581,7 @@
           <w:rFonts w:ascii="Times New Roman" w:hAnsi="Times New Roman"/>
           <w:sz w:val="28"/>
         </w:rPr>
+        <w:lastRenderedPageBreak/>
         <w:tab/>
         <w:t>Từ thu nhập khác:</w:t>
       </w:r>
@@ -1681,7 +1712,6 @@
           <w:rFonts w:ascii="Times New Roman" w:hAnsi="Times New Roman"/>
           <w:sz w:val="28"/>
         </w:rPr>
-        <w:lastRenderedPageBreak/>
         <w:t>b) Kế hoạch trả nợ:</w:t>
       </w:r>
     </w:p>
@@ -1810,22 +1840,27 @@
           <w:sz w:val="28"/>
         </w:rPr>
         <w:tab/>
-        <w:t>Chủ sở hữu tài sản:</w:t>
-      </w:r>
-    </w:p>
-    <w:p>
-      <w:pPr>
-        <w:rPr>
-          <w:rFonts w:ascii="Times New Roman" w:hAnsi="Times New Roman"/>
-          <w:sz w:val="28"/>
-        </w:rPr>
-      </w:pPr>
-      <w:r>
-        <w:rPr>
-          <w:rFonts w:ascii="Times New Roman" w:hAnsi="Times New Roman"/>
-          <w:sz w:val="28"/>
-        </w:rPr>
-        <w:tab/>
+      </w:r>
+      <w:r>
+        <w:rPr>
+          <w:rFonts w:ascii="Times New Roman" w:hAnsi="Times New Roman"/>
+          <w:sz w:val="28"/>
+        </w:rPr>
+        <w:t>Mang tên (Ông/bà)</w:t>
+      </w:r>
+      <w:r>
+        <w:rPr>
+          <w:rFonts w:ascii="Times New Roman" w:hAnsi="Times New Roman"/>
+          <w:sz w:val="28"/>
+        </w:rPr>
+        <w:t>:</w:t>
+      </w:r>
+      <w:r>
+        <w:rPr>
+          <w:rFonts w:ascii="Times New Roman" w:hAnsi="Times New Roman"/>
+          <w:sz w:val="28"/>
+        </w:rPr>
+        <w:t xml:space="preserve"> </w:t>
       </w:r>
       <w:r>
         <w:rPr>
@@ -1834,14 +1869,8 @@
         </w:rPr>
         <w:t>{{ndtbd}}</w:t>
       </w:r>
-    </w:p>
-    <w:p>
-      <w:pPr>
-        <w:rPr>
-          <w:rFonts w:ascii="Times New Roman" w:hAnsi="Times New Roman"/>
-          <w:sz w:val="28"/>
-        </w:rPr>
-      </w:pPr>
+      <w:bookmarkStart w:id="0" w:name="_GoBack"/>
+      <w:bookmarkEnd w:id="0"/>
     </w:p>
     <w:p>
       <w:pPr>

--- a/src/main/resources/templates/PhuongAnVayVon.docx
+++ b/src/main/resources/templates/PhuongAnVayVon.docx
@@ -258,21 +258,8 @@
         </w:rPr>
         <w:t xml:space="preserve">    </w:t>
       </w:r>
-      <w:r>
-        <w:rPr>
-          <w:rFonts w:ascii="Times New Roman" w:hAnsi="Times New Roman"/>
-          <w:sz w:val="28"/>
-        </w:rPr>
-        <w:tab/>
-      </w:r>
-      <w:r>
-        <w:rPr>
-          <w:rFonts w:ascii="Times New Roman" w:hAnsi="Times New Roman"/>
-          <w:sz w:val="28"/>
-        </w:rPr>
-        <w:tab/>
-        <w:t xml:space="preserve">   </w:t>
-      </w:r>
+      <w:bookmarkStart w:id="0" w:name="_GoBack"/>
+      <w:bookmarkEnd w:id="0"/>
       <w:r>
         <w:rPr>
           <w:rFonts w:ascii="Times New Roman" w:hAnsi="Times New Roman"/>
@@ -1860,17 +1847,8 @@
           <w:rFonts w:ascii="Times New Roman" w:hAnsi="Times New Roman"/>
           <w:sz w:val="28"/>
         </w:rPr>
-        <w:t xml:space="preserve"> </w:t>
-      </w:r>
-      <w:r>
-        <w:rPr>
-          <w:rFonts w:ascii="Times New Roman" w:hAnsi="Times New Roman"/>
-          <w:sz w:val="28"/>
-        </w:rPr>
-        <w:t>{{ndtbd}}</w:t>
-      </w:r>
-      <w:bookmarkStart w:id="0" w:name="_GoBack"/>
-      <w:bookmarkEnd w:id="0"/>
+        <w:t xml:space="preserve"> {{ndtbd}}</w:t>
+      </w:r>
     </w:p>
     <w:p>
       <w:pPr>

--- a/src/main/resources/templates/PhuongAnVayVon.docx
+++ b/src/main/resources/templates/PhuongAnVayVon.docx
@@ -258,6 +258,367 @@
         </w:rPr>
         <w:t xml:space="preserve">    </w:t>
       </w:r>
+      <w:r>
+        <w:rPr>
+          <w:rFonts w:ascii="Times New Roman" w:hAnsi="Times New Roman"/>
+          <w:sz w:val="28"/>
+        </w:rPr>
+        <w:t>Sinh ngày</w:t>
+      </w:r>
+      <w:r>
+        <w:rPr>
+          <w:rFonts w:ascii="Times New Roman" w:hAnsi="Times New Roman"/>
+          <w:sz w:val="28"/>
+        </w:rPr>
+        <w:t>: {{nskh}}</w:t>
+      </w:r>
+    </w:p>
+    <w:p>
+      <w:pPr>
+        <w:rPr>
+          <w:rFonts w:ascii="Times New Roman" w:hAnsi="Times New Roman"/>
+          <w:sz w:val="28"/>
+        </w:rPr>
+      </w:pPr>
+      <w:r>
+        <w:rPr>
+          <w:rFonts w:ascii="Times New Roman" w:hAnsi="Times New Roman"/>
+          <w:sz w:val="28"/>
+        </w:rPr>
+        <w:t>Địa chỉ thường trú: {{ttkh}}.</w:t>
+      </w:r>
+    </w:p>
+    <w:p>
+      <w:pPr>
+        <w:rPr>
+          <w:rFonts w:ascii="Times New Roman" w:hAnsi="Times New Roman"/>
+          <w:sz w:val="28"/>
+        </w:rPr>
+      </w:pPr>
+      <w:r>
+        <w:rPr>
+          <w:rFonts w:ascii="Times New Roman" w:hAnsi="Times New Roman"/>
+          <w:sz w:val="28"/>
+        </w:rPr>
+        <w:t>Điện thoại liên hệ: {{sdtkh}}.</w:t>
+      </w:r>
+    </w:p>
+    <w:p>
+      <w:pPr>
+        <w:rPr>
+          <w:rFonts w:ascii="Times New Roman" w:hAnsi="Times New Roman"/>
+          <w:sz w:val="28"/>
+        </w:rPr>
+      </w:pPr>
+      <w:r>
+        <w:rPr>
+          <w:rFonts w:ascii="Times New Roman" w:hAnsi="Times New Roman"/>
+          <w:sz w:val="28"/>
+        </w:rPr>
+        <w:t>CCCD S</w:t>
+      </w:r>
+      <w:r>
+        <w:rPr>
+          <w:rFonts w:ascii="Times New Roman" w:hAnsi="Times New Roman"/>
+          <w:sz w:val="28"/>
+        </w:rPr>
+        <w:t>ố</w:t>
+      </w:r>
+      <w:r>
+        <w:rPr>
+          <w:rFonts w:ascii="Times New Roman" w:hAnsi="Times New Roman"/>
+          <w:sz w:val="28"/>
+        </w:rPr>
+        <w:t>: {{cccdkh}}</w:t>
+      </w:r>
+      <w:r>
+        <w:rPr>
+          <w:rFonts w:ascii="Times New Roman" w:hAnsi="Times New Roman"/>
+          <w:sz w:val="28"/>
+        </w:rPr>
+        <w:t xml:space="preserve">; </w:t>
+      </w:r>
+      <w:r>
+        <w:rPr>
+          <w:rFonts w:ascii="Times New Roman" w:hAnsi="Times New Roman"/>
+          <w:sz w:val="28"/>
+        </w:rPr>
+        <w:t>Cấ</w:t>
+      </w:r>
+      <w:r>
+        <w:rPr>
+          <w:rFonts w:ascii="Times New Roman" w:hAnsi="Times New Roman"/>
+          <w:sz w:val="28"/>
+        </w:rPr>
+        <w:t xml:space="preserve">p ngày: {{nckh}}; </w:t>
+      </w:r>
+    </w:p>
+    <w:p>
+      <w:pPr>
+        <w:rPr>
+          <w:rFonts w:ascii="Times New Roman" w:hAnsi="Times New Roman"/>
+          <w:sz w:val="28"/>
+        </w:rPr>
+      </w:pPr>
+      <w:r>
+        <w:rPr>
+          <w:rFonts w:ascii="Times New Roman" w:hAnsi="Times New Roman"/>
+          <w:sz w:val="28"/>
+        </w:rPr>
+        <w:t>Nơi cấp: {{nccccdkh}}.</w:t>
+      </w:r>
+    </w:p>
+    <w:p>
+      <w:pPr>
+        <w:rPr>
+          <w:rFonts w:ascii="Times New Roman" w:hAnsi="Times New Roman"/>
+          <w:sz w:val="28"/>
+        </w:rPr>
+      </w:pPr>
+      <w:r>
+        <w:rPr>
+          <w:rFonts w:ascii="Times New Roman" w:hAnsi="Times New Roman"/>
+          <w:sz w:val="28"/>
+        </w:rPr>
+        <w:t>Và Ông/bà</w:t>
+      </w:r>
+      <w:r>
+        <w:rPr>
+          <w:rFonts w:ascii="Times New Roman" w:hAnsi="Times New Roman"/>
+          <w:sz w:val="28"/>
+        </w:rPr>
+        <w:t xml:space="preserve">:        </w:t>
+      </w:r>
+      <w:r>
+        <w:rPr>
+          <w:rFonts w:ascii="Times New Roman" w:hAnsi="Times New Roman"/>
+          <w:sz w:val="28"/>
+        </w:rPr>
+        <w:t xml:space="preserve">          </w:t>
+      </w:r>
+      <w:r>
+        <w:rPr>
+          <w:rFonts w:ascii="Times New Roman" w:hAnsi="Times New Roman"/>
+          <w:b/>
+          <w:sz w:val="28"/>
+        </w:rPr>
+        <w:t>{{ntkh}}</w:t>
+      </w:r>
+      <w:r>
+        <w:rPr>
+          <w:rFonts w:ascii="Times New Roman" w:hAnsi="Times New Roman"/>
+          <w:sz w:val="28"/>
+        </w:rPr>
+        <w:t xml:space="preserve">                </w:t>
+      </w:r>
+      <w:r>
+        <w:rPr>
+          <w:rFonts w:ascii="Times New Roman" w:hAnsi="Times New Roman"/>
+          <w:sz w:val="28"/>
+        </w:rPr>
+        <w:t xml:space="preserve">       </w:t>
+      </w:r>
+      <w:r>
+        <w:rPr>
+          <w:rFonts w:ascii="Times New Roman" w:hAnsi="Times New Roman"/>
+          <w:sz w:val="28"/>
+        </w:rPr>
+        <w:t>Sinh ngày</w:t>
+      </w:r>
+      <w:r>
+        <w:rPr>
+          <w:rFonts w:ascii="Times New Roman" w:hAnsi="Times New Roman"/>
+          <w:sz w:val="28"/>
+        </w:rPr>
+        <w:t>: {{nsnt}}</w:t>
+      </w:r>
+    </w:p>
+    <w:p>
+      <w:pPr>
+        <w:rPr>
+          <w:rFonts w:ascii="Times New Roman" w:hAnsi="Times New Roman"/>
+          <w:sz w:val="28"/>
+        </w:rPr>
+      </w:pPr>
+      <w:r>
+        <w:rPr>
+          <w:rFonts w:ascii="Times New Roman" w:hAnsi="Times New Roman"/>
+          <w:sz w:val="28"/>
+        </w:rPr>
+        <w:t>CCCD Số:</w:t>
+      </w:r>
+      <w:r>
+        <w:rPr>
+          <w:rFonts w:ascii="Times New Roman" w:hAnsi="Times New Roman"/>
+          <w:sz w:val="28"/>
+        </w:rPr>
+        <w:t xml:space="preserve"> {{cccdnt}}; Cấp ngày {{ncnt}}; </w:t>
+      </w:r>
+    </w:p>
+    <w:p>
+      <w:pPr>
+        <w:rPr>
+          <w:rFonts w:ascii="Times New Roman" w:hAnsi="Times New Roman"/>
+          <w:sz w:val="28"/>
+        </w:rPr>
+      </w:pPr>
+      <w:r>
+        <w:rPr>
+          <w:rFonts w:ascii="Times New Roman" w:hAnsi="Times New Roman"/>
+          <w:sz w:val="28"/>
+        </w:rPr>
+        <w:t>Nơi cấp: {{nccccdnt}}</w:t>
+      </w:r>
+    </w:p>
+    <w:p>
+      <w:pPr>
+        <w:rPr>
+          <w:rFonts w:ascii="Times New Roman" w:hAnsi="Times New Roman"/>
+          <w:sz w:val="28"/>
+        </w:rPr>
+      </w:pPr>
+      <w:r>
+        <w:rPr>
+          <w:rFonts w:ascii="Times New Roman" w:hAnsi="Times New Roman"/>
+          <w:sz w:val="28"/>
+        </w:rPr>
+        <w:t>Đ</w:t>
+      </w:r>
+      <w:r>
+        <w:rPr>
+          <w:rFonts w:ascii="Times New Roman" w:hAnsi="Times New Roman"/>
+          <w:sz w:val="28"/>
+        </w:rPr>
+        <w:t>ịa chỉ thường trú: {{ttnt}}</w:t>
+      </w:r>
+      <w:r>
+        <w:rPr>
+          <w:rFonts w:ascii="Times New Roman" w:hAnsi="Times New Roman"/>
+          <w:sz w:val="28"/>
+        </w:rPr>
+        <w:t xml:space="preserve">         </w:t>
+      </w:r>
+    </w:p>
+    <w:p>
+      <w:pPr>
+        <w:rPr>
+          <w:rFonts w:ascii="Times New Roman" w:hAnsi="Times New Roman"/>
+          <w:sz w:val="28"/>
+        </w:rPr>
+      </w:pPr>
+      <w:r>
+        <w:rPr>
+          <w:rFonts w:ascii="Times New Roman" w:hAnsi="Times New Roman"/>
+          <w:sz w:val="28"/>
+        </w:rPr>
+        <w:t>2.</w:t>
+      </w:r>
+      <w:r>
+        <w:rPr>
+          <w:rFonts w:ascii="Times New Roman" w:hAnsi="Times New Roman"/>
+          <w:sz w:val="28"/>
+        </w:rPr>
+        <w:t xml:space="preserve"> Giấy CNĐKKD số: </w:t>
+      </w:r>
+      <w:r>
+        <w:rPr>
+          <w:rFonts w:ascii="Times New Roman" w:hAnsi="Times New Roman"/>
+          <w:sz w:val="28"/>
+        </w:rPr>
+        <w:tab/>
+      </w:r>
+      <w:r>
+        <w:rPr>
+          <w:rFonts w:ascii="Times New Roman" w:hAnsi="Times New Roman"/>
+          <w:sz w:val="28"/>
+        </w:rPr>
+        <w:tab/>
+      </w:r>
+      <w:r>
+        <w:rPr>
+          <w:rFonts w:ascii="Times New Roman" w:hAnsi="Times New Roman"/>
+          <w:sz w:val="28"/>
+        </w:rPr>
+        <w:t xml:space="preserve">   </w:t>
+      </w:r>
+      <w:r>
+        <w:rPr>
+          <w:rFonts w:ascii="Times New Roman" w:hAnsi="Times New Roman"/>
+          <w:sz w:val="28"/>
+        </w:rPr>
+        <w:t>Nơi cấ</w:t>
+      </w:r>
+      <w:r>
+        <w:rPr>
+          <w:rFonts w:ascii="Times New Roman" w:hAnsi="Times New Roman"/>
+          <w:sz w:val="28"/>
+        </w:rPr>
+        <w:t xml:space="preserve">p: </w:t>
+      </w:r>
+      <w:r>
+        <w:rPr>
+          <w:rFonts w:ascii="Times New Roman" w:hAnsi="Times New Roman"/>
+          <w:sz w:val="28"/>
+        </w:rPr>
+        <w:tab/>
+      </w:r>
+      <w:r>
+        <w:rPr>
+          <w:rFonts w:ascii="Times New Roman" w:hAnsi="Times New Roman"/>
+          <w:sz w:val="28"/>
+        </w:rPr>
+        <w:tab/>
+      </w:r>
+      <w:r>
+        <w:rPr>
+          <w:rFonts w:ascii="Times New Roman" w:hAnsi="Times New Roman"/>
+          <w:sz w:val="28"/>
+        </w:rPr>
+        <w:tab/>
+      </w:r>
+      <w:r>
+        <w:rPr>
+          <w:rFonts w:ascii="Times New Roman" w:hAnsi="Times New Roman"/>
+          <w:sz w:val="28"/>
+        </w:rPr>
+        <w:t xml:space="preserve"> </w:t>
+      </w:r>
+      <w:r>
+        <w:rPr>
+          <w:rFonts w:ascii="Times New Roman" w:hAnsi="Times New Roman"/>
+          <w:sz w:val="28"/>
+        </w:rPr>
+        <w:t>Cấp ngày:</w:t>
+      </w:r>
+    </w:p>
+    <w:p>
+      <w:pPr>
+        <w:rPr>
+          <w:rFonts w:ascii="Times New Roman" w:hAnsi="Times New Roman"/>
+          <w:sz w:val="28"/>
+        </w:rPr>
+      </w:pPr>
+      <w:r>
+        <w:rPr>
+          <w:rFonts w:ascii="Times New Roman" w:hAnsi="Times New Roman"/>
+          <w:sz w:val="28"/>
+        </w:rPr>
+        <w:t>3.</w:t>
+      </w:r>
+      <w:r>
+        <w:rPr>
+          <w:rFonts w:ascii="Times New Roman" w:hAnsi="Times New Roman"/>
+          <w:sz w:val="28"/>
+        </w:rPr>
+        <w:t xml:space="preserve"> Đề nghị quỹ tín dụng nhân dân Thái Học xét duyệt cho tôi được vay vốn để thực hiện phương án</w:t>
+      </w:r>
+      <w:r>
+        <w:rPr>
+          <w:rFonts w:ascii="Times New Roman" w:hAnsi="Times New Roman"/>
+          <w:sz w:val="28"/>
+        </w:rPr>
+        <w:t xml:space="preserve"> sản xuất,</w:t>
+      </w:r>
       <w:bookmarkStart w:id="0" w:name="_GoBack"/>
       <w:bookmarkEnd w:id="0"/>
       <w:r>
@@ -265,354 +626,7 @@
           <w:rFonts w:ascii="Times New Roman" w:hAnsi="Times New Roman"/>
           <w:sz w:val="28"/>
         </w:rPr>
-        <w:t>Sinh ngày</w:t>
-      </w:r>
-      <w:r>
-        <w:rPr>
-          <w:rFonts w:ascii="Times New Roman" w:hAnsi="Times New Roman"/>
-          <w:sz w:val="28"/>
-        </w:rPr>
-        <w:t>: {{nskh}}</w:t>
-      </w:r>
-    </w:p>
-    <w:p>
-      <w:pPr>
-        <w:rPr>
-          <w:rFonts w:ascii="Times New Roman" w:hAnsi="Times New Roman"/>
-          <w:sz w:val="28"/>
-        </w:rPr>
-      </w:pPr>
-      <w:r>
-        <w:rPr>
-          <w:rFonts w:ascii="Times New Roman" w:hAnsi="Times New Roman"/>
-          <w:sz w:val="28"/>
-        </w:rPr>
-        <w:t>Địa chỉ thường trú: {{ttkh}}.</w:t>
-      </w:r>
-    </w:p>
-    <w:p>
-      <w:pPr>
-        <w:rPr>
-          <w:rFonts w:ascii="Times New Roman" w:hAnsi="Times New Roman"/>
-          <w:sz w:val="28"/>
-        </w:rPr>
-      </w:pPr>
-      <w:r>
-        <w:rPr>
-          <w:rFonts w:ascii="Times New Roman" w:hAnsi="Times New Roman"/>
-          <w:sz w:val="28"/>
-        </w:rPr>
-        <w:t>Điện thoại liên hệ: {{sdtkh}}.</w:t>
-      </w:r>
-    </w:p>
-    <w:p>
-      <w:pPr>
-        <w:rPr>
-          <w:rFonts w:ascii="Times New Roman" w:hAnsi="Times New Roman"/>
-          <w:sz w:val="28"/>
-        </w:rPr>
-      </w:pPr>
-      <w:r>
-        <w:rPr>
-          <w:rFonts w:ascii="Times New Roman" w:hAnsi="Times New Roman"/>
-          <w:sz w:val="28"/>
-        </w:rPr>
-        <w:t>CCCD S</w:t>
-      </w:r>
-      <w:r>
-        <w:rPr>
-          <w:rFonts w:ascii="Times New Roman" w:hAnsi="Times New Roman"/>
-          <w:sz w:val="28"/>
-        </w:rPr>
-        <w:t>ố</w:t>
-      </w:r>
-      <w:r>
-        <w:rPr>
-          <w:rFonts w:ascii="Times New Roman" w:hAnsi="Times New Roman"/>
-          <w:sz w:val="28"/>
-        </w:rPr>
-        <w:t>: {{cccdkh}}</w:t>
-      </w:r>
-      <w:r>
-        <w:rPr>
-          <w:rFonts w:ascii="Times New Roman" w:hAnsi="Times New Roman"/>
-          <w:sz w:val="28"/>
-        </w:rPr>
-        <w:t xml:space="preserve">; </w:t>
-      </w:r>
-      <w:r>
-        <w:rPr>
-          <w:rFonts w:ascii="Times New Roman" w:hAnsi="Times New Roman"/>
-          <w:sz w:val="28"/>
-        </w:rPr>
-        <w:t>Cấ</w:t>
-      </w:r>
-      <w:r>
-        <w:rPr>
-          <w:rFonts w:ascii="Times New Roman" w:hAnsi="Times New Roman"/>
-          <w:sz w:val="28"/>
-        </w:rPr>
-        <w:t xml:space="preserve">p ngày: {{nckh}}; </w:t>
-      </w:r>
-    </w:p>
-    <w:p>
-      <w:pPr>
-        <w:rPr>
-          <w:rFonts w:ascii="Times New Roman" w:hAnsi="Times New Roman"/>
-          <w:sz w:val="28"/>
-        </w:rPr>
-      </w:pPr>
-      <w:r>
-        <w:rPr>
-          <w:rFonts w:ascii="Times New Roman" w:hAnsi="Times New Roman"/>
-          <w:sz w:val="28"/>
-        </w:rPr>
-        <w:t>Nơi cấp: {{nccccdkh}}.</w:t>
-      </w:r>
-    </w:p>
-    <w:p>
-      <w:pPr>
-        <w:rPr>
-          <w:rFonts w:ascii="Times New Roman" w:hAnsi="Times New Roman"/>
-          <w:sz w:val="28"/>
-        </w:rPr>
-      </w:pPr>
-      <w:r>
-        <w:rPr>
-          <w:rFonts w:ascii="Times New Roman" w:hAnsi="Times New Roman"/>
-          <w:sz w:val="28"/>
-        </w:rPr>
-        <w:t>Và Ông/bà</w:t>
-      </w:r>
-      <w:r>
-        <w:rPr>
-          <w:rFonts w:ascii="Times New Roman" w:hAnsi="Times New Roman"/>
-          <w:sz w:val="28"/>
-        </w:rPr>
-        <w:t xml:space="preserve">:        </w:t>
-      </w:r>
-      <w:r>
-        <w:rPr>
-          <w:rFonts w:ascii="Times New Roman" w:hAnsi="Times New Roman"/>
-          <w:sz w:val="28"/>
-        </w:rPr>
-        <w:t xml:space="preserve">          </w:t>
-      </w:r>
-      <w:r>
-        <w:rPr>
-          <w:rFonts w:ascii="Times New Roman" w:hAnsi="Times New Roman"/>
-          <w:b/>
-          <w:sz w:val="28"/>
-        </w:rPr>
-        <w:t>{{ntkh}}</w:t>
-      </w:r>
-      <w:r>
-        <w:rPr>
-          <w:rFonts w:ascii="Times New Roman" w:hAnsi="Times New Roman"/>
-          <w:sz w:val="28"/>
-        </w:rPr>
-        <w:t xml:space="preserve">                </w:t>
-      </w:r>
-      <w:r>
-        <w:rPr>
-          <w:rFonts w:ascii="Times New Roman" w:hAnsi="Times New Roman"/>
-          <w:sz w:val="28"/>
-        </w:rPr>
-        <w:t xml:space="preserve">       </w:t>
-      </w:r>
-      <w:r>
-        <w:rPr>
-          <w:rFonts w:ascii="Times New Roman" w:hAnsi="Times New Roman"/>
-          <w:sz w:val="28"/>
-        </w:rPr>
-        <w:t>Sinh ngày</w:t>
-      </w:r>
-      <w:r>
-        <w:rPr>
-          <w:rFonts w:ascii="Times New Roman" w:hAnsi="Times New Roman"/>
-          <w:sz w:val="28"/>
-        </w:rPr>
-        <w:t>: {{nsnt}}</w:t>
-      </w:r>
-    </w:p>
-    <w:p>
-      <w:pPr>
-        <w:rPr>
-          <w:rFonts w:ascii="Times New Roman" w:hAnsi="Times New Roman"/>
-          <w:sz w:val="28"/>
-        </w:rPr>
-      </w:pPr>
-      <w:r>
-        <w:rPr>
-          <w:rFonts w:ascii="Times New Roman" w:hAnsi="Times New Roman"/>
-          <w:sz w:val="28"/>
-        </w:rPr>
-        <w:t>CCCD Số:</w:t>
-      </w:r>
-      <w:r>
-        <w:rPr>
-          <w:rFonts w:ascii="Times New Roman" w:hAnsi="Times New Roman"/>
-          <w:sz w:val="28"/>
-        </w:rPr>
-        <w:t xml:space="preserve"> {{cccdnt}}; Cấp ngày {{ncnt}}; </w:t>
-      </w:r>
-    </w:p>
-    <w:p>
-      <w:pPr>
-        <w:rPr>
-          <w:rFonts w:ascii="Times New Roman" w:hAnsi="Times New Roman"/>
-          <w:sz w:val="28"/>
-        </w:rPr>
-      </w:pPr>
-      <w:r>
-        <w:rPr>
-          <w:rFonts w:ascii="Times New Roman" w:hAnsi="Times New Roman"/>
-          <w:sz w:val="28"/>
-        </w:rPr>
-        <w:t>Nơi cấp: {{nccccdnt}}</w:t>
-      </w:r>
-    </w:p>
-    <w:p>
-      <w:pPr>
-        <w:rPr>
-          <w:rFonts w:ascii="Times New Roman" w:hAnsi="Times New Roman"/>
-          <w:sz w:val="28"/>
-        </w:rPr>
-      </w:pPr>
-      <w:r>
-        <w:rPr>
-          <w:rFonts w:ascii="Times New Roman" w:hAnsi="Times New Roman"/>
-          <w:sz w:val="28"/>
-        </w:rPr>
-        <w:t>Đ</w:t>
-      </w:r>
-      <w:r>
-        <w:rPr>
-          <w:rFonts w:ascii="Times New Roman" w:hAnsi="Times New Roman"/>
-          <w:sz w:val="28"/>
-        </w:rPr>
-        <w:t>ịa chỉ thường trú: {{ttnt}}</w:t>
-      </w:r>
-      <w:r>
-        <w:rPr>
-          <w:rFonts w:ascii="Times New Roman" w:hAnsi="Times New Roman"/>
-          <w:sz w:val="28"/>
-        </w:rPr>
-        <w:t xml:space="preserve">         </w:t>
-      </w:r>
-    </w:p>
-    <w:p>
-      <w:pPr>
-        <w:rPr>
-          <w:rFonts w:ascii="Times New Roman" w:hAnsi="Times New Roman"/>
-          <w:sz w:val="28"/>
-        </w:rPr>
-      </w:pPr>
-      <w:r>
-        <w:rPr>
-          <w:rFonts w:ascii="Times New Roman" w:hAnsi="Times New Roman"/>
-          <w:sz w:val="28"/>
-        </w:rPr>
-        <w:t>2.</w:t>
-      </w:r>
-      <w:r>
-        <w:rPr>
-          <w:rFonts w:ascii="Times New Roman" w:hAnsi="Times New Roman"/>
-          <w:sz w:val="28"/>
-        </w:rPr>
-        <w:t xml:space="preserve"> Giấy CNĐKKD số: </w:t>
-      </w:r>
-      <w:r>
-        <w:rPr>
-          <w:rFonts w:ascii="Times New Roman" w:hAnsi="Times New Roman"/>
-          <w:sz w:val="28"/>
-        </w:rPr>
-        <w:tab/>
-      </w:r>
-      <w:r>
-        <w:rPr>
-          <w:rFonts w:ascii="Times New Roman" w:hAnsi="Times New Roman"/>
-          <w:sz w:val="28"/>
-        </w:rPr>
-        <w:tab/>
-      </w:r>
-      <w:r>
-        <w:rPr>
-          <w:rFonts w:ascii="Times New Roman" w:hAnsi="Times New Roman"/>
-          <w:sz w:val="28"/>
-        </w:rPr>
-        <w:t xml:space="preserve">   </w:t>
-      </w:r>
-      <w:r>
-        <w:rPr>
-          <w:rFonts w:ascii="Times New Roman" w:hAnsi="Times New Roman"/>
-          <w:sz w:val="28"/>
-        </w:rPr>
-        <w:t>Nơi cấ</w:t>
-      </w:r>
-      <w:r>
-        <w:rPr>
-          <w:rFonts w:ascii="Times New Roman" w:hAnsi="Times New Roman"/>
-          <w:sz w:val="28"/>
-        </w:rPr>
-        <w:t xml:space="preserve">p: </w:t>
-      </w:r>
-      <w:r>
-        <w:rPr>
-          <w:rFonts w:ascii="Times New Roman" w:hAnsi="Times New Roman"/>
-          <w:sz w:val="28"/>
-        </w:rPr>
-        <w:tab/>
-      </w:r>
-      <w:r>
-        <w:rPr>
-          <w:rFonts w:ascii="Times New Roman" w:hAnsi="Times New Roman"/>
-          <w:sz w:val="28"/>
-        </w:rPr>
-        <w:tab/>
-      </w:r>
-      <w:r>
-        <w:rPr>
-          <w:rFonts w:ascii="Times New Roman" w:hAnsi="Times New Roman"/>
-          <w:sz w:val="28"/>
-        </w:rPr>
-        <w:tab/>
-      </w:r>
-      <w:r>
-        <w:rPr>
-          <w:rFonts w:ascii="Times New Roman" w:hAnsi="Times New Roman"/>
-          <w:sz w:val="28"/>
-        </w:rPr>
-        <w:t xml:space="preserve"> </w:t>
-      </w:r>
-      <w:r>
-        <w:rPr>
-          <w:rFonts w:ascii="Times New Roman" w:hAnsi="Times New Roman"/>
-          <w:sz w:val="28"/>
-        </w:rPr>
-        <w:t>Cấp ngày:</w:t>
-      </w:r>
-    </w:p>
-    <w:p>
-      <w:pPr>
-        <w:rPr>
-          <w:rFonts w:ascii="Times New Roman" w:hAnsi="Times New Roman"/>
-          <w:sz w:val="28"/>
-        </w:rPr>
-      </w:pPr>
-      <w:r>
-        <w:rPr>
-          <w:rFonts w:ascii="Times New Roman" w:hAnsi="Times New Roman"/>
-          <w:sz w:val="28"/>
-        </w:rPr>
-        <w:t>3.</w:t>
-      </w:r>
-      <w:r>
-        <w:rPr>
-          <w:rFonts w:ascii="Times New Roman" w:hAnsi="Times New Roman"/>
-          <w:sz w:val="28"/>
-        </w:rPr>
-        <w:t xml:space="preserve"> Đề nghị quỹ tín dụng nhân dân Thái Học xét duyệt cho tôi được vay vốn để thực hiện phương án kinh doanh của gia đình tôi</w:t>
+        <w:t xml:space="preserve"> kinh doanh của gia đình tôi</w:t>
       </w:r>
     </w:p>
     <w:p>

--- a/src/main/resources/templates/PhuongAnVayVon.docx
+++ b/src/main/resources/templates/PhuongAnVayVon.docx
@@ -4,6 +4,7 @@
   <w:body>
     <w:p>
       <w:pPr>
+        <w:spacing w:after="0" w:line="288" w:lineRule="auto"/>
         <w:jc w:val="center"/>
         <w:rPr>
           <w:rFonts w:ascii="Times New Roman" w:hAnsi="Times New Roman"/>
@@ -22,6 +23,7 @@
     </w:p>
     <w:p>
       <w:pPr>
+        <w:spacing w:after="0" w:line="288" w:lineRule="auto"/>
         <w:jc w:val="center"/>
         <w:rPr>
           <w:rFonts w:ascii="Times New Roman" w:hAnsi="Times New Roman"/>
@@ -39,16 +41,16 @@
         <mc:AlternateContent>
           <mc:Choice Requires="wps">
             <w:drawing>
-              <wp:anchor distT="0" distB="0" distL="114300" distR="114300" simplePos="0" relativeHeight="251659264" behindDoc="0" locked="0" layoutInCell="1" allowOverlap="1">
+              <wp:anchor distT="0" distB="0" distL="114300" distR="114300" simplePos="0" relativeHeight="251659264" behindDoc="0" locked="0" layoutInCell="1" allowOverlap="1" wp14:anchorId="0E43F247" wp14:editId="5FB23BB9">
                 <wp:simplePos x="0" y="0"/>
                 <wp:positionH relativeFrom="column">
-                  <wp:posOffset>1914524</wp:posOffset>
+                  <wp:posOffset>1913890</wp:posOffset>
                 </wp:positionH>
                 <wp:positionV relativeFrom="paragraph">
-                  <wp:posOffset>276225</wp:posOffset>
+                  <wp:posOffset>214156</wp:posOffset>
                 </wp:positionV>
                 <wp:extent cx="2085975" cy="9525"/>
-                <wp:effectExtent l="38100" t="38100" r="66675" b="85725"/>
+                <wp:effectExtent l="0" t="0" r="28575" b="28575"/>
                 <wp:wrapNone/>
                 <wp:docPr id="1" name="Straight Connector 1"/>
                 <wp:cNvGraphicFramePr/>
@@ -66,13 +68,13 @@
                         </a:prstGeom>
                       </wps:spPr>
                       <wps:style>
-                        <a:lnRef idx="2">
+                        <a:lnRef idx="1">
                           <a:schemeClr val="dk1"/>
                         </a:lnRef>
                         <a:fillRef idx="0">
                           <a:schemeClr val="dk1"/>
                         </a:fillRef>
-                        <a:effectRef idx="1">
+                        <a:effectRef idx="0">
                           <a:schemeClr val="dk1"/>
                         </a:effectRef>
                         <a:fontRef idx="minor">
@@ -88,9 +90,7 @@
           </mc:Choice>
           <mc:Fallback>
             <w:pict>
-              <v:line w14:anchorId="683FAC29" id="Straight Connector 1" o:spid="_x0000_s1026" style="position:absolute;flip:y;z-index:251659264;visibility:visible;mso-wrap-style:square;mso-wrap-distance-left:9pt;mso-wrap-distance-top:0;mso-wrap-distance-right:9pt;mso-wrap-distance-bottom:0;mso-position-horizontal:absolute;mso-position-horizontal-relative:text;mso-position-vertical:absolute;mso-position-vertical-relative:text" from="150.75pt,21.75pt" to="315pt,22.5pt" o:gfxdata="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" strokecolor="black [3200]" strokeweight="2pt">
-                <v:shadow on="t" color="black" opacity="24903f" origin=",.5" offset="0,.55556mm"/>
-              </v:line>
+              <v:line w14:anchorId="44252BEA" id="Straight Connector 1" o:spid="_x0000_s1026" style="position:absolute;flip:y;z-index:251659264;visibility:visible;mso-wrap-style:square;mso-wrap-distance-left:9pt;mso-wrap-distance-top:0;mso-wrap-distance-right:9pt;mso-wrap-distance-bottom:0;mso-position-horizontal:absolute;mso-position-horizontal-relative:text;mso-position-vertical:absolute;mso-position-vertical-relative:text" from="150.7pt,16.85pt" to="314.95pt,17.6pt" o:gfxdata="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" strokecolor="black [3040]"/>
             </w:pict>
           </mc:Fallback>
         </mc:AlternateContent>
@@ -106,6 +106,7 @@
     </w:p>
     <w:p>
       <w:pPr>
+        <w:spacing w:after="0" w:line="288" w:lineRule="auto"/>
         <w:jc w:val="center"/>
         <w:rPr>
           <w:rFonts w:ascii="Times New Roman" w:hAnsi="Times New Roman"/>
@@ -124,6 +125,7 @@
     </w:p>
     <w:p>
       <w:pPr>
+        <w:spacing w:after="0" w:line="288" w:lineRule="auto"/>
         <w:rPr>
           <w:rFonts w:ascii="Times New Roman" w:hAnsi="Times New Roman"/>
           <w:sz w:val="28"/>
@@ -174,6 +176,7 @@
     </w:p>
     <w:p>
       <w:pPr>
+        <w:spacing w:after="0" w:line="288" w:lineRule="auto"/>
         <w:rPr>
           <w:rFonts w:ascii="Times New Roman" w:hAnsi="Times New Roman"/>
           <w:sz w:val="28"/>
@@ -210,6 +213,7 @@
     </w:p>
     <w:p>
       <w:pPr>
+        <w:spacing w:after="0" w:line="288" w:lineRule="auto"/>
         <w:rPr>
           <w:rFonts w:ascii="Times New Roman" w:hAnsi="Times New Roman"/>
           <w:sz w:val="28"/>
@@ -275,6 +279,7 @@
     </w:p>
     <w:p>
       <w:pPr>
+        <w:spacing w:after="0" w:line="288" w:lineRule="auto"/>
         <w:rPr>
           <w:rFonts w:ascii="Times New Roman" w:hAnsi="Times New Roman"/>
           <w:sz w:val="28"/>
@@ -290,6 +295,7 @@
     </w:p>
     <w:p>
       <w:pPr>
+        <w:spacing w:after="0" w:line="288" w:lineRule="auto"/>
         <w:rPr>
           <w:rFonts w:ascii="Times New Roman" w:hAnsi="Times New Roman"/>
           <w:sz w:val="28"/>
@@ -305,6 +311,7 @@
     </w:p>
     <w:p>
       <w:pPr>
+        <w:spacing w:after="0" w:line="288" w:lineRule="auto"/>
         <w:rPr>
           <w:rFonts w:ascii="Times New Roman" w:hAnsi="Times New Roman"/>
           <w:sz w:val="28"/>
@@ -355,6 +362,7 @@
     </w:p>
     <w:p>
       <w:pPr>
+        <w:spacing w:after="0" w:line="288" w:lineRule="auto"/>
         <w:rPr>
           <w:rFonts w:ascii="Times New Roman" w:hAnsi="Times New Roman"/>
           <w:sz w:val="28"/>
@@ -370,6 +378,7 @@
     </w:p>
     <w:p>
       <w:pPr>
+        <w:spacing w:after="0" w:line="288" w:lineRule="auto"/>
         <w:rPr>
           <w:rFonts w:ascii="Times New Roman" w:hAnsi="Times New Roman"/>
           <w:sz w:val="28"/>
@@ -435,6 +444,7 @@
     </w:p>
     <w:p>
       <w:pPr>
+        <w:spacing w:after="0" w:line="288" w:lineRule="auto"/>
         <w:rPr>
           <w:rFonts w:ascii="Times New Roman" w:hAnsi="Times New Roman"/>
           <w:sz w:val="28"/>
@@ -457,6 +467,7 @@
     </w:p>
     <w:p>
       <w:pPr>
+        <w:spacing w:after="0" w:line="288" w:lineRule="auto"/>
         <w:rPr>
           <w:rFonts w:ascii="Times New Roman" w:hAnsi="Times New Roman"/>
           <w:sz w:val="28"/>
@@ -472,6 +483,7 @@
     </w:p>
     <w:p>
       <w:pPr>
+        <w:spacing w:after="0" w:line="288" w:lineRule="auto"/>
         <w:rPr>
           <w:rFonts w:ascii="Times New Roman" w:hAnsi="Times New Roman"/>
           <w:sz w:val="28"/>
@@ -501,6 +513,7 @@
     </w:p>
     <w:p>
       <w:pPr>
+        <w:spacing w:after="0" w:line="288" w:lineRule="auto"/>
         <w:rPr>
           <w:rFonts w:ascii="Times New Roman" w:hAnsi="Times New Roman"/>
           <w:sz w:val="28"/>
@@ -593,6 +606,7 @@
     </w:p>
     <w:p>
       <w:pPr>
+        <w:spacing w:after="0" w:line="288" w:lineRule="auto"/>
         <w:rPr>
           <w:rFonts w:ascii="Times New Roman" w:hAnsi="Times New Roman"/>
           <w:sz w:val="28"/>
@@ -619,8 +633,6 @@
         </w:rPr>
         <w:t xml:space="preserve"> sản xuất,</w:t>
       </w:r>
-      <w:bookmarkStart w:id="0" w:name="_GoBack"/>
-      <w:bookmarkEnd w:id="0"/>
       <w:r>
         <w:rPr>
           <w:rFonts w:ascii="Times New Roman" w:hAnsi="Times New Roman"/>
@@ -631,6 +643,7 @@
     </w:p>
     <w:p>
       <w:pPr>
+        <w:spacing w:after="0" w:line="288" w:lineRule="auto"/>
         <w:jc w:val="center"/>
         <w:rPr>
           <w:rFonts w:ascii="Times New Roman" w:hAnsi="Times New Roman"/>
@@ -649,6 +662,7 @@
     </w:p>
     <w:p>
       <w:pPr>
+        <w:spacing w:after="0" w:line="288" w:lineRule="auto"/>
         <w:rPr>
           <w:rFonts w:ascii="Times New Roman" w:hAnsi="Times New Roman"/>
           <w:b/>
@@ -671,6 +685,7 @@
           <w:ilvl w:val="0"/>
           <w:numId w:val="1"/>
         </w:numPr>
+        <w:spacing w:after="0" w:line="288" w:lineRule="auto"/>
         <w:rPr>
           <w:rFonts w:ascii="Times New Roman" w:hAnsi="Times New Roman"/>
           <w:b/>
@@ -687,6 +702,7 @@
     </w:p>
     <w:p>
       <w:pPr>
+        <w:spacing w:after="0" w:line="288" w:lineRule="auto"/>
         <w:ind w:left="360"/>
         <w:rPr>
           <w:rFonts w:ascii="Times New Roman" w:hAnsi="Times New Roman"/>
@@ -703,6 +719,7 @@
     </w:p>
     <w:p>
       <w:pPr>
+        <w:spacing w:after="0" w:line="288" w:lineRule="auto"/>
         <w:ind w:left="360"/>
         <w:rPr>
           <w:rFonts w:ascii="Times New Roman" w:hAnsi="Times New Roman"/>
@@ -719,6 +736,7 @@
     </w:p>
     <w:p>
       <w:pPr>
+        <w:spacing w:after="0" w:line="288" w:lineRule="auto"/>
         <w:ind w:left="360"/>
         <w:rPr>
           <w:rFonts w:ascii="Times New Roman" w:hAnsi="Times New Roman"/>
@@ -735,6 +753,7 @@
     </w:p>
     <w:p>
       <w:pPr>
+        <w:spacing w:after="0" w:line="288" w:lineRule="auto"/>
         <w:ind w:left="360"/>
         <w:rPr>
           <w:rFonts w:ascii="Times New Roman" w:hAnsi="Times New Roman"/>
@@ -751,6 +770,7 @@
     </w:p>
     <w:p>
       <w:pPr>
+        <w:spacing w:after="0" w:line="288" w:lineRule="auto"/>
         <w:ind w:left="360"/>
         <w:rPr>
           <w:rFonts w:ascii="Times New Roman" w:hAnsi="Times New Roman"/>
@@ -764,12 +784,452 @@
           <w:b/>
           <w:sz w:val="28"/>
         </w:rPr>
+        <w:t>{{hm3}}</w:t>
+      </w:r>
+    </w:p>
+    <w:p>
+      <w:pPr>
+        <w:spacing w:after="0" w:line="288" w:lineRule="auto"/>
+        <w:ind w:left="360"/>
+        <w:rPr>
+          <w:rFonts w:ascii="Times New Roman" w:hAnsi="Times New Roman"/>
+          <w:sz w:val="28"/>
+        </w:rPr>
+      </w:pPr>
+      <w:r>
+        <w:rPr>
+          <w:rFonts w:ascii="Times New Roman" w:hAnsi="Times New Roman"/>
+          <w:sz w:val="28"/>
+        </w:rPr>
+        <w:t>{{TABLE_HM_PLACEHO</w:t>
+      </w:r>
+      <w:r>
+        <w:rPr>
+          <w:rFonts w:ascii="Times New Roman" w:hAnsi="Times New Roman"/>
+          <w:sz w:val="28"/>
+        </w:rPr>
+        <w:t>L</w:t>
+      </w:r>
+      <w:r>
+        <w:rPr>
+          <w:rFonts w:ascii="Times New Roman" w:hAnsi="Times New Roman"/>
+          <w:sz w:val="28"/>
+        </w:rPr>
+        <w:t>DER}}</w:t>
+      </w:r>
+    </w:p>
+    <w:p>
+      <w:pPr>
+        <w:spacing w:after="0" w:line="288" w:lineRule="auto"/>
+        <w:rPr>
+          <w:rFonts w:ascii="Times New Roman" w:hAnsi="Times New Roman"/>
+          <w:sz w:val="28"/>
+        </w:rPr>
+      </w:pPr>
+      <w:r>
+        <w:rPr>
+          <w:rFonts w:ascii="Times New Roman" w:hAnsi="Times New Roman"/>
+          <w:b/>
+          <w:sz w:val="28"/>
+        </w:rPr>
+        <w:t>2. Thời gian {{tgpa}}:</w:t>
+      </w:r>
+      <w:r>
+        <w:rPr>
+          <w:rFonts w:ascii="Times New Roman" w:hAnsi="Times New Roman"/>
+          <w:b/>
+          <w:sz w:val="28"/>
+        </w:rPr>
+        <w:t xml:space="preserve"> </w:t>
+      </w:r>
+      <w:r>
+        <w:rPr>
+          <w:rFonts w:ascii="Times New Roman" w:hAnsi="Times New Roman"/>
+          <w:sz w:val="28"/>
+        </w:rPr>
+        <w:t xml:space="preserve">          {{tgvv}}</w:t>
+      </w:r>
+    </w:p>
+    <w:p>
+      <w:pPr>
+        <w:spacing w:after="0" w:line="288" w:lineRule="auto"/>
+        <w:rPr>
+          <w:rFonts w:ascii="Times New Roman" w:hAnsi="Times New Roman"/>
+          <w:b/>
+          <w:sz w:val="28"/>
+        </w:rPr>
+      </w:pPr>
+      <w:r>
+        <w:rPr>
+          <w:rFonts w:ascii="Times New Roman" w:hAnsi="Times New Roman"/>
+          <w:b/>
+          <w:sz w:val="28"/>
+        </w:rPr>
+        <w:t>3.</w:t>
+      </w:r>
+      <w:r>
+        <w:rPr>
+          <w:rFonts w:ascii="Times New Roman" w:hAnsi="Times New Roman"/>
+          <w:b/>
+          <w:sz w:val="28"/>
+        </w:rPr>
+        <w:t xml:space="preserve"> Tình hình tài chính của phương án:</w:t>
+      </w:r>
+    </w:p>
+    <w:p>
+      <w:pPr>
+        <w:spacing w:after="0" w:line="288" w:lineRule="auto"/>
+        <w:rPr>
+          <w:rFonts w:ascii="Times New Roman" w:hAnsi="Times New Roman"/>
+          <w:sz w:val="28"/>
+        </w:rPr>
+      </w:pPr>
+      <w:r>
+        <w:rPr>
+          <w:rFonts w:ascii="Times New Roman" w:hAnsi="Times New Roman"/>
+          <w:sz w:val="28"/>
+        </w:rPr>
+        <w:t>3</w:t>
+      </w:r>
+      <w:r>
+        <w:rPr>
+          <w:rFonts w:ascii="Times New Roman" w:hAnsi="Times New Roman"/>
+          <w:sz w:val="28"/>
+        </w:rPr>
+        <w:t>.</w:t>
+      </w:r>
+      <w:r>
+        <w:rPr>
+          <w:rFonts w:ascii="Times New Roman" w:hAnsi="Times New Roman"/>
+          <w:sz w:val="28"/>
+        </w:rPr>
+        <w:t>1</w:t>
+      </w:r>
+      <w:r>
+        <w:rPr>
+          <w:rFonts w:ascii="Times New Roman" w:hAnsi="Times New Roman"/>
+          <w:sz w:val="28"/>
+        </w:rPr>
+        <w:t xml:space="preserve"> </w:t>
+      </w:r>
+      <w:r>
+        <w:rPr>
+          <w:rFonts w:ascii="Times New Roman" w:hAnsi="Times New Roman"/>
+          <w:sz w:val="28"/>
+        </w:rPr>
+        <w:t>Chi phí đầu tư cho phương án:</w:t>
+      </w:r>
+    </w:p>
+    <w:p>
+      <w:pPr>
+        <w:spacing w:after="0" w:line="288" w:lineRule="auto"/>
+        <w:ind w:left="360"/>
+        <w:rPr>
+          <w:rFonts w:ascii="Times New Roman" w:hAnsi="Times New Roman"/>
+          <w:sz w:val="28"/>
+        </w:rPr>
+      </w:pPr>
+      <w:r>
+        <w:rPr>
+          <w:rFonts w:ascii="Times New Roman" w:hAnsi="Times New Roman"/>
+          <w:sz w:val="28"/>
+        </w:rPr>
+        <w:t>{{TABLE_CP_PLACEHOLDER}}</w:t>
+      </w:r>
+    </w:p>
+    <w:p>
+      <w:pPr>
+        <w:spacing w:after="0" w:line="288" w:lineRule="auto"/>
+        <w:ind w:left="360"/>
+        <w:rPr>
+          <w:rFonts w:ascii="Times New Roman" w:hAnsi="Times New Roman"/>
+          <w:sz w:val="28"/>
+        </w:rPr>
+      </w:pPr>
+      <w:r>
+        <w:rPr>
+          <w:rFonts w:ascii="Times New Roman" w:hAnsi="Times New Roman"/>
+          <w:sz w:val="28"/>
+        </w:rPr>
+        <w:t>-</w:t>
+      </w:r>
+      <w:r>
+        <w:rPr>
+          <w:rFonts w:ascii="Times New Roman" w:hAnsi="Times New Roman"/>
+          <w:sz w:val="28"/>
+        </w:rPr>
+        <w:t xml:space="preserve"> Tổng nhu cầu vốn đầu tư cho phương án = Tổng chi phí của phương án – Tổng chi phí gián tiếp:      </w:t>
+      </w:r>
+      <w:r>
+        <w:rPr>
+          <w:rFonts w:ascii="Times New Roman" w:hAnsi="Times New Roman"/>
+          <w:sz w:val="28"/>
+        </w:rPr>
+        <w:t xml:space="preserve">    </w:t>
+      </w:r>
+      <w:r>
+        <w:rPr>
+          <w:rFonts w:ascii="Times New Roman" w:hAnsi="Times New Roman"/>
+          <w:sz w:val="28"/>
+        </w:rPr>
+        <w:t xml:space="preserve">{{tongNCV}} </w:t>
+      </w:r>
+      <w:r>
+        <w:rPr>
+          <w:rFonts w:ascii="Times New Roman" w:hAnsi="Times New Roman"/>
+          <w:sz w:val="28"/>
+        </w:rPr>
+        <w:t xml:space="preserve">    </w:t>
+      </w:r>
+      <w:r>
+        <w:rPr>
+          <w:rFonts w:ascii="Times New Roman" w:hAnsi="Times New Roman"/>
+          <w:sz w:val="28"/>
+        </w:rPr>
+        <w:t xml:space="preserve"> </w:t>
+      </w:r>
+      <w:r>
+        <w:rPr>
+          <w:rFonts w:ascii="Times New Roman" w:hAnsi="Times New Roman"/>
+          <w:sz w:val="28"/>
+        </w:rPr>
+        <w:t xml:space="preserve">  </w:t>
+      </w:r>
+      <w:r>
+        <w:rPr>
+          <w:rFonts w:ascii="Times New Roman" w:hAnsi="Times New Roman"/>
+          <w:sz w:val="28"/>
+        </w:rPr>
+        <w:t>đồng.</w:t>
+      </w:r>
+    </w:p>
+    <w:p>
+      <w:pPr>
+        <w:spacing w:after="0" w:line="288" w:lineRule="auto"/>
+        <w:ind w:left="360"/>
+        <w:rPr>
+          <w:rFonts w:ascii="Times New Roman" w:hAnsi="Times New Roman"/>
+          <w:sz w:val="28"/>
+        </w:rPr>
+      </w:pPr>
+      <w:r>
+        <w:rPr>
+          <w:rFonts w:ascii="Times New Roman" w:hAnsi="Times New Roman"/>
+          <w:sz w:val="28"/>
+        </w:rPr>
+        <w:t>{{vongQuay}}</w:t>
+      </w:r>
+    </w:p>
+    <w:p>
+      <w:pPr>
+        <w:spacing w:after="0" w:line="288" w:lineRule="auto"/>
+        <w:ind w:left="360"/>
+        <w:rPr>
+          <w:rFonts w:ascii="Times New Roman" w:hAnsi="Times New Roman"/>
+          <w:sz w:val="28"/>
+        </w:rPr>
+      </w:pPr>
+      <w:r>
+        <w:rPr>
+          <w:rFonts w:ascii="Times New Roman" w:hAnsi="Times New Roman"/>
+          <w:sz w:val="28"/>
+        </w:rPr>
+        <w:t>{{vld}}</w:t>
+      </w:r>
+    </w:p>
+    <w:p>
+      <w:pPr>
+        <w:spacing w:after="0" w:line="288" w:lineRule="auto"/>
+        <w:ind w:left="360"/>
+        <w:rPr>
+          <w:rFonts w:ascii="Times New Roman" w:hAnsi="Times New Roman"/>
+          <w:sz w:val="28"/>
+        </w:rPr>
+      </w:pPr>
+      <w:r>
+        <w:rPr>
+          <w:rFonts w:ascii="Times New Roman" w:hAnsi="Times New Roman"/>
+          <w:sz w:val="28"/>
+        </w:rPr>
+        <w:t xml:space="preserve">- </w:t>
+      </w:r>
+      <w:r>
+        <w:rPr>
+          <w:rFonts w:ascii="Times New Roman" w:hAnsi="Times New Roman"/>
+          <w:sz w:val="28"/>
+        </w:rPr>
+        <w:t>Vốn tự</w:t>
+      </w:r>
+      <w:r>
+        <w:rPr>
+          <w:rFonts w:ascii="Times New Roman" w:hAnsi="Times New Roman"/>
+          <w:sz w:val="28"/>
+        </w:rPr>
+        <w:t xml:space="preserve"> </w:t>
+      </w:r>
+      <w:r>
+        <w:rPr>
+          <w:rFonts w:ascii="Times New Roman" w:hAnsi="Times New Roman"/>
+          <w:sz w:val="28"/>
+        </w:rPr>
+        <w:t xml:space="preserve">có </w:t>
+      </w:r>
+      <w:r>
+        <w:rPr>
+          <w:rFonts w:ascii="Times New Roman" w:hAnsi="Times New Roman"/>
+          <w:sz w:val="28"/>
+        </w:rPr>
+        <w:t>lũy kế</w:t>
+      </w:r>
+      <w:r>
+        <w:rPr>
+          <w:rFonts w:ascii="Times New Roman" w:hAnsi="Times New Roman"/>
+          <w:sz w:val="28"/>
+        </w:rPr>
+        <w:t xml:space="preserve">: </w:t>
+      </w:r>
+      <w:r>
+        <w:rPr>
+          <w:rFonts w:ascii="Times New Roman" w:hAnsi="Times New Roman"/>
+          <w:sz w:val="28"/>
+        </w:rPr>
+        <w:t xml:space="preserve"> </w:t>
+      </w:r>
+      <w:r>
+        <w:rPr>
+          <w:rFonts w:ascii="Times New Roman" w:hAnsi="Times New Roman"/>
+          <w:sz w:val="28"/>
+        </w:rPr>
+        <w:t xml:space="preserve">     </w:t>
+      </w:r>
+      <w:r>
+        <w:rPr>
+          <w:rFonts w:ascii="Times New Roman" w:hAnsi="Times New Roman"/>
+          <w:sz w:val="28"/>
+        </w:rPr>
+        <w:t>{{vonTuCo}}</w:t>
+      </w:r>
+      <w:r>
+        <w:rPr>
+          <w:rFonts w:ascii="Times New Roman" w:hAnsi="Times New Roman"/>
+          <w:sz w:val="28"/>
+        </w:rPr>
+        <w:t xml:space="preserve">     </w:t>
+      </w:r>
+      <w:r>
+        <w:rPr>
+          <w:rFonts w:ascii="Times New Roman" w:hAnsi="Times New Roman"/>
+          <w:sz w:val="28"/>
+        </w:rPr>
+        <w:t xml:space="preserve"> </w:t>
+      </w:r>
+      <w:r>
+        <w:rPr>
+          <w:rFonts w:ascii="Times New Roman" w:hAnsi="Times New Roman"/>
+          <w:sz w:val="28"/>
+        </w:rPr>
+        <w:t xml:space="preserve">  </w:t>
+      </w:r>
+      <w:r>
+        <w:rPr>
+          <w:rFonts w:ascii="Times New Roman" w:hAnsi="Times New Roman"/>
+          <w:sz w:val="28"/>
+        </w:rPr>
+        <w:t>đồng</w:t>
+      </w:r>
+      <w:r>
+        <w:rPr>
+          <w:rFonts w:ascii="Times New Roman" w:hAnsi="Times New Roman"/>
+          <w:sz w:val="28"/>
+        </w:rPr>
+        <w:t xml:space="preserve">       </w:t>
+      </w:r>
+      <w:r>
+        <w:rPr>
+          <w:rFonts w:ascii="Times New Roman" w:hAnsi="Times New Roman"/>
+          <w:sz w:val="28"/>
+        </w:rPr>
+        <w:t>{{phanTramVTC}}</w:t>
+      </w:r>
+    </w:p>
+    <w:p>
+      <w:pPr>
+        <w:spacing w:after="0" w:line="288" w:lineRule="auto"/>
+        <w:ind w:left="360"/>
+        <w:rPr>
+          <w:rFonts w:ascii="Times New Roman" w:hAnsi="Times New Roman"/>
+          <w:sz w:val="28"/>
+        </w:rPr>
+      </w:pPr>
+      <w:r>
+        <w:rPr>
+          <w:rFonts w:ascii="Times New Roman" w:hAnsi="Times New Roman"/>
+          <w:sz w:val="28"/>
+        </w:rPr>
         <w:lastRenderedPageBreak/>
-        <w:t>{{hm3}}</w:t>
-      </w:r>
-    </w:p>
-    <w:p>
-      <w:pPr>
+        <w:t xml:space="preserve">- Vốn khác:              </w:t>
+      </w:r>
+      <w:r>
+        <w:rPr>
+          <w:rFonts w:ascii="Times New Roman" w:hAnsi="Times New Roman"/>
+          <w:sz w:val="28"/>
+        </w:rPr>
+        <w:tab/>
+      </w:r>
+      <w:r>
+        <w:rPr>
+          <w:rFonts w:ascii="Times New Roman" w:hAnsi="Times New Roman"/>
+          <w:sz w:val="28"/>
+        </w:rPr>
+        <w:tab/>
+      </w:r>
+      <w:r>
+        <w:rPr>
+          <w:rFonts w:ascii="Times New Roman" w:hAnsi="Times New Roman"/>
+          <w:sz w:val="28"/>
+        </w:rPr>
+        <w:t xml:space="preserve">{{vonKhac}}      </w:t>
+      </w:r>
+      <w:r>
+        <w:rPr>
+          <w:rFonts w:ascii="Times New Roman" w:hAnsi="Times New Roman"/>
+          <w:sz w:val="28"/>
+        </w:rPr>
+        <w:t xml:space="preserve">    </w:t>
+      </w:r>
+      <w:r>
+        <w:rPr>
+          <w:rFonts w:ascii="Times New Roman" w:hAnsi="Times New Roman"/>
+          <w:sz w:val="28"/>
+        </w:rPr>
+        <w:tab/>
+        <w:t xml:space="preserve"> </w:t>
+      </w:r>
+      <w:r>
+        <w:rPr>
+          <w:rFonts w:ascii="Times New Roman" w:hAnsi="Times New Roman"/>
+          <w:sz w:val="28"/>
+        </w:rPr>
+        <w:t>đồ</w:t>
+      </w:r>
+      <w:r>
+        <w:rPr>
+          <w:rFonts w:ascii="Times New Roman" w:hAnsi="Times New Roman"/>
+          <w:sz w:val="28"/>
+        </w:rPr>
+        <w:t xml:space="preserve">ng       </w:t>
+      </w:r>
+      <w:r>
+        <w:rPr>
+          <w:rFonts w:ascii="Times New Roman" w:hAnsi="Times New Roman"/>
+          <w:sz w:val="28"/>
+        </w:rPr>
+        <w:t>{{phanTramVonKhac}}</w:t>
+      </w:r>
+    </w:p>
+    <w:p>
+      <w:pPr>
+        <w:spacing w:after="0" w:line="288" w:lineRule="auto"/>
         <w:ind w:left="360"/>
         <w:rPr>
           <w:rFonts w:ascii="Times New Roman" w:hAnsi="Times New Roman"/>
@@ -781,42 +1241,46 @@
           <w:rFonts w:ascii="Times New Roman" w:hAnsi="Times New Roman"/>
           <w:sz w:val="28"/>
         </w:rPr>
-        <w:t>{{TABLE_HM_PLACEHO</w:t>
-      </w:r>
-      <w:r>
-        <w:rPr>
-          <w:rFonts w:ascii="Times New Roman" w:hAnsi="Times New Roman"/>
-          <w:sz w:val="28"/>
-        </w:rPr>
-        <w:t>L</w:t>
-      </w:r>
-      <w:r>
-        <w:rPr>
-          <w:rFonts w:ascii="Times New Roman" w:hAnsi="Times New Roman"/>
-          <w:sz w:val="28"/>
-        </w:rPr>
-        <w:t>DER}}</w:t>
-      </w:r>
-    </w:p>
-    <w:p>
-      <w:pPr>
-        <w:rPr>
-          <w:rFonts w:ascii="Times New Roman" w:hAnsi="Times New Roman"/>
-          <w:sz w:val="28"/>
-        </w:rPr>
-      </w:pPr>
-      <w:r>
-        <w:rPr>
-          <w:rFonts w:ascii="Times New Roman" w:hAnsi="Times New Roman"/>
-          <w:b/>
-          <w:sz w:val="28"/>
-        </w:rPr>
-        <w:t>2. Thời gian {{tgpa}}:</w:t>
-      </w:r>
-      <w:r>
-        <w:rPr>
-          <w:rFonts w:ascii="Times New Roman" w:hAnsi="Times New Roman"/>
-          <w:b/>
+        <w:t>- Vố</w:t>
+      </w:r>
+      <w:r>
+        <w:rPr>
+          <w:rFonts w:ascii="Times New Roman" w:hAnsi="Times New Roman"/>
+          <w:sz w:val="28"/>
+        </w:rPr>
+        <w:t xml:space="preserve">n xin vay:   </w:t>
+      </w:r>
+      <w:r>
+        <w:rPr>
+          <w:rFonts w:ascii="Times New Roman" w:hAnsi="Times New Roman"/>
+          <w:sz w:val="28"/>
+        </w:rPr>
+        <w:t xml:space="preserve">       </w:t>
+      </w:r>
+      <w:r>
+        <w:rPr>
+          <w:rFonts w:ascii="Times New Roman" w:hAnsi="Times New Roman"/>
+          <w:sz w:val="28"/>
+        </w:rPr>
+        <w:t xml:space="preserve">    </w:t>
+      </w:r>
+      <w:r>
+        <w:rPr>
+          <w:rFonts w:ascii="Times New Roman" w:hAnsi="Times New Roman"/>
+          <w:sz w:val="28"/>
+        </w:rPr>
+        <w:t>{{tienso}}</w:t>
+      </w:r>
+      <w:r>
+        <w:rPr>
+          <w:rFonts w:ascii="Times New Roman" w:hAnsi="Times New Roman"/>
+          <w:sz w:val="28"/>
+        </w:rPr>
+        <w:t xml:space="preserve">     </w:t>
+      </w:r>
+      <w:r>
+        <w:rPr>
+          <w:rFonts w:ascii="Times New Roman" w:hAnsi="Times New Roman"/>
           <w:sz w:val="28"/>
         </w:rPr>
         <w:t xml:space="preserve"> </w:t>
@@ -826,61 +1290,151 @@
           <w:rFonts w:ascii="Times New Roman" w:hAnsi="Times New Roman"/>
           <w:sz w:val="28"/>
         </w:rPr>
-        <w:t xml:space="preserve">          {{tgvv}}</w:t>
-      </w:r>
-    </w:p>
-    <w:p>
-      <w:pPr>
-        <w:rPr>
-          <w:rFonts w:ascii="Times New Roman" w:hAnsi="Times New Roman"/>
-          <w:b/>
-          <w:sz w:val="28"/>
-        </w:rPr>
-      </w:pPr>
-      <w:r>
-        <w:rPr>
-          <w:rFonts w:ascii="Times New Roman" w:hAnsi="Times New Roman"/>
-          <w:b/>
-          <w:sz w:val="28"/>
-        </w:rPr>
-        <w:t>3.</w:t>
-      </w:r>
-      <w:r>
-        <w:rPr>
-          <w:rFonts w:ascii="Times New Roman" w:hAnsi="Times New Roman"/>
-          <w:b/>
-          <w:sz w:val="28"/>
-        </w:rPr>
-        <w:t xml:space="preserve"> Tình hình tài chính của phương án:</w:t>
-      </w:r>
-    </w:p>
-    <w:p>
-      <w:pPr>
-        <w:rPr>
-          <w:rFonts w:ascii="Times New Roman" w:hAnsi="Times New Roman"/>
-          <w:sz w:val="28"/>
-        </w:rPr>
-      </w:pPr>
-      <w:r>
-        <w:rPr>
-          <w:rFonts w:ascii="Times New Roman" w:hAnsi="Times New Roman"/>
-          <w:sz w:val="28"/>
-        </w:rPr>
-        <w:t>3</w:t>
-      </w:r>
-      <w:r>
-        <w:rPr>
-          <w:rFonts w:ascii="Times New Roman" w:hAnsi="Times New Roman"/>
-          <w:sz w:val="28"/>
-        </w:rPr>
-        <w:t>.</w:t>
-      </w:r>
-      <w:r>
-        <w:rPr>
-          <w:rFonts w:ascii="Times New Roman" w:hAnsi="Times New Roman"/>
-          <w:sz w:val="28"/>
-        </w:rPr>
-        <w:t>1</w:t>
+        <w:t xml:space="preserve">  </w:t>
+      </w:r>
+      <w:r>
+        <w:rPr>
+          <w:rFonts w:ascii="Times New Roman" w:hAnsi="Times New Roman"/>
+          <w:sz w:val="28"/>
+        </w:rPr>
+        <w:t>đồ</w:t>
+      </w:r>
+      <w:r>
+        <w:rPr>
+          <w:rFonts w:ascii="Times New Roman" w:hAnsi="Times New Roman"/>
+          <w:sz w:val="28"/>
+        </w:rPr>
+        <w:t xml:space="preserve">ng       </w:t>
+      </w:r>
+      <w:r>
+        <w:rPr>
+          <w:rFonts w:ascii="Times New Roman" w:hAnsi="Times New Roman"/>
+          <w:sz w:val="28"/>
+        </w:rPr>
+        <w:t>{{phanTramVV}}</w:t>
+      </w:r>
+    </w:p>
+    <w:p>
+      <w:pPr>
+        <w:spacing w:after="0" w:line="288" w:lineRule="auto"/>
+        <w:rPr>
+          <w:rFonts w:ascii="Times New Roman" w:hAnsi="Times New Roman"/>
+          <w:sz w:val="28"/>
+        </w:rPr>
+      </w:pPr>
+      <w:r>
+        <w:rPr>
+          <w:rFonts w:ascii="Times New Roman" w:hAnsi="Times New Roman"/>
+          <w:sz w:val="28"/>
+        </w:rPr>
+        <w:t>3.2 Thu nhập dự kiến của phương án:</w:t>
+      </w:r>
+    </w:p>
+    <w:p>
+      <w:pPr>
+        <w:spacing w:after="0" w:line="288" w:lineRule="auto"/>
+        <w:rPr>
+          <w:rFonts w:ascii="Times New Roman" w:hAnsi="Times New Roman"/>
+          <w:sz w:val="28"/>
+        </w:rPr>
+      </w:pPr>
+      <w:r>
+        <w:rPr>
+          <w:rFonts w:ascii="Times New Roman" w:hAnsi="Times New Roman"/>
+          <w:sz w:val="28"/>
+        </w:rPr>
+        <w:tab/>
+        <w:t>{{TABLE_TN_PLACEHOLDER}}</w:t>
+      </w:r>
+    </w:p>
+    <w:p>
+      <w:pPr>
+        <w:spacing w:after="0" w:line="288" w:lineRule="auto"/>
+        <w:rPr>
+          <w:rFonts w:ascii="Times New Roman" w:hAnsi="Times New Roman"/>
+          <w:sz w:val="28"/>
+        </w:rPr>
+      </w:pPr>
+      <w:r>
+        <w:rPr>
+          <w:rFonts w:ascii="Times New Roman" w:hAnsi="Times New Roman"/>
+          <w:sz w:val="28"/>
+        </w:rPr>
+        <w:t>3.3 Hiệu quả kinh tế tài chính dự kiến:</w:t>
+      </w:r>
+    </w:p>
+    <w:p>
+      <w:pPr>
+        <w:spacing w:after="0" w:line="288" w:lineRule="auto"/>
+        <w:rPr>
+          <w:rFonts w:ascii="Times New Roman" w:hAnsi="Times New Roman"/>
+          <w:sz w:val="28"/>
+        </w:rPr>
+      </w:pPr>
+      <w:r>
+        <w:rPr>
+          <w:rFonts w:ascii="Times New Roman" w:hAnsi="Times New Roman"/>
+          <w:sz w:val="28"/>
+        </w:rPr>
+        <w:t>Tổng doanh thu:                       {{tongDoanhThu}}</w:t>
+      </w:r>
+      <w:r>
+        <w:rPr>
+          <w:rFonts w:ascii="Times New Roman" w:hAnsi="Times New Roman"/>
+          <w:sz w:val="28"/>
+        </w:rPr>
+        <w:t xml:space="preserve">       </w:t>
+      </w:r>
+      <w:r>
+        <w:rPr>
+          <w:rFonts w:ascii="Times New Roman" w:hAnsi="Times New Roman"/>
+          <w:sz w:val="28"/>
+        </w:rPr>
+        <w:t xml:space="preserve">  </w:t>
+      </w:r>
+      <w:r>
+        <w:rPr>
+          <w:rFonts w:ascii="Times New Roman" w:hAnsi="Times New Roman"/>
+          <w:sz w:val="28"/>
+        </w:rPr>
+        <w:t xml:space="preserve">         </w:t>
+      </w:r>
+      <w:r>
+        <w:rPr>
+          <w:rFonts w:ascii="Times New Roman" w:hAnsi="Times New Roman"/>
+          <w:sz w:val="28"/>
+        </w:rPr>
+        <w:t>đồng</w:t>
+      </w:r>
+    </w:p>
+    <w:p>
+      <w:pPr>
+        <w:spacing w:after="0" w:line="288" w:lineRule="auto"/>
+        <w:rPr>
+          <w:rFonts w:ascii="Times New Roman" w:hAnsi="Times New Roman"/>
+          <w:sz w:val="28"/>
+        </w:rPr>
+      </w:pPr>
+      <w:r>
+        <w:rPr>
+          <w:rFonts w:ascii="Times New Roman" w:hAnsi="Times New Roman"/>
+          <w:sz w:val="28"/>
+        </w:rPr>
+        <w:t>Tổng chi phí:                            {{tongChiPhi}}</w:t>
+      </w:r>
+      <w:r>
+        <w:rPr>
+          <w:rFonts w:ascii="Times New Roman" w:hAnsi="Times New Roman"/>
+          <w:sz w:val="28"/>
+        </w:rPr>
+        <w:t xml:space="preserve">             </w:t>
+      </w:r>
+      <w:r>
+        <w:rPr>
+          <w:rFonts w:ascii="Times New Roman" w:hAnsi="Times New Roman"/>
+          <w:sz w:val="28"/>
+        </w:rPr>
+        <w:t xml:space="preserve">   </w:t>
       </w:r>
       <w:r>
         <w:rPr>
@@ -894,59 +1448,6 @@
           <w:rFonts w:ascii="Times New Roman" w:hAnsi="Times New Roman"/>
           <w:sz w:val="28"/>
         </w:rPr>
-        <w:t>Chi phí đầu tư cho phương án:</w:t>
-      </w:r>
-    </w:p>
-    <w:p>
-      <w:pPr>
-        <w:ind w:left="360"/>
-        <w:rPr>
-          <w:rFonts w:ascii="Times New Roman" w:hAnsi="Times New Roman"/>
-          <w:sz w:val="28"/>
-        </w:rPr>
-      </w:pPr>
-      <w:r>
-        <w:rPr>
-          <w:rFonts w:ascii="Times New Roman" w:hAnsi="Times New Roman"/>
-          <w:sz w:val="28"/>
-        </w:rPr>
-        <w:t>{{TABLE_CP_PLACEHOLDER}}</w:t>
-      </w:r>
-    </w:p>
-    <w:p>
-      <w:pPr>
-        <w:ind w:left="360"/>
-        <w:rPr>
-          <w:rFonts w:ascii="Times New Roman" w:hAnsi="Times New Roman"/>
-          <w:sz w:val="28"/>
-        </w:rPr>
-      </w:pPr>
-      <w:r>
-        <w:rPr>
-          <w:rFonts w:ascii="Times New Roman" w:hAnsi="Times New Roman"/>
-          <w:sz w:val="28"/>
-        </w:rPr>
-        <w:t>-</w:t>
-      </w:r>
-      <w:r>
-        <w:rPr>
-          <w:rFonts w:ascii="Times New Roman" w:hAnsi="Times New Roman"/>
-          <w:sz w:val="28"/>
-        </w:rPr>
-        <w:t xml:space="preserve"> Tổng nhu cầu vốn đầu tư cho phương án = Tổng chi phí của phương án – Tổng chi phí gián tiếp:      {{tongNCV}} </w:t>
-      </w:r>
-      <w:r>
-        <w:rPr>
-          <w:rFonts w:ascii="Times New Roman" w:hAnsi="Times New Roman"/>
-          <w:sz w:val="28"/>
-        </w:rPr>
-        <w:t xml:space="preserve">    </w:t>
-      </w:r>
-      <w:r>
-        <w:rPr>
-          <w:rFonts w:ascii="Times New Roman" w:hAnsi="Times New Roman"/>
-          <w:sz w:val="28"/>
-        </w:rPr>
         <w:t xml:space="preserve"> </w:t>
       </w:r>
       <w:r>
@@ -954,6 +1455,29 @@
           <w:rFonts w:ascii="Times New Roman" w:hAnsi="Times New Roman"/>
           <w:sz w:val="28"/>
         </w:rPr>
+        <w:t>đồng</w:t>
+      </w:r>
+    </w:p>
+    <w:p>
+      <w:pPr>
+        <w:spacing w:after="0" w:line="288" w:lineRule="auto"/>
+        <w:rPr>
+          <w:rFonts w:ascii="Times New Roman" w:hAnsi="Times New Roman"/>
+          <w:sz w:val="28"/>
+        </w:rPr>
+      </w:pPr>
+      <w:r>
+        <w:rPr>
+          <w:rFonts w:ascii="Times New Roman" w:hAnsi="Times New Roman"/>
+          <w:sz w:val="28"/>
+        </w:rPr>
+        <w:t xml:space="preserve">Lợi nhuận:                                </w:t>
+      </w:r>
+      <w:r>
+        <w:rPr>
+          <w:rFonts w:ascii="Times New Roman" w:hAnsi="Times New Roman"/>
+          <w:sz w:val="28"/>
+        </w:rPr>
         <w:t xml:space="preserve">  </w:t>
       </w:r>
       <w:r>
@@ -961,77 +1485,184 @@
           <w:rFonts w:ascii="Times New Roman" w:hAnsi="Times New Roman"/>
           <w:sz w:val="28"/>
         </w:rPr>
-        <w:t>đồng.</w:t>
-      </w:r>
-    </w:p>
-    <w:p>
-      <w:pPr>
-        <w:ind w:left="360"/>
-        <w:rPr>
-          <w:rFonts w:ascii="Times New Roman" w:hAnsi="Times New Roman"/>
-          <w:sz w:val="28"/>
-        </w:rPr>
-      </w:pPr>
-      <w:r>
-        <w:rPr>
-          <w:rFonts w:ascii="Times New Roman" w:hAnsi="Times New Roman"/>
-          <w:sz w:val="28"/>
-        </w:rPr>
-        <w:t>{{vongQuay}}</w:t>
-      </w:r>
-    </w:p>
-    <w:p>
-      <w:pPr>
-        <w:ind w:left="360"/>
-        <w:rPr>
-          <w:rFonts w:ascii="Times New Roman" w:hAnsi="Times New Roman"/>
-          <w:sz w:val="28"/>
-        </w:rPr>
-      </w:pPr>
-      <w:r>
-        <w:rPr>
-          <w:rFonts w:ascii="Times New Roman" w:hAnsi="Times New Roman"/>
-          <w:sz w:val="28"/>
-        </w:rPr>
-        <w:t>{{vld}}</w:t>
-      </w:r>
-    </w:p>
-    <w:p>
-      <w:pPr>
-        <w:ind w:left="360"/>
-        <w:rPr>
-          <w:rFonts w:ascii="Times New Roman" w:hAnsi="Times New Roman"/>
-          <w:sz w:val="28"/>
-        </w:rPr>
-      </w:pPr>
-      <w:r>
-        <w:rPr>
-          <w:rFonts w:ascii="Times New Roman" w:hAnsi="Times New Roman"/>
-          <w:sz w:val="28"/>
-        </w:rPr>
-        <w:t xml:space="preserve">- </w:t>
-      </w:r>
-      <w:r>
-        <w:rPr>
-          <w:rFonts w:ascii="Times New Roman" w:hAnsi="Times New Roman"/>
-          <w:sz w:val="28"/>
-        </w:rPr>
-        <w:t>Vốn tự</w:t>
-      </w:r>
-      <w:r>
-        <w:rPr>
-          <w:rFonts w:ascii="Times New Roman" w:hAnsi="Times New Roman"/>
-          <w:sz w:val="28"/>
-        </w:rPr>
-        <w:t xml:space="preserve"> lũy kế</w:t>
-      </w:r>
-      <w:r>
-        <w:rPr>
-          <w:rFonts w:ascii="Times New Roman" w:hAnsi="Times New Roman"/>
+        <w:t>{{loiNhuan}}</w:t>
+      </w:r>
+      <w:r>
+        <w:rPr>
+          <w:rFonts w:ascii="Times New Roman" w:hAnsi="Times New Roman"/>
+          <w:sz w:val="28"/>
+        </w:rPr>
+        <w:t xml:space="preserve">                </w:t>
+      </w:r>
+      <w:r>
+        <w:rPr>
+          <w:rFonts w:ascii="Times New Roman" w:hAnsi="Times New Roman"/>
+          <w:sz w:val="28"/>
+        </w:rPr>
+        <w:t xml:space="preserve"> </w:t>
+      </w:r>
+      <w:r>
+        <w:rPr>
+          <w:rFonts w:ascii="Times New Roman" w:hAnsi="Times New Roman"/>
+          <w:sz w:val="28"/>
+        </w:rPr>
+        <w:t xml:space="preserve">  </w:t>
+      </w:r>
+      <w:bookmarkStart w:id="0" w:name="_GoBack"/>
+      <w:bookmarkEnd w:id="0"/>
+      <w:r>
+        <w:rPr>
+          <w:rFonts w:ascii="Times New Roman" w:hAnsi="Times New Roman"/>
+          <w:sz w:val="28"/>
+        </w:rPr>
+        <w:t>đồng</w:t>
+      </w:r>
+    </w:p>
+    <w:p>
+      <w:pPr>
+        <w:spacing w:after="0" w:line="288" w:lineRule="auto"/>
+        <w:rPr>
+          <w:rFonts w:ascii="Times New Roman" w:hAnsi="Times New Roman"/>
+          <w:b/>
+          <w:sz w:val="28"/>
+        </w:rPr>
+      </w:pPr>
+      <w:r>
+        <w:rPr>
+          <w:rFonts w:ascii="Times New Roman" w:hAnsi="Times New Roman"/>
+          <w:b/>
+          <w:sz w:val="28"/>
+        </w:rPr>
+        <w:t>4. Tình hình vay nợ của QTD Thái Học</w:t>
+      </w:r>
+      <w:r>
+        <w:rPr>
+          <w:rFonts w:ascii="Times New Roman" w:hAnsi="Times New Roman"/>
+          <w:b/>
           <w:sz w:val="28"/>
         </w:rPr>
         <w:t xml:space="preserve">: </w:t>
       </w:r>
+    </w:p>
+    <w:p>
+      <w:pPr>
+        <w:spacing w:after="0" w:line="288" w:lineRule="auto"/>
+        <w:rPr>
+          <w:rFonts w:ascii="Times New Roman" w:hAnsi="Times New Roman"/>
+          <w:sz w:val="28"/>
+        </w:rPr>
+      </w:pPr>
+      <w:r>
+        <w:rPr>
+          <w:rFonts w:ascii="Times New Roman" w:hAnsi="Times New Roman"/>
+          <w:sz w:val="28"/>
+        </w:rPr>
+        <w:t xml:space="preserve">Dư nợ tại QTD Thái Học: </w:t>
+      </w:r>
+      <w:r>
+        <w:rPr>
+          <w:rFonts w:ascii="Times New Roman" w:hAnsi="Times New Roman"/>
+          <w:sz w:val="28"/>
+        </w:rPr>
+        <w:tab/>
+        <w:t>0</w:t>
+      </w:r>
+      <w:r>
+        <w:rPr>
+          <w:rFonts w:ascii="Times New Roman" w:hAnsi="Times New Roman"/>
+          <w:sz w:val="28"/>
+        </w:rPr>
+        <w:tab/>
+      </w:r>
+      <w:r>
+        <w:rPr>
+          <w:rFonts w:ascii="Times New Roman" w:hAnsi="Times New Roman"/>
+          <w:sz w:val="28"/>
+        </w:rPr>
+        <w:tab/>
+      </w:r>
+      <w:r>
+        <w:rPr>
+          <w:rFonts w:ascii="Times New Roman" w:hAnsi="Times New Roman"/>
+          <w:sz w:val="28"/>
+        </w:rPr>
+        <w:tab/>
+        <w:t xml:space="preserve">      đồng</w:t>
+      </w:r>
+    </w:p>
+    <w:p>
+      <w:pPr>
+        <w:spacing w:after="0" w:line="288" w:lineRule="auto"/>
+        <w:rPr>
+          <w:rFonts w:ascii="Times New Roman" w:hAnsi="Times New Roman"/>
+          <w:b/>
+          <w:sz w:val="28"/>
+        </w:rPr>
+      </w:pPr>
+      <w:r>
+        <w:rPr>
+          <w:rFonts w:ascii="Times New Roman" w:hAnsi="Times New Roman"/>
+          <w:b/>
+          <w:sz w:val="28"/>
+        </w:rPr>
+        <w:t>5. Nguồn trả nợ tiền vay</w:t>
+      </w:r>
+      <w:r>
+        <w:rPr>
+          <w:rFonts w:ascii="Times New Roman" w:hAnsi="Times New Roman"/>
+          <w:b/>
+          <w:sz w:val="28"/>
+        </w:rPr>
+        <w:t>:</w:t>
+      </w:r>
+    </w:p>
+    <w:p>
+      <w:pPr>
+        <w:spacing w:after="0" w:line="288" w:lineRule="auto"/>
+        <w:rPr>
+          <w:rFonts w:ascii="Times New Roman" w:hAnsi="Times New Roman"/>
+          <w:sz w:val="28"/>
+        </w:rPr>
+      </w:pPr>
+      <w:r>
+        <w:rPr>
+          <w:rFonts w:ascii="Times New Roman" w:hAnsi="Times New Roman"/>
+          <w:sz w:val="28"/>
+        </w:rPr>
+        <w:t>a) Nguồn trả nợ:</w:t>
+      </w:r>
+    </w:p>
+    <w:p>
+      <w:pPr>
+        <w:spacing w:after="0" w:line="288" w:lineRule="auto"/>
+        <w:rPr>
+          <w:rFonts w:ascii="Times New Roman" w:hAnsi="Times New Roman"/>
+          <w:sz w:val="28"/>
+        </w:rPr>
+      </w:pPr>
+      <w:r>
+        <w:rPr>
+          <w:rFonts w:ascii="Times New Roman" w:hAnsi="Times New Roman"/>
+          <w:sz w:val="28"/>
+        </w:rPr>
+        <w:tab/>
+        <w:t xml:space="preserve">Từ lợi nhuận doanh thu của phương án: </w:t>
+      </w:r>
+      <w:r>
+        <w:rPr>
+          <w:rFonts w:ascii="Times New Roman" w:hAnsi="Times New Roman"/>
+          <w:sz w:val="28"/>
+        </w:rPr>
+        <w:tab/>
+        <w:t xml:space="preserve">{{loiNhuan}}       </w:t>
+      </w:r>
+      <w:r>
+        <w:rPr>
+          <w:rFonts w:ascii="Times New Roman" w:hAnsi="Times New Roman"/>
+          <w:sz w:val="28"/>
+        </w:rPr>
+        <w:t xml:space="preserve">  </w:t>
+      </w:r>
       <w:r>
         <w:rPr>
           <w:rFonts w:ascii="Times New Roman" w:hAnsi="Times New Roman"/>
@@ -1044,6 +1675,304 @@
           <w:rFonts w:ascii="Times New Roman" w:hAnsi="Times New Roman"/>
           <w:sz w:val="28"/>
         </w:rPr>
+        <w:t xml:space="preserve">  </w:t>
+      </w:r>
+      <w:r>
+        <w:rPr>
+          <w:rFonts w:ascii="Times New Roman" w:hAnsi="Times New Roman"/>
+          <w:sz w:val="28"/>
+        </w:rPr>
+        <w:t>đồng</w:t>
+      </w:r>
+    </w:p>
+    <w:p>
+      <w:pPr>
+        <w:spacing w:after="0" w:line="288" w:lineRule="auto"/>
+        <w:rPr>
+          <w:rFonts w:ascii="Times New Roman" w:hAnsi="Times New Roman"/>
+          <w:sz w:val="28"/>
+        </w:rPr>
+      </w:pPr>
+      <w:r>
+        <w:rPr>
+          <w:rFonts w:ascii="Times New Roman" w:hAnsi="Times New Roman"/>
+          <w:sz w:val="28"/>
+        </w:rPr>
+        <w:tab/>
+        <w:t>Từ thu nhập khác:</w:t>
+      </w:r>
+      <w:r>
+        <w:rPr>
+          <w:rFonts w:ascii="Times New Roman" w:hAnsi="Times New Roman"/>
+          <w:sz w:val="28"/>
+        </w:rPr>
+        <w:tab/>
+      </w:r>
+      <w:r>
+        <w:rPr>
+          <w:rFonts w:ascii="Times New Roman" w:hAnsi="Times New Roman"/>
+          <w:sz w:val="28"/>
+        </w:rPr>
+        <w:tab/>
+      </w:r>
+      <w:r>
+        <w:rPr>
+          <w:rFonts w:ascii="Times New Roman" w:hAnsi="Times New Roman"/>
+          <w:sz w:val="28"/>
+        </w:rPr>
+        <w:tab/>
+      </w:r>
+      <w:r>
+        <w:rPr>
+          <w:rFonts w:ascii="Times New Roman" w:hAnsi="Times New Roman"/>
+          <w:sz w:val="28"/>
+        </w:rPr>
+        <w:tab/>
+      </w:r>
+      <w:r>
+        <w:rPr>
+          <w:rFonts w:ascii="Times New Roman" w:hAnsi="Times New Roman"/>
+          <w:sz w:val="28"/>
+        </w:rPr>
+        <w:tab/>
+      </w:r>
+      <w:r>
+        <w:rPr>
+          <w:rFonts w:ascii="Times New Roman" w:hAnsi="Times New Roman"/>
+          <w:sz w:val="28"/>
+        </w:rPr>
+        <w:t xml:space="preserve">                0             </w:t>
+      </w:r>
+      <w:r>
+        <w:rPr>
+          <w:rFonts w:ascii="Times New Roman" w:hAnsi="Times New Roman"/>
+          <w:sz w:val="28"/>
+        </w:rPr>
+        <w:t>đồng</w:t>
+      </w:r>
+    </w:p>
+    <w:p>
+      <w:pPr>
+        <w:spacing w:after="0" w:line="288" w:lineRule="auto"/>
+        <w:rPr>
+          <w:rFonts w:ascii="Times New Roman" w:hAnsi="Times New Roman"/>
+          <w:sz w:val="28"/>
+        </w:rPr>
+      </w:pPr>
+      <w:r>
+        <w:rPr>
+          <w:rFonts w:ascii="Times New Roman" w:hAnsi="Times New Roman"/>
+          <w:sz w:val="28"/>
+        </w:rPr>
+        <w:tab/>
+        <w:t>Từ thu hồi vốn đầu tư củ</w:t>
+      </w:r>
+      <w:r>
+        <w:rPr>
+          <w:rFonts w:ascii="Times New Roman" w:hAnsi="Times New Roman"/>
+          <w:sz w:val="28"/>
+        </w:rPr>
+        <w:t>a</w:t>
+      </w:r>
+      <w:r>
+        <w:rPr>
+          <w:rFonts w:ascii="Times New Roman" w:hAnsi="Times New Roman"/>
+          <w:sz w:val="28"/>
+        </w:rPr>
+        <w:t xml:space="preserve"> phương án:           </w:t>
+      </w:r>
+      <w:r>
+        <w:rPr>
+          <w:rFonts w:ascii="Times New Roman" w:hAnsi="Times New Roman"/>
+          <w:sz w:val="28"/>
+        </w:rPr>
+        <w:t xml:space="preserve">{{thuHoiVon}}    </w:t>
+      </w:r>
+      <w:r>
+        <w:rPr>
+          <w:rFonts w:ascii="Times New Roman" w:hAnsi="Times New Roman"/>
+          <w:sz w:val="28"/>
+        </w:rPr>
+        <w:t xml:space="preserve">   </w:t>
+      </w:r>
+      <w:r>
+        <w:rPr>
+          <w:rFonts w:ascii="Times New Roman" w:hAnsi="Times New Roman"/>
+          <w:sz w:val="28"/>
+        </w:rPr>
+        <w:t xml:space="preserve">   </w:t>
+      </w:r>
+      <w:r>
+        <w:rPr>
+          <w:rFonts w:ascii="Times New Roman" w:hAnsi="Times New Roman"/>
+          <w:sz w:val="28"/>
+        </w:rPr>
+        <w:t xml:space="preserve"> </w:t>
+      </w:r>
+      <w:r>
+        <w:rPr>
+          <w:rFonts w:ascii="Times New Roman" w:hAnsi="Times New Roman"/>
+          <w:sz w:val="28"/>
+        </w:rPr>
+        <w:t>đồng</w:t>
+      </w:r>
+    </w:p>
+    <w:p>
+      <w:pPr>
+        <w:spacing w:after="0" w:line="288" w:lineRule="auto"/>
+        <w:rPr>
+          <w:rFonts w:ascii="Times New Roman" w:hAnsi="Times New Roman"/>
+          <w:sz w:val="28"/>
+        </w:rPr>
+      </w:pPr>
+      <w:r>
+        <w:rPr>
+          <w:rFonts w:ascii="Times New Roman" w:hAnsi="Times New Roman"/>
+          <w:sz w:val="28"/>
+        </w:rPr>
+        <w:t>b) Kế hoạch trả nợ:</w:t>
+      </w:r>
+    </w:p>
+    <w:p>
+      <w:pPr>
+        <w:spacing w:after="0" w:line="288" w:lineRule="auto"/>
+        <w:rPr>
+          <w:rFonts w:ascii="Times New Roman" w:hAnsi="Times New Roman"/>
+          <w:sz w:val="28"/>
+        </w:rPr>
+      </w:pPr>
+      <w:r>
+        <w:rPr>
+          <w:rFonts w:ascii="Times New Roman" w:hAnsi="Times New Roman"/>
+          <w:sz w:val="28"/>
+        </w:rPr>
+        <w:tab/>
+        <w:t>Trả nợ gốc: Theo hợp đồng tín dụng</w:t>
+      </w:r>
+    </w:p>
+    <w:p>
+      <w:pPr>
+        <w:spacing w:after="0" w:line="288" w:lineRule="auto"/>
+        <w:rPr>
+          <w:rFonts w:ascii="Times New Roman" w:hAnsi="Times New Roman"/>
+          <w:sz w:val="28"/>
+        </w:rPr>
+      </w:pPr>
+      <w:r>
+        <w:rPr>
+          <w:rFonts w:ascii="Times New Roman" w:hAnsi="Times New Roman"/>
+          <w:sz w:val="28"/>
+        </w:rPr>
+        <w:tab/>
+        <w:t>Trả lãi: Lãi tiền vay được trả hàng tháng</w:t>
+      </w:r>
+    </w:p>
+    <w:p>
+      <w:pPr>
+        <w:spacing w:after="0" w:line="288" w:lineRule="auto"/>
+        <w:rPr>
+          <w:rFonts w:ascii="Times New Roman" w:hAnsi="Times New Roman"/>
+          <w:b/>
+          <w:sz w:val="28"/>
+        </w:rPr>
+      </w:pPr>
+      <w:r>
+        <w:rPr>
+          <w:rFonts w:ascii="Times New Roman" w:hAnsi="Times New Roman"/>
+          <w:b/>
+          <w:sz w:val="28"/>
+        </w:rPr>
+        <w:t>6. Tài sản đảm bảo:</w:t>
+      </w:r>
+    </w:p>
+    <w:p>
+      <w:pPr>
+        <w:spacing w:after="0" w:line="288" w:lineRule="auto"/>
+        <w:rPr>
+          <w:rFonts w:ascii="Times New Roman" w:hAnsi="Times New Roman"/>
+          <w:b/>
+          <w:sz w:val="28"/>
+        </w:rPr>
+      </w:pPr>
+      <w:r>
+        <w:rPr>
+          <w:rFonts w:ascii="Times New Roman" w:hAnsi="Times New Roman"/>
+          <w:b/>
+          <w:sz w:val="28"/>
+        </w:rPr>
+        <w:tab/>
+      </w:r>
+      <w:r>
+        <w:rPr>
+          <w:rFonts w:ascii="Times New Roman" w:hAnsi="Times New Roman"/>
+          <w:sz w:val="28"/>
+        </w:rPr>
+        <w:t>{{taiSanBlock}}</w:t>
+      </w:r>
+    </w:p>
+    <w:p>
+      <w:pPr>
+        <w:spacing w:after="0" w:line="288" w:lineRule="auto"/>
+        <w:rPr>
+          <w:rFonts w:ascii="Times New Roman" w:hAnsi="Times New Roman"/>
+          <w:b/>
+          <w:sz w:val="28"/>
+        </w:rPr>
+      </w:pPr>
+      <w:r>
+        <w:rPr>
+          <w:rFonts w:ascii="Times New Roman" w:hAnsi="Times New Roman"/>
+          <w:b/>
+          <w:sz w:val="28"/>
+        </w:rPr>
+        <w:t>7. Khách hàng cam kết:</w:t>
+      </w:r>
+    </w:p>
+    <w:p>
+      <w:pPr>
+        <w:spacing w:after="0" w:line="288" w:lineRule="auto"/>
+        <w:ind w:firstLine="720"/>
+        <w:rPr>
+          <w:rFonts w:ascii="Times New Roman" w:hAnsi="Times New Roman"/>
+          <w:sz w:val="28"/>
+        </w:rPr>
+      </w:pPr>
+      <w:r>
+        <w:rPr>
+          <w:rFonts w:ascii="Times New Roman" w:hAnsi="Times New Roman"/>
+          <w:sz w:val="28"/>
+        </w:rPr>
+        <w:t xml:space="preserve">Tôi là:  </w:t>
+      </w:r>
+      <w:r>
+        <w:rPr>
+          <w:rFonts w:ascii="Times New Roman" w:hAnsi="Times New Roman"/>
+          <w:b/>
+          <w:sz w:val="28"/>
+        </w:rPr>
+        <w:t>{{kh}}</w:t>
+      </w:r>
+      <w:r>
+        <w:rPr>
+          <w:rFonts w:ascii="Times New Roman" w:hAnsi="Times New Roman"/>
+          <w:sz w:val="28"/>
+        </w:rPr>
+        <w:t xml:space="preserve"> cam kết cung cấp thông tin, hồ sơ đúng sự thật và chịu trách nhiệm chính xác các nội dung đã cung cấp.</w:t>
+      </w:r>
+    </w:p>
+    <w:p>
+      <w:pPr>
+        <w:spacing w:after="0" w:line="288" w:lineRule="auto"/>
+        <w:rPr>
+          <w:rFonts w:ascii="Times New Roman" w:hAnsi="Times New Roman"/>
+          <w:sz w:val="28"/>
+        </w:rPr>
+      </w:pPr>
+      <w:r>
+        <w:rPr>
+          <w:rFonts w:ascii="Times New Roman" w:hAnsi="Times New Roman"/>
+          <w:sz w:val="28"/>
+        </w:rPr>
         <w:t xml:space="preserve">     </w:t>
       </w:r>
       <w:r>
@@ -1051,900 +1980,112 @@
           <w:rFonts w:ascii="Times New Roman" w:hAnsi="Times New Roman"/>
           <w:sz w:val="28"/>
         </w:rPr>
-        <w:t>{{vonTuCo}}</w:t>
-      </w:r>
-      <w:r>
-        <w:rPr>
-          <w:rFonts w:ascii="Times New Roman" w:hAnsi="Times New Roman"/>
-          <w:sz w:val="28"/>
-        </w:rPr>
-        <w:t xml:space="preserve">     </w:t>
-      </w:r>
-      <w:r>
-        <w:rPr>
-          <w:rFonts w:ascii="Times New Roman" w:hAnsi="Times New Roman"/>
-          <w:sz w:val="28"/>
-        </w:rPr>
-        <w:t xml:space="preserve"> </w:t>
-      </w:r>
-      <w:r>
-        <w:rPr>
-          <w:rFonts w:ascii="Times New Roman" w:hAnsi="Times New Roman"/>
-          <w:sz w:val="28"/>
-        </w:rPr>
-        <w:t xml:space="preserve">  </w:t>
-      </w:r>
-      <w:r>
-        <w:rPr>
-          <w:rFonts w:ascii="Times New Roman" w:hAnsi="Times New Roman"/>
-          <w:sz w:val="28"/>
-        </w:rPr>
-        <w:t>đồng</w:t>
-      </w:r>
-      <w:r>
-        <w:rPr>
-          <w:rFonts w:ascii="Times New Roman" w:hAnsi="Times New Roman"/>
-          <w:sz w:val="28"/>
-        </w:rPr>
-        <w:t xml:space="preserve">       </w:t>
-      </w:r>
-      <w:r>
-        <w:rPr>
-          <w:rFonts w:ascii="Times New Roman" w:hAnsi="Times New Roman"/>
-          <w:sz w:val="28"/>
-        </w:rPr>
-        <w:t>{{phanTramVTC}}</w:t>
-      </w:r>
-    </w:p>
-    <w:p>
-      <w:pPr>
-        <w:ind w:left="360"/>
-        <w:rPr>
-          <w:rFonts w:ascii="Times New Roman" w:hAnsi="Times New Roman"/>
-          <w:sz w:val="28"/>
-        </w:rPr>
-      </w:pPr>
-      <w:r>
-        <w:rPr>
-          <w:rFonts w:ascii="Times New Roman" w:hAnsi="Times New Roman"/>
-          <w:sz w:val="28"/>
-        </w:rPr>
-        <w:t xml:space="preserve">- Vốn khác:              {{vonKhac}}      </w:t>
-      </w:r>
-      <w:r>
-        <w:rPr>
-          <w:rFonts w:ascii="Times New Roman" w:hAnsi="Times New Roman"/>
-          <w:sz w:val="28"/>
-        </w:rPr>
-        <w:t xml:space="preserve">    </w:t>
-      </w:r>
-      <w:r>
-        <w:rPr>
-          <w:rFonts w:ascii="Times New Roman" w:hAnsi="Times New Roman"/>
-          <w:sz w:val="28"/>
-        </w:rPr>
-        <w:t>đồ</w:t>
-      </w:r>
-      <w:r>
-        <w:rPr>
-          <w:rFonts w:ascii="Times New Roman" w:hAnsi="Times New Roman"/>
-          <w:sz w:val="28"/>
-        </w:rPr>
-        <w:t xml:space="preserve">ng       </w:t>
-      </w:r>
-      <w:r>
-        <w:rPr>
-          <w:rFonts w:ascii="Times New Roman" w:hAnsi="Times New Roman"/>
-          <w:sz w:val="28"/>
-        </w:rPr>
-        <w:t>{{phanTramVonKhac}}</w:t>
-      </w:r>
-    </w:p>
-    <w:p>
-      <w:pPr>
-        <w:ind w:left="360"/>
-        <w:rPr>
-          <w:rFonts w:ascii="Times New Roman" w:hAnsi="Times New Roman"/>
-          <w:sz w:val="28"/>
-        </w:rPr>
-      </w:pPr>
-      <w:r>
-        <w:rPr>
-          <w:rFonts w:ascii="Times New Roman" w:hAnsi="Times New Roman"/>
-          <w:sz w:val="28"/>
-        </w:rPr>
-        <w:t>- Vố</w:t>
-      </w:r>
-      <w:r>
-        <w:rPr>
-          <w:rFonts w:ascii="Times New Roman" w:hAnsi="Times New Roman"/>
-          <w:sz w:val="28"/>
-        </w:rPr>
-        <w:t xml:space="preserve">n xin vay:   </w:t>
-      </w:r>
-      <w:r>
-        <w:rPr>
-          <w:rFonts w:ascii="Times New Roman" w:hAnsi="Times New Roman"/>
-          <w:sz w:val="28"/>
-        </w:rPr>
-        <w:t xml:space="preserve">       </w:t>
-      </w:r>
-      <w:r>
-        <w:rPr>
-          <w:rFonts w:ascii="Times New Roman" w:hAnsi="Times New Roman"/>
-          <w:sz w:val="28"/>
-        </w:rPr>
-        <w:t>{{tienso}}</w:t>
-      </w:r>
-      <w:r>
-        <w:rPr>
-          <w:rFonts w:ascii="Times New Roman" w:hAnsi="Times New Roman"/>
-          <w:sz w:val="28"/>
-        </w:rPr>
-        <w:t xml:space="preserve">     </w:t>
-      </w:r>
-      <w:r>
-        <w:rPr>
-          <w:rFonts w:ascii="Times New Roman" w:hAnsi="Times New Roman"/>
-          <w:sz w:val="28"/>
-        </w:rPr>
-        <w:t xml:space="preserve"> </w:t>
-      </w:r>
-      <w:r>
-        <w:rPr>
-          <w:rFonts w:ascii="Times New Roman" w:hAnsi="Times New Roman"/>
-          <w:sz w:val="28"/>
-        </w:rPr>
-        <w:t xml:space="preserve">  </w:t>
-      </w:r>
-      <w:r>
-        <w:rPr>
-          <w:rFonts w:ascii="Times New Roman" w:hAnsi="Times New Roman"/>
-          <w:sz w:val="28"/>
-        </w:rPr>
-        <w:t>đồ</w:t>
-      </w:r>
-      <w:r>
-        <w:rPr>
-          <w:rFonts w:ascii="Times New Roman" w:hAnsi="Times New Roman"/>
-          <w:sz w:val="28"/>
-        </w:rPr>
-        <w:t xml:space="preserve">ng       </w:t>
-      </w:r>
-      <w:r>
-        <w:rPr>
-          <w:rFonts w:ascii="Times New Roman" w:hAnsi="Times New Roman"/>
-          <w:sz w:val="28"/>
-        </w:rPr>
-        <w:t>{{phanTramVV}}</w:t>
-      </w:r>
-    </w:p>
-    <w:p>
-      <w:pPr>
-        <w:rPr>
-          <w:rFonts w:ascii="Times New Roman" w:hAnsi="Times New Roman"/>
-          <w:sz w:val="28"/>
-        </w:rPr>
-      </w:pPr>
-      <w:r>
-        <w:rPr>
-          <w:rFonts w:ascii="Times New Roman" w:hAnsi="Times New Roman"/>
-          <w:sz w:val="28"/>
-        </w:rPr>
-        <w:t>3.2 Thu nhập dự kiến của phương án:</w:t>
-      </w:r>
-    </w:p>
-    <w:p>
-      <w:pPr>
-        <w:rPr>
-          <w:rFonts w:ascii="Times New Roman" w:hAnsi="Times New Roman"/>
-          <w:sz w:val="28"/>
-        </w:rPr>
-      </w:pPr>
-      <w:r>
-        <w:rPr>
-          <w:rFonts w:ascii="Times New Roman" w:hAnsi="Times New Roman"/>
-          <w:sz w:val="28"/>
-        </w:rPr>
-        <w:tab/>
-        <w:t>{{TABLE_TN_PLACEHOLDER}}</w:t>
-      </w:r>
-    </w:p>
-    <w:p>
-      <w:pPr>
-        <w:rPr>
-          <w:rFonts w:ascii="Times New Roman" w:hAnsi="Times New Roman"/>
-          <w:sz w:val="28"/>
-        </w:rPr>
-      </w:pPr>
-      <w:r>
-        <w:rPr>
-          <w:rFonts w:ascii="Times New Roman" w:hAnsi="Times New Roman"/>
-          <w:sz w:val="28"/>
-        </w:rPr>
-        <w:t>3.3 Hiệu quả kinh tế tài chính dự kiến:</w:t>
-      </w:r>
-    </w:p>
-    <w:p>
-      <w:pPr>
-        <w:rPr>
-          <w:rFonts w:ascii="Times New Roman" w:hAnsi="Times New Roman"/>
-          <w:sz w:val="28"/>
-        </w:rPr>
-      </w:pPr>
-      <w:r>
-        <w:rPr>
-          <w:rFonts w:ascii="Times New Roman" w:hAnsi="Times New Roman"/>
-          <w:sz w:val="28"/>
-        </w:rPr>
-        <w:t>Tổng doanh thu:                       {{tongDoanhThu}}</w:t>
-      </w:r>
-      <w:r>
-        <w:rPr>
-          <w:rFonts w:ascii="Times New Roman" w:hAnsi="Times New Roman"/>
-          <w:sz w:val="28"/>
-        </w:rPr>
-        <w:t xml:space="preserve">       </w:t>
-      </w:r>
-      <w:r>
-        <w:rPr>
-          <w:rFonts w:ascii="Times New Roman" w:hAnsi="Times New Roman"/>
-          <w:sz w:val="28"/>
-        </w:rPr>
-        <w:t xml:space="preserve">  </w:t>
-      </w:r>
-      <w:r>
-        <w:rPr>
-          <w:rFonts w:ascii="Times New Roman" w:hAnsi="Times New Roman"/>
-          <w:sz w:val="28"/>
-        </w:rPr>
-        <w:t xml:space="preserve">         </w:t>
-      </w:r>
-      <w:r>
-        <w:rPr>
-          <w:rFonts w:ascii="Times New Roman" w:hAnsi="Times New Roman"/>
-          <w:sz w:val="28"/>
-        </w:rPr>
-        <w:t>đồng</w:t>
-      </w:r>
-    </w:p>
-    <w:p>
-      <w:pPr>
-        <w:rPr>
-          <w:rFonts w:ascii="Times New Roman" w:hAnsi="Times New Roman"/>
-          <w:sz w:val="28"/>
-        </w:rPr>
-      </w:pPr>
-      <w:r>
-        <w:rPr>
-          <w:rFonts w:ascii="Times New Roman" w:hAnsi="Times New Roman"/>
-          <w:sz w:val="28"/>
-        </w:rPr>
-        <w:t>Tổng chi phí:                            {{tongChiPhi}}</w:t>
-      </w:r>
-      <w:r>
-        <w:rPr>
-          <w:rFonts w:ascii="Times New Roman" w:hAnsi="Times New Roman"/>
-          <w:sz w:val="28"/>
-        </w:rPr>
-        <w:t xml:space="preserve">             </w:t>
-      </w:r>
-      <w:r>
-        <w:rPr>
-          <w:rFonts w:ascii="Times New Roman" w:hAnsi="Times New Roman"/>
-          <w:sz w:val="28"/>
-        </w:rPr>
-        <w:t xml:space="preserve">   </w:t>
-      </w:r>
-      <w:r>
-        <w:rPr>
-          <w:rFonts w:ascii="Times New Roman" w:hAnsi="Times New Roman"/>
-          <w:sz w:val="28"/>
-        </w:rPr>
-        <w:t xml:space="preserve"> </w:t>
-      </w:r>
-      <w:r>
-        <w:rPr>
-          <w:rFonts w:ascii="Times New Roman" w:hAnsi="Times New Roman"/>
-          <w:sz w:val="28"/>
-        </w:rPr>
-        <w:t xml:space="preserve"> </w:t>
-      </w:r>
-      <w:r>
-        <w:rPr>
-          <w:rFonts w:ascii="Times New Roman" w:hAnsi="Times New Roman"/>
-          <w:sz w:val="28"/>
-        </w:rPr>
-        <w:t>đồng</w:t>
-      </w:r>
-    </w:p>
-    <w:p>
-      <w:pPr>
-        <w:rPr>
-          <w:rFonts w:ascii="Times New Roman" w:hAnsi="Times New Roman"/>
-          <w:sz w:val="28"/>
-        </w:rPr>
-      </w:pPr>
-      <w:r>
-        <w:rPr>
-          <w:rFonts w:ascii="Times New Roman" w:hAnsi="Times New Roman"/>
-          <w:sz w:val="28"/>
-        </w:rPr>
-        <w:t xml:space="preserve">Lợi nhuận:                                </w:t>
-      </w:r>
-      <w:r>
-        <w:rPr>
-          <w:rFonts w:ascii="Times New Roman" w:hAnsi="Times New Roman"/>
-          <w:sz w:val="28"/>
-        </w:rPr>
-        <w:t xml:space="preserve">  </w:t>
-      </w:r>
-      <w:r>
-        <w:rPr>
-          <w:rFonts w:ascii="Times New Roman" w:hAnsi="Times New Roman"/>
-          <w:sz w:val="28"/>
-        </w:rPr>
-        <w:t>{{loiNhuan}}</w:t>
-      </w:r>
-      <w:r>
-        <w:rPr>
-          <w:rFonts w:ascii="Times New Roman" w:hAnsi="Times New Roman"/>
-          <w:sz w:val="28"/>
-        </w:rPr>
-        <w:t xml:space="preserve">                </w:t>
-      </w:r>
-      <w:r>
-        <w:rPr>
-          <w:rFonts w:ascii="Times New Roman" w:hAnsi="Times New Roman"/>
-          <w:sz w:val="28"/>
-        </w:rPr>
-        <w:t xml:space="preserve"> </w:t>
-      </w:r>
-      <w:r>
-        <w:rPr>
-          <w:rFonts w:ascii="Times New Roman" w:hAnsi="Times New Roman"/>
-          <w:sz w:val="28"/>
-        </w:rPr>
-        <w:t>đồng</w:t>
-      </w:r>
-    </w:p>
-    <w:p>
-      <w:pPr>
-        <w:rPr>
-          <w:rFonts w:ascii="Times New Roman" w:hAnsi="Times New Roman"/>
-          <w:b/>
-          <w:sz w:val="28"/>
-        </w:rPr>
-      </w:pPr>
-      <w:r>
-        <w:rPr>
-          <w:rFonts w:ascii="Times New Roman" w:hAnsi="Times New Roman"/>
-          <w:b/>
-          <w:sz w:val="28"/>
-        </w:rPr>
-        <w:t>4. Tình hình vay nợ của QTD Thái Học</w:t>
-      </w:r>
-      <w:r>
-        <w:rPr>
-          <w:rFonts w:ascii="Times New Roman" w:hAnsi="Times New Roman"/>
-          <w:b/>
-          <w:sz w:val="28"/>
-        </w:rPr>
-        <w:t xml:space="preserve">: </w:t>
-      </w:r>
-    </w:p>
-    <w:p>
-      <w:pPr>
-        <w:rPr>
-          <w:rFonts w:ascii="Times New Roman" w:hAnsi="Times New Roman"/>
-          <w:sz w:val="28"/>
-        </w:rPr>
-      </w:pPr>
-      <w:r>
-        <w:rPr>
-          <w:rFonts w:ascii="Times New Roman" w:hAnsi="Times New Roman"/>
-          <w:sz w:val="28"/>
-        </w:rPr>
-        <w:t xml:space="preserve">Dư nợ tại QTD Thái Học: </w:t>
-      </w:r>
-      <w:r>
-        <w:rPr>
-          <w:rFonts w:ascii="Times New Roman" w:hAnsi="Times New Roman"/>
-          <w:sz w:val="28"/>
-        </w:rPr>
-        <w:tab/>
-        <w:t>0</w:t>
-      </w:r>
-      <w:r>
-        <w:rPr>
-          <w:rFonts w:ascii="Times New Roman" w:hAnsi="Times New Roman"/>
-          <w:sz w:val="28"/>
-        </w:rPr>
-        <w:tab/>
-      </w:r>
-      <w:r>
-        <w:rPr>
-          <w:rFonts w:ascii="Times New Roman" w:hAnsi="Times New Roman"/>
-          <w:sz w:val="28"/>
-        </w:rPr>
-        <w:tab/>
-      </w:r>
-      <w:r>
-        <w:rPr>
-          <w:rFonts w:ascii="Times New Roman" w:hAnsi="Times New Roman"/>
-          <w:sz w:val="28"/>
-        </w:rPr>
-        <w:tab/>
-        <w:t xml:space="preserve">      đồng</w:t>
-      </w:r>
-    </w:p>
-    <w:p>
-      <w:pPr>
-        <w:rPr>
-          <w:rFonts w:ascii="Times New Roman" w:hAnsi="Times New Roman"/>
-          <w:b/>
-          <w:sz w:val="28"/>
-        </w:rPr>
-      </w:pPr>
-      <w:r>
-        <w:rPr>
-          <w:rFonts w:ascii="Times New Roman" w:hAnsi="Times New Roman"/>
-          <w:b/>
-          <w:sz w:val="28"/>
-        </w:rPr>
-        <w:t>5. Nguồn trả nợ tiền vay</w:t>
-      </w:r>
-      <w:r>
-        <w:rPr>
-          <w:rFonts w:ascii="Times New Roman" w:hAnsi="Times New Roman"/>
-          <w:b/>
-          <w:sz w:val="28"/>
-        </w:rPr>
-        <w:t>:</w:t>
-      </w:r>
-    </w:p>
-    <w:p>
-      <w:pPr>
-        <w:rPr>
-          <w:rFonts w:ascii="Times New Roman" w:hAnsi="Times New Roman"/>
-          <w:sz w:val="28"/>
-        </w:rPr>
-      </w:pPr>
-      <w:r>
-        <w:rPr>
-          <w:rFonts w:ascii="Times New Roman" w:hAnsi="Times New Roman"/>
-          <w:sz w:val="28"/>
-        </w:rPr>
-        <w:t>a) Nguồn trả nợ:</w:t>
-      </w:r>
-    </w:p>
-    <w:p>
-      <w:pPr>
-        <w:rPr>
-          <w:rFonts w:ascii="Times New Roman" w:hAnsi="Times New Roman"/>
-          <w:sz w:val="28"/>
-        </w:rPr>
-      </w:pPr>
-      <w:r>
-        <w:rPr>
-          <w:rFonts w:ascii="Times New Roman" w:hAnsi="Times New Roman"/>
-          <w:sz w:val="28"/>
-        </w:rPr>
-        <w:tab/>
-        <w:t xml:space="preserve">Từ lợi nhuận doanh thu của phương án: </w:t>
-      </w:r>
-      <w:r>
-        <w:rPr>
-          <w:rFonts w:ascii="Times New Roman" w:hAnsi="Times New Roman"/>
-          <w:sz w:val="28"/>
-        </w:rPr>
-        <w:tab/>
-        <w:t xml:space="preserve">{{loiNhuan}}       </w:t>
-      </w:r>
-      <w:r>
-        <w:rPr>
-          <w:rFonts w:ascii="Times New Roman" w:hAnsi="Times New Roman"/>
-          <w:sz w:val="28"/>
-        </w:rPr>
-        <w:t xml:space="preserve">  </w:t>
-      </w:r>
-      <w:r>
-        <w:rPr>
-          <w:rFonts w:ascii="Times New Roman" w:hAnsi="Times New Roman"/>
-          <w:sz w:val="28"/>
-        </w:rPr>
-        <w:t xml:space="preserve"> </w:t>
-      </w:r>
-      <w:r>
-        <w:rPr>
-          <w:rFonts w:ascii="Times New Roman" w:hAnsi="Times New Roman"/>
-          <w:sz w:val="28"/>
-        </w:rPr>
-        <w:t xml:space="preserve">   </w:t>
-      </w:r>
-      <w:r>
-        <w:rPr>
-          <w:rFonts w:ascii="Times New Roman" w:hAnsi="Times New Roman"/>
-          <w:sz w:val="28"/>
-        </w:rPr>
-        <w:t>đồng</w:t>
-      </w:r>
-    </w:p>
-    <w:p>
-      <w:pPr>
-        <w:rPr>
-          <w:rFonts w:ascii="Times New Roman" w:hAnsi="Times New Roman"/>
-          <w:sz w:val="28"/>
-        </w:rPr>
-      </w:pPr>
-      <w:r>
-        <w:rPr>
-          <w:rFonts w:ascii="Times New Roman" w:hAnsi="Times New Roman"/>
-          <w:sz w:val="28"/>
-        </w:rPr>
-        <w:lastRenderedPageBreak/>
-        <w:tab/>
-        <w:t>Từ thu nhập khác:</w:t>
-      </w:r>
-      <w:r>
-        <w:rPr>
-          <w:rFonts w:ascii="Times New Roman" w:hAnsi="Times New Roman"/>
-          <w:sz w:val="28"/>
-        </w:rPr>
-        <w:tab/>
-      </w:r>
-      <w:r>
-        <w:rPr>
-          <w:rFonts w:ascii="Times New Roman" w:hAnsi="Times New Roman"/>
-          <w:sz w:val="28"/>
-        </w:rPr>
-        <w:tab/>
-      </w:r>
-      <w:r>
-        <w:rPr>
-          <w:rFonts w:ascii="Times New Roman" w:hAnsi="Times New Roman"/>
-          <w:sz w:val="28"/>
-        </w:rPr>
-        <w:tab/>
-      </w:r>
-      <w:r>
-        <w:rPr>
-          <w:rFonts w:ascii="Times New Roman" w:hAnsi="Times New Roman"/>
-          <w:sz w:val="28"/>
-        </w:rPr>
-        <w:tab/>
-      </w:r>
-      <w:r>
-        <w:rPr>
-          <w:rFonts w:ascii="Times New Roman" w:hAnsi="Times New Roman"/>
-          <w:sz w:val="28"/>
-        </w:rPr>
-        <w:tab/>
-      </w:r>
-      <w:r>
-        <w:rPr>
-          <w:rFonts w:ascii="Times New Roman" w:hAnsi="Times New Roman"/>
-          <w:sz w:val="28"/>
-        </w:rPr>
-        <w:t xml:space="preserve">                0             </w:t>
-      </w:r>
-      <w:r>
-        <w:rPr>
-          <w:rFonts w:ascii="Times New Roman" w:hAnsi="Times New Roman"/>
-          <w:sz w:val="28"/>
-        </w:rPr>
-        <w:t>đồng</w:t>
-      </w:r>
-    </w:p>
-    <w:p>
-      <w:pPr>
-        <w:rPr>
-          <w:rFonts w:ascii="Times New Roman" w:hAnsi="Times New Roman"/>
-          <w:sz w:val="28"/>
-        </w:rPr>
-      </w:pPr>
-      <w:r>
-        <w:rPr>
-          <w:rFonts w:ascii="Times New Roman" w:hAnsi="Times New Roman"/>
-          <w:sz w:val="28"/>
-        </w:rPr>
-        <w:tab/>
-        <w:t>Từ thu hồi vốn đầu tư củ</w:t>
-      </w:r>
-      <w:r>
-        <w:rPr>
-          <w:rFonts w:ascii="Times New Roman" w:hAnsi="Times New Roman"/>
-          <w:sz w:val="28"/>
-        </w:rPr>
-        <w:t>a</w:t>
-      </w:r>
-      <w:r>
-        <w:rPr>
-          <w:rFonts w:ascii="Times New Roman" w:hAnsi="Times New Roman"/>
-          <w:sz w:val="28"/>
-        </w:rPr>
-        <w:t xml:space="preserve"> phương án:           </w:t>
-      </w:r>
-      <w:r>
-        <w:rPr>
-          <w:rFonts w:ascii="Times New Roman" w:hAnsi="Times New Roman"/>
-          <w:sz w:val="28"/>
-        </w:rPr>
-        <w:t xml:space="preserve">{{thuHoiVon}}    </w:t>
-      </w:r>
-      <w:r>
-        <w:rPr>
-          <w:rFonts w:ascii="Times New Roman" w:hAnsi="Times New Roman"/>
-          <w:sz w:val="28"/>
-        </w:rPr>
-        <w:t xml:space="preserve">   </w:t>
-      </w:r>
-      <w:r>
-        <w:rPr>
-          <w:rFonts w:ascii="Times New Roman" w:hAnsi="Times New Roman"/>
-          <w:sz w:val="28"/>
-        </w:rPr>
-        <w:t xml:space="preserve">   </w:t>
-      </w:r>
-      <w:r>
-        <w:rPr>
-          <w:rFonts w:ascii="Times New Roman" w:hAnsi="Times New Roman"/>
-          <w:sz w:val="28"/>
-        </w:rPr>
-        <w:t xml:space="preserve"> </w:t>
-      </w:r>
-      <w:r>
-        <w:rPr>
-          <w:rFonts w:ascii="Times New Roman" w:hAnsi="Times New Roman"/>
-          <w:sz w:val="28"/>
-        </w:rPr>
-        <w:t>đồng</w:t>
-      </w:r>
-    </w:p>
-    <w:p>
-      <w:pPr>
-        <w:rPr>
-          <w:rFonts w:ascii="Times New Roman" w:hAnsi="Times New Roman"/>
-          <w:sz w:val="28"/>
-        </w:rPr>
-      </w:pPr>
-      <w:r>
-        <w:rPr>
-          <w:rFonts w:ascii="Times New Roman" w:hAnsi="Times New Roman"/>
-          <w:sz w:val="28"/>
-        </w:rPr>
-        <w:t>b) Kế hoạch trả nợ:</w:t>
-      </w:r>
-    </w:p>
-    <w:p>
-      <w:pPr>
-        <w:rPr>
-          <w:rFonts w:ascii="Times New Roman" w:hAnsi="Times New Roman"/>
-          <w:sz w:val="28"/>
-        </w:rPr>
-      </w:pPr>
-      <w:r>
-        <w:rPr>
-          <w:rFonts w:ascii="Times New Roman" w:hAnsi="Times New Roman"/>
-          <w:sz w:val="28"/>
-        </w:rPr>
-        <w:tab/>
-        <w:t>Trả nợ gốc: Theo hợp đồng tín dụng</w:t>
-      </w:r>
-    </w:p>
-    <w:p>
-      <w:pPr>
-        <w:rPr>
-          <w:rFonts w:ascii="Times New Roman" w:hAnsi="Times New Roman"/>
-          <w:sz w:val="28"/>
-        </w:rPr>
-      </w:pPr>
-      <w:r>
-        <w:rPr>
-          <w:rFonts w:ascii="Times New Roman" w:hAnsi="Times New Roman"/>
-          <w:sz w:val="28"/>
-        </w:rPr>
-        <w:tab/>
-        <w:t>Trả lãi: Lãi tiền vay được trả hàng tháng</w:t>
-      </w:r>
-    </w:p>
-    <w:p>
-      <w:pPr>
-        <w:rPr>
-          <w:rFonts w:ascii="Times New Roman" w:hAnsi="Times New Roman"/>
-          <w:b/>
-          <w:sz w:val="28"/>
-        </w:rPr>
-      </w:pPr>
-      <w:r>
-        <w:rPr>
-          <w:rFonts w:ascii="Times New Roman" w:hAnsi="Times New Roman"/>
-          <w:b/>
-          <w:sz w:val="28"/>
-        </w:rPr>
-        <w:t>6. Tài sản đảm bảo:</w:t>
-      </w:r>
-    </w:p>
-    <w:p>
-      <w:pPr>
-        <w:rPr>
-          <w:rFonts w:ascii="Times New Roman" w:hAnsi="Times New Roman"/>
-          <w:sz w:val="28"/>
-        </w:rPr>
-      </w:pPr>
-      <w:r>
-        <w:rPr>
-          <w:rFonts w:ascii="Times New Roman" w:hAnsi="Times New Roman"/>
-          <w:b/>
-          <w:sz w:val="28"/>
-        </w:rPr>
-        <w:tab/>
-      </w:r>
-      <w:r>
-        <w:rPr>
-          <w:rFonts w:ascii="Times New Roman" w:hAnsi="Times New Roman"/>
-          <w:sz w:val="28"/>
-        </w:rPr>
-        <w:t>Giấy chứng nhận Quyền sử dụng đất số:</w:t>
-      </w:r>
-      <w:r>
-        <w:rPr>
-          <w:rFonts w:ascii="Times New Roman" w:hAnsi="Times New Roman"/>
-          <w:sz w:val="28"/>
-        </w:rPr>
-        <w:tab/>
-        <w:t>{{seri}}</w:t>
-      </w:r>
-    </w:p>
-    <w:p>
-      <w:pPr>
-        <w:rPr>
-          <w:rFonts w:ascii="Times New Roman" w:hAnsi="Times New Roman"/>
-          <w:sz w:val="28"/>
-        </w:rPr>
-      </w:pPr>
-      <w:r>
-        <w:rPr>
-          <w:rFonts w:ascii="Times New Roman" w:hAnsi="Times New Roman"/>
-          <w:sz w:val="28"/>
-        </w:rPr>
-        <w:tab/>
-        <w:t>{{vsmt}}</w:t>
-      </w:r>
-    </w:p>
-    <w:p>
-      <w:pPr>
-        <w:rPr>
-          <w:rFonts w:ascii="Times New Roman" w:hAnsi="Times New Roman"/>
-          <w:sz w:val="28"/>
-        </w:rPr>
-      </w:pPr>
-      <w:r>
-        <w:rPr>
-          <w:rFonts w:ascii="Times New Roman" w:hAnsi="Times New Roman"/>
-          <w:sz w:val="28"/>
-        </w:rPr>
-        <w:tab/>
-        <w:t>Do {{nc}} cấp ngày {{ngc}}</w:t>
-      </w:r>
-    </w:p>
-    <w:p>
-      <w:pPr>
-        <w:rPr>
-          <w:rFonts w:ascii="Times New Roman" w:hAnsi="Times New Roman"/>
-          <w:sz w:val="28"/>
-        </w:rPr>
-      </w:pPr>
-      <w:r>
-        <w:rPr>
-          <w:rFonts w:ascii="Times New Roman" w:hAnsi="Times New Roman"/>
-          <w:sz w:val="28"/>
-        </w:rPr>
-        <w:tab/>
-      </w:r>
-      <w:r>
-        <w:rPr>
-          <w:rFonts w:ascii="Times New Roman" w:hAnsi="Times New Roman"/>
-          <w:sz w:val="28"/>
-        </w:rPr>
-        <w:t>Mang tên (Ông/bà)</w:t>
-      </w:r>
-      <w:r>
-        <w:rPr>
-          <w:rFonts w:ascii="Times New Roman" w:hAnsi="Times New Roman"/>
-          <w:sz w:val="28"/>
-        </w:rPr>
-        <w:t>:</w:t>
-      </w:r>
-      <w:r>
-        <w:rPr>
-          <w:rFonts w:ascii="Times New Roman" w:hAnsi="Times New Roman"/>
-          <w:sz w:val="28"/>
-        </w:rPr>
-        <w:t xml:space="preserve"> {{ndtbd}}</w:t>
-      </w:r>
-    </w:p>
-    <w:p>
-      <w:pPr>
-        <w:rPr>
-          <w:rFonts w:ascii="Times New Roman" w:hAnsi="Times New Roman"/>
-          <w:b/>
-          <w:sz w:val="28"/>
-        </w:rPr>
-      </w:pPr>
-      <w:r>
-        <w:rPr>
-          <w:rFonts w:ascii="Times New Roman" w:hAnsi="Times New Roman"/>
-          <w:b/>
-          <w:sz w:val="28"/>
-        </w:rPr>
-        <w:t>7. Khách hàng cam kết:</w:t>
-      </w:r>
-    </w:p>
-    <w:p>
-      <w:pPr>
+        <w:tab/>
+        <w:t>Nếu được QTD cho vay vốn gia đình tôi cam kết sử dụng vốn đúng mục đích, trả nợ gốc, lãi đúng kỳ hạn ghi trên hợp đồng cho vay.</w:t>
+      </w:r>
+    </w:p>
+    <w:p>
+      <w:pPr>
+        <w:spacing w:after="0" w:line="288" w:lineRule="auto"/>
+        <w:rPr>
+          <w:rFonts w:ascii="Times New Roman" w:hAnsi="Times New Roman"/>
+          <w:sz w:val="28"/>
+        </w:rPr>
+      </w:pPr>
+      <w:r>
+        <w:rPr>
+          <w:rFonts w:ascii="Times New Roman" w:hAnsi="Times New Roman"/>
+          <w:sz w:val="28"/>
+        </w:rPr>
+        <w:tab/>
+        <w:t>Nếu không thực hiện đúng những cam kết trên, tôi hoàn toàn chịu trách nhiệm trước pháp luật.</w:t>
+      </w:r>
+    </w:p>
+    <w:p>
+      <w:pPr>
+        <w:spacing w:after="0" w:line="288" w:lineRule="auto"/>
         <w:ind w:firstLine="720"/>
         <w:rPr>
           <w:rFonts w:ascii="Times New Roman" w:hAnsi="Times New Roman"/>
-          <w:sz w:val="28"/>
-        </w:rPr>
-      </w:pPr>
-      <w:r>
-        <w:rPr>
-          <w:rFonts w:ascii="Times New Roman" w:hAnsi="Times New Roman"/>
-          <w:sz w:val="28"/>
-        </w:rPr>
-        <w:t>Tôi là:  {{kh}} cam kết cung cấp thông tin, hồ sơ đúng sự thật và chịu trách nhiệm chính xác các nội dung đã cung cấp.</w:t>
-      </w:r>
-    </w:p>
-    <w:p>
-      <w:pPr>
-        <w:rPr>
-          <w:rFonts w:ascii="Times New Roman" w:hAnsi="Times New Roman"/>
-          <w:sz w:val="28"/>
-        </w:rPr>
-      </w:pPr>
-      <w:r>
-        <w:rPr>
-          <w:rFonts w:ascii="Times New Roman" w:hAnsi="Times New Roman"/>
-          <w:sz w:val="28"/>
-        </w:rPr>
-        <w:t xml:space="preserve">     </w:t>
-      </w:r>
-      <w:r>
-        <w:rPr>
-          <w:rFonts w:ascii="Times New Roman" w:hAnsi="Times New Roman"/>
-          <w:sz w:val="28"/>
-        </w:rPr>
-        <w:tab/>
-        <w:t>Nếu được QTD cho vay vốn gia đình tôi cam kết sử dụng vốn đúng mục đích, trả nợ gốc, lãi đúng kỳ hạn ghi trên hợp đồng cho vay.</w:t>
-      </w:r>
-    </w:p>
-    <w:p>
-      <w:pPr>
-        <w:rPr>
-          <w:rFonts w:ascii="Times New Roman" w:hAnsi="Times New Roman"/>
-          <w:sz w:val="28"/>
-        </w:rPr>
-      </w:pPr>
-      <w:r>
-        <w:rPr>
-          <w:rFonts w:ascii="Times New Roman" w:hAnsi="Times New Roman"/>
-          <w:sz w:val="28"/>
-        </w:rPr>
-        <w:tab/>
-        <w:t>Nếu không thực hiện đúng những cam kết trên, tôi hoàn toàn chịu trách nhiệm trước pháp luật.</w:t>
-      </w:r>
-    </w:p>
-    <w:p>
-      <w:pPr>
+          <w:i/>
+          <w:sz w:val="28"/>
+        </w:rPr>
+      </w:pPr>
+      <w:r>
+        <w:rPr>
+          <w:rFonts w:ascii="Times New Roman" w:hAnsi="Times New Roman"/>
+          <w:i/>
+          <w:sz w:val="28"/>
+        </w:rPr>
+        <w:tab/>
+      </w:r>
+      <w:r>
+        <w:rPr>
+          <w:rFonts w:ascii="Times New Roman" w:hAnsi="Times New Roman"/>
+          <w:i/>
+          <w:sz w:val="28"/>
+        </w:rPr>
+        <w:tab/>
+      </w:r>
+      <w:r>
+        <w:rPr>
+          <w:rFonts w:ascii="Times New Roman" w:hAnsi="Times New Roman"/>
+          <w:i/>
+          <w:sz w:val="28"/>
+        </w:rPr>
+        <w:tab/>
+      </w:r>
+      <w:r>
+        <w:rPr>
+          <w:rFonts w:ascii="Times New Roman" w:hAnsi="Times New Roman"/>
+          <w:i/>
+          <w:sz w:val="28"/>
+        </w:rPr>
+        <w:t xml:space="preserve">               </w:t>
+      </w:r>
+      <w:r>
+        <w:rPr>
+          <w:rFonts w:ascii="Times New Roman" w:hAnsi="Times New Roman"/>
+          <w:i/>
+          <w:sz w:val="28"/>
+        </w:rPr>
+        <w:t>{{phuong}}</w:t>
+      </w:r>
+      <w:r>
+        <w:rPr>
+          <w:rFonts w:ascii="Times New Roman" w:hAnsi="Times New Roman"/>
+          <w:i/>
+          <w:sz w:val="28"/>
+        </w:rPr>
+        <w:t>, ngày {{day}} tháng {{month}} năm</w:t>
+      </w:r>
+      <w:r>
+        <w:rPr>
+          <w:rFonts w:ascii="Times New Roman" w:hAnsi="Times New Roman"/>
+          <w:i/>
+          <w:sz w:val="28"/>
+        </w:rPr>
+        <w:t xml:space="preserve"> {{year}}</w:t>
+      </w:r>
+    </w:p>
+    <w:p>
+      <w:pPr>
+        <w:spacing w:after="0" w:line="288" w:lineRule="auto"/>
         <w:ind w:firstLine="720"/>
         <w:rPr>
           <w:rFonts w:ascii="Times New Roman" w:hAnsi="Times New Roman"/>
+          <w:b/>
+          <w:sz w:val="28"/>
+        </w:rPr>
+      </w:pPr>
+      <w:r>
+        <w:rPr>
+          <w:rFonts w:ascii="Times New Roman" w:hAnsi="Times New Roman"/>
           <w:i/>
           <w:sz w:val="28"/>
         </w:rPr>
-      </w:pPr>
+        <w:tab/>
+      </w:r>
       <w:r>
         <w:rPr>
           <w:rFonts w:ascii="Times New Roman" w:hAnsi="Times New Roman"/>
@@ -1975,7 +2116,7 @@
           <w:i/>
           <w:sz w:val="28"/>
         </w:rPr>
-        <w:t xml:space="preserve">               </w:t>
+        <w:tab/>
       </w:r>
       <w:r>
         <w:rPr>
@@ -1983,80 +2124,6 @@
           <w:i/>
           <w:sz w:val="28"/>
         </w:rPr>
-        <w:t>{{phuong}}</w:t>
-      </w:r>
-      <w:r>
-        <w:rPr>
-          <w:rFonts w:ascii="Times New Roman" w:hAnsi="Times New Roman"/>
-          <w:i/>
-          <w:sz w:val="28"/>
-        </w:rPr>
-        <w:t>, ngày {{day}} tháng {{month}} năm</w:t>
-      </w:r>
-      <w:r>
-        <w:rPr>
-          <w:rFonts w:ascii="Times New Roman" w:hAnsi="Times New Roman"/>
-          <w:i/>
-          <w:sz w:val="28"/>
-        </w:rPr>
-        <w:t xml:space="preserve"> {{year}}</w:t>
-      </w:r>
-    </w:p>
-    <w:p>
-      <w:pPr>
-        <w:ind w:firstLine="720"/>
-        <w:rPr>
-          <w:rFonts w:ascii="Times New Roman" w:hAnsi="Times New Roman"/>
-          <w:b/>
-          <w:sz w:val="28"/>
-        </w:rPr>
-      </w:pPr>
-      <w:r>
-        <w:rPr>
-          <w:rFonts w:ascii="Times New Roman" w:hAnsi="Times New Roman"/>
-          <w:i/>
-          <w:sz w:val="28"/>
-        </w:rPr>
-        <w:tab/>
-      </w:r>
-      <w:r>
-        <w:rPr>
-          <w:rFonts w:ascii="Times New Roman" w:hAnsi="Times New Roman"/>
-          <w:i/>
-          <w:sz w:val="28"/>
-        </w:rPr>
-        <w:tab/>
-      </w:r>
-      <w:r>
-        <w:rPr>
-          <w:rFonts w:ascii="Times New Roman" w:hAnsi="Times New Roman"/>
-          <w:i/>
-          <w:sz w:val="28"/>
-        </w:rPr>
-        <w:tab/>
-      </w:r>
-      <w:r>
-        <w:rPr>
-          <w:rFonts w:ascii="Times New Roman" w:hAnsi="Times New Roman"/>
-          <w:i/>
-          <w:sz w:val="28"/>
-        </w:rPr>
-        <w:tab/>
-      </w:r>
-      <w:r>
-        <w:rPr>
-          <w:rFonts w:ascii="Times New Roman" w:hAnsi="Times New Roman"/>
-          <w:i/>
-          <w:sz w:val="28"/>
-        </w:rPr>
-        <w:tab/>
-      </w:r>
-      <w:r>
-        <w:rPr>
-          <w:rFonts w:ascii="Times New Roman" w:hAnsi="Times New Roman"/>
-          <w:i/>
-          <w:sz w:val="28"/>
-        </w:rPr>
         <w:tab/>
       </w:r>
       <w:r>
@@ -2070,6 +2137,7 @@
     </w:p>
     <w:p>
       <w:pPr>
+        <w:spacing w:after="0" w:line="288" w:lineRule="auto"/>
         <w:ind w:firstLine="720"/>
         <w:rPr>
           <w:rFonts w:ascii="Times New Roman" w:hAnsi="Times New Roman"/>
